--- a/docs/manual/Market Twin Beta Testing Guide (EN).docx
+++ b/docs/manual/Market Twin Beta Testing Guide (EN).docx
@@ -5,24 +5,22 @@
     <w:p>
       <w:pPr>
         <w:pStyle w:val="a4"/>
-        <w:keepNext/>
-        <w:keepLines/>
       </w:pPr>
       <w:r>
         <w:rPr>
           <w:noProof/>
         </w:rPr>
         <w:drawing>
-          <wp:inline distT="0" distB="0" distL="0" distR="0" wp14:anchorId="0D5123D7" wp14:editId="31835C7C">
+          <wp:inline distT="0" distB="0" distL="0" distR="0" wp14:anchorId="763E2FEA" wp14:editId="0CD42842">
             <wp:extent cx="1397000" cy="1397000"/>
             <wp:effectExtent l="0" t="0" r="0" b="0"/>
-            <wp:docPr id="1999042466" name="그림 1"/>
+            <wp:docPr id="519241906" name="그림 1"/>
             <wp:cNvGraphicFramePr/>
             <a:graphic xmlns:a="http://schemas.openxmlformats.org/drawingml/2006/main">
               <a:graphicData uri="http://schemas.openxmlformats.org/drawingml/2006/picture">
                 <pic:pic xmlns:pic="http://schemas.openxmlformats.org/drawingml/2006/picture">
                   <pic:nvPicPr>
-                    <pic:cNvPr id="1999042466" name=""/>
+                    <pic:cNvPr id="519241906" name=""/>
                     <pic:cNvPicPr/>
                   </pic:nvPicPr>
                   <pic:blipFill>
@@ -118,7 +116,6 @@
         </w:rPr>
       </w:pPr>
       <w:r>
-        <w:lastRenderedPageBreak/>
         <w:fldChar w:fldCharType="begin"/>
       </w:r>
       <w:r>
@@ -149,7 +146,7 @@
         <w:rPr>
           <w:noProof/>
         </w:rPr>
-        <w:instrText xml:space="preserve"> PAGEREF _Toc232711084 \h </w:instrText>
+        <w:instrText xml:space="preserve"> PAGEREF _Toc232711744 \h </w:instrText>
       </w:r>
       <w:r>
         <w:rPr>
@@ -212,7 +209,7 @@
         <w:rPr>
           <w:noProof/>
         </w:rPr>
-        <w:instrText xml:space="preserve"> PAGEREF _Toc232711085 \h </w:instrText>
+        <w:instrText xml:space="preserve"> PAGEREF _Toc232711745 \h </w:instrText>
       </w:r>
       <w:r>
         <w:rPr>
@@ -275,7 +272,7 @@
         <w:rPr>
           <w:noProof/>
         </w:rPr>
-        <w:instrText xml:space="preserve"> PAGEREF _Toc232711086 \h </w:instrText>
+        <w:instrText xml:space="preserve"> PAGEREF _Toc232711746 \h </w:instrText>
       </w:r>
       <w:r>
         <w:rPr>
@@ -338,7 +335,7 @@
         <w:rPr>
           <w:noProof/>
         </w:rPr>
-        <w:instrText xml:space="preserve"> PAGEREF _Toc232711087 \h </w:instrText>
+        <w:instrText xml:space="preserve"> PAGEREF _Toc232711747 \h </w:instrText>
       </w:r>
       <w:r>
         <w:rPr>
@@ -401,7 +398,7 @@
         <w:rPr>
           <w:noProof/>
         </w:rPr>
-        <w:instrText xml:space="preserve"> PAGEREF _Toc232711088 \h </w:instrText>
+        <w:instrText xml:space="preserve"> PAGEREF _Toc232711748 \h </w:instrText>
       </w:r>
       <w:r>
         <w:rPr>
@@ -463,7 +460,7 @@
         <w:rPr>
           <w:noProof/>
         </w:rPr>
-        <w:instrText xml:space="preserve"> PAGEREF _Toc232711089 \h </w:instrText>
+        <w:instrText xml:space="preserve"> PAGEREF _Toc232711749 \h </w:instrText>
       </w:r>
       <w:r>
         <w:rPr>
@@ -525,7 +522,7 @@
         <w:rPr>
           <w:noProof/>
         </w:rPr>
-        <w:instrText xml:space="preserve"> PAGEREF _Toc232711090 \h </w:instrText>
+        <w:instrText xml:space="preserve"> PAGEREF _Toc232711750 \h </w:instrText>
       </w:r>
       <w:r>
         <w:rPr>
@@ -587,7 +584,7 @@
         <w:rPr>
           <w:noProof/>
         </w:rPr>
-        <w:instrText xml:space="preserve"> PAGEREF _Toc232711091 \h </w:instrText>
+        <w:instrText xml:space="preserve"> PAGEREF _Toc232711751 \h </w:instrText>
       </w:r>
       <w:r>
         <w:rPr>
@@ -656,7 +653,7 @@
         <w:rPr>
           <w:noProof/>
         </w:rPr>
-        <w:instrText xml:space="preserve"> PAGEREF _Toc232711092 \h </w:instrText>
+        <w:instrText xml:space="preserve"> PAGEREF _Toc232711752 \h </w:instrText>
       </w:r>
       <w:r>
         <w:rPr>
@@ -718,7 +715,7 @@
         <w:rPr>
           <w:noProof/>
         </w:rPr>
-        <w:instrText xml:space="preserve"> PAGEREF _Toc232711093 \h </w:instrText>
+        <w:instrText xml:space="preserve"> PAGEREF _Toc232711753 \h </w:instrText>
       </w:r>
       <w:r>
         <w:rPr>
@@ -780,7 +777,7 @@
         <w:rPr>
           <w:noProof/>
         </w:rPr>
-        <w:instrText xml:space="preserve"> PAGEREF _Toc232711094 \h </w:instrText>
+        <w:instrText xml:space="preserve"> PAGEREF _Toc232711754 \h </w:instrText>
       </w:r>
       <w:r>
         <w:rPr>
@@ -842,7 +839,7 @@
         <w:rPr>
           <w:noProof/>
         </w:rPr>
-        <w:instrText xml:space="preserve"> PAGEREF _Toc232711095 \h </w:instrText>
+        <w:instrText xml:space="preserve"> PAGEREF _Toc232711755 \h </w:instrText>
       </w:r>
       <w:r>
         <w:rPr>
@@ -859,129 +856,129 @@
         <w:rPr>
           <w:noProof/>
         </w:rPr>
+        <w:t>13</w:t>
+      </w:r>
+      <w:r>
+        <w:rPr>
+          <w:noProof/>
+        </w:rPr>
+        <w:fldChar w:fldCharType="end"/>
+      </w:r>
+    </w:p>
+    <w:p>
+      <w:pPr>
+        <w:pStyle w:val="1"/>
+      </w:pPr>
+      <w:r>
+        <w:fldChar w:fldCharType="end"/>
+      </w:r>
+      <w:bookmarkStart w:id="1" w:name="_Toc232711744"/>
+      <w:r>
+        <w:t>Welcome to the Beta</w:t>
+      </w:r>
+      <w:bookmarkEnd w:id="1"/>
+    </w:p>
+    <w:p>
+      <w:pPr>
+        <w:pStyle w:val="FirstParagraph"/>
+      </w:pPr>
+      <w:r>
+        <w:t xml:space="preserve">Thank you for joining the </w:t>
+      </w:r>
+      <w:r>
+        <w:rPr>
+          <w:b/>
+          <w:bCs/>
+        </w:rPr>
+        <w:t>Market Twin beta</w:t>
+      </w:r>
+      <w:r>
+        <w:t>. Your hands-on experience and honest feedback are the single biggest help in refining the product before its full launch.</w:t>
+      </w:r>
+    </w:p>
+    <w:p>
+      <w:pPr>
+        <w:pStyle w:val="2"/>
+      </w:pPr>
+      <w:bookmarkStart w:id="2" w:name="what-is-this-product"/>
+      <w:bookmarkStart w:id="3" w:name="_Toc232711745"/>
+      <w:r>
         <w:lastRenderedPageBreak/>
-        <w:t>13</w:t>
-      </w:r>
-      <w:r>
-        <w:rPr>
-          <w:noProof/>
-        </w:rPr>
-        <w:fldChar w:fldCharType="end"/>
-      </w:r>
-    </w:p>
-    <w:p>
-      <w:pPr>
-        <w:pStyle w:val="1"/>
-      </w:pPr>
-      <w:r>
-        <w:fldChar w:fldCharType="end"/>
-      </w:r>
-      <w:bookmarkStart w:id="1" w:name="_Toc232711084"/>
-      <w:r>
-        <w:t>Welcome to the Beta</w:t>
-      </w:r>
-      <w:bookmarkEnd w:id="1"/>
+        <w:t>What is this product?</w:t>
+      </w:r>
+      <w:bookmarkEnd w:id="3"/>
     </w:p>
     <w:p>
       <w:pPr>
         <w:pStyle w:val="FirstParagraph"/>
       </w:pPr>
       <w:r>
-        <w:t xml:space="preserve">Thank you for joining the </w:t>
-      </w:r>
-      <w:r>
-        <w:rPr>
-          <w:b/>
-          <w:bCs/>
-        </w:rPr>
-        <w:t>Market Twin beta</w:t>
-      </w:r>
-      <w:r>
-        <w:t>. Your hands-on experience and honest feedback are the single biggest help in refining the product before its full launch.</w:t>
+        <w:rPr>
+          <w:b/>
+          <w:bCs/>
+        </w:rPr>
+        <w:t>Market Twin</w:t>
+      </w:r>
+      <w:r>
+        <w:t xml:space="preserve"> lets you validate an overseas launch </w:t>
+      </w:r>
+      <w:r>
+        <w:rPr>
+          <w:b/>
+          <w:bCs/>
+        </w:rPr>
+        <w:t>before</w:t>
+      </w:r>
+      <w:r>
+        <w:t xml:space="preserve"> you ship. AI personas — modeled on government statistics for each candidate country’s local consumers — react to your product and pricing, and you get a market simulation </w:t>
+      </w:r>
+      <w:r>
+        <w:rPr>
+          <w:b/>
+          <w:bCs/>
+        </w:rPr>
+        <w:t>in just a few minutes</w:t>
+      </w:r>
+      <w:r>
+        <w:t>. It answers “which country first, at what price, and how” with data.</w:t>
       </w:r>
     </w:p>
     <w:p>
       <w:pPr>
         <w:pStyle w:val="2"/>
       </w:pPr>
-      <w:bookmarkStart w:id="2" w:name="what-is-this-product"/>
-      <w:bookmarkStart w:id="3" w:name="_Toc232711085"/>
-      <w:r>
-        <w:t>What is this product?</w:t>
-      </w:r>
-      <w:bookmarkEnd w:id="3"/>
+      <w:bookmarkStart w:id="4" w:name="what-youll-do-in-the-beta"/>
+      <w:bookmarkStart w:id="5" w:name="_Toc232711746"/>
+      <w:bookmarkEnd w:id="2"/>
+      <w:r>
+        <w:t>What you’ll do in the beta</w:t>
+      </w:r>
+      <w:bookmarkEnd w:id="5"/>
     </w:p>
     <w:p>
       <w:pPr>
         <w:pStyle w:val="FirstParagraph"/>
       </w:pPr>
       <w:r>
-        <w:rPr>
-          <w:b/>
-          <w:bCs/>
-        </w:rPr>
-        <w:t>Market Twin</w:t>
-      </w:r>
-      <w:r>
-        <w:t xml:space="preserve"> lets you validate an overseas launch </w:t>
-      </w:r>
-      <w:r>
-        <w:rPr>
-          <w:b/>
-          <w:bCs/>
-        </w:rPr>
-        <w:t>before</w:t>
-      </w:r>
-      <w:r>
-        <w:t xml:space="preserve"> you ship. AI personas — modeled on government statistics for each candidate country’s local consumers — react to your product and pricing, and you get a market simulation </w:t>
-      </w:r>
-      <w:r>
-        <w:rPr>
-          <w:b/>
-          <w:bCs/>
-        </w:rPr>
-        <w:t>in just a few minutes</w:t>
-      </w:r>
-      <w:r>
-        <w:t>. It answers “which country first, at what price, and how” with data.</w:t>
+        <w:t xml:space="preserve">Run a simulation with a real product you want to validate (or the sample demo), and tell us </w:t>
+      </w:r>
+      <w:r>
+        <w:rPr>
+          <w:b/>
+          <w:bCs/>
+        </w:rPr>
+        <w:t>whether the result is actually useful for a decision</w:t>
+      </w:r>
+      <w:r>
+        <w:t>. That’s the heart of the beta.</w:t>
       </w:r>
     </w:p>
     <w:p>
       <w:pPr>
         <w:pStyle w:val="2"/>
       </w:pPr>
-      <w:bookmarkStart w:id="4" w:name="what-youll-do-in-the-beta"/>
-      <w:bookmarkStart w:id="5" w:name="_Toc232711086"/>
-      <w:bookmarkEnd w:id="2"/>
-      <w:r>
-        <w:t>What you’ll do in the beta</w:t>
-      </w:r>
-      <w:bookmarkEnd w:id="5"/>
-    </w:p>
-    <w:p>
-      <w:pPr>
-        <w:pStyle w:val="FirstParagraph"/>
-      </w:pPr>
-      <w:r>
-        <w:t xml:space="preserve">Run a simulation with a real product you want to validate (or the sample demo), and tell us </w:t>
-      </w:r>
-      <w:r>
-        <w:rPr>
-          <w:b/>
-          <w:bCs/>
-        </w:rPr>
-        <w:t>whether the result is actually useful for a decision</w:t>
-      </w:r>
-      <w:r>
-        <w:t>. That’s the heart of the beta.</w:t>
-      </w:r>
-    </w:p>
-    <w:p>
-      <w:pPr>
-        <w:pStyle w:val="2"/>
-      </w:pPr>
       <w:bookmarkStart w:id="6" w:name="beta-benefits-limits"/>
-      <w:bookmarkStart w:id="7" w:name="_Toc232711087"/>
+      <w:bookmarkStart w:id="7" w:name="_Toc232711747"/>
       <w:bookmarkEnd w:id="4"/>
       <w:r>
         <w:t>Beta benefits &amp; limits</w:t>
@@ -1205,7 +1202,7 @@
         <w:pStyle w:val="2"/>
       </w:pPr>
       <w:bookmarkStart w:id="8" w:name="whats-included"/>
-      <w:bookmarkStart w:id="9" w:name="_Toc232711088"/>
+      <w:bookmarkStart w:id="9" w:name="_Toc232711748"/>
       <w:bookmarkEnd w:id="6"/>
       <w:r>
         <w:t>What’s included</w:t>
@@ -1264,21 +1261,10 @@
     </w:p>
     <w:p>
       <w:pPr>
-        <w:keepNext/>
-        <w:keepLines/>
-      </w:pPr>
-      <w:r>
-        <w:pict w14:anchorId="793A7F18">
-          <v:rect id="_x0000_i1025" style="width:0;height:1.5pt" o:hralign="center" o:hrstd="t" o:hr="t"/>
-        </w:pict>
-      </w:r>
-    </w:p>
-    <w:p>
-      <w:pPr>
         <w:pStyle w:val="1"/>
       </w:pPr>
       <w:bookmarkStart w:id="10" w:name="getting-started-in-5-minutes"/>
-      <w:bookmarkStart w:id="11" w:name="_Toc232711089"/>
+      <w:bookmarkStart w:id="11" w:name="_Toc232711749"/>
       <w:bookmarkEnd w:id="0"/>
       <w:bookmarkEnd w:id="8"/>
       <w:r>
@@ -1388,10 +1374,7 @@
         <w:t>“Resend confirmation email”</w:t>
       </w:r>
       <w:r>
-        <w:t xml:space="preserve"> </w:t>
-      </w:r>
-      <w:r>
-        <w:t>on the screen (60-second interval)</w:t>
+        <w:t xml:space="preserve"> on the screen (60-second interval)</w:t>
       </w:r>
     </w:p>
     <w:p>
@@ -1429,14 +1412,14 @@
     <w:p>
       <w:pPr>
         <w:pStyle w:val="CaptionedFigure"/>
-        <w:keepLines/>
-      </w:pPr>
-      <w:r>
-        <w:rPr>
-          <w:noProof/>
-        </w:rPr>
+      </w:pPr>
+      <w:r>
+        <w:rPr>
+          <w:noProof/>
+        </w:rPr>
+        <w:lastRenderedPageBreak/>
         <w:drawing>
-          <wp:inline distT="0" distB="0" distL="0" distR="0" wp14:anchorId="542AAD3C" wp14:editId="0444B7D5">
+          <wp:inline distT="0" distB="0" distL="0" distR="0" wp14:anchorId="75BE1845" wp14:editId="18B61544">
             <wp:extent cx="5334000" cy="2765209"/>
             <wp:effectExtent l="0" t="0" r="0" b="0"/>
             <wp:docPr id="15" name="Picture" descr="Login / product intro screen"/>
@@ -1508,18 +1491,10 @@
         <w:t>sample demo</w:t>
       </w:r>
       <w:r>
-        <w:t xml:space="preserve"> (3/day). It doesn’t use up your validation runs.</w:t>
-      </w:r>
-    </w:p>
-    <w:p>
-      <w:pPr>
-        <w:keepNext/>
-        <w:keepLines/>
-      </w:pPr>
-      <w:r>
-        <w:pict w14:anchorId="5B4D2278">
-          <v:rect id="_x0000_i1026" style="width:0;height:1.5pt" o:hralign="center" o:hrstd="t" o:hr="t"/>
-        </w:pict>
+        <w:t xml:space="preserve"> </w:t>
+      </w:r>
+      <w:r>
+        <w:t>(3/day). It doesn’t use up your validation runs.</w:t>
       </w:r>
     </w:p>
     <w:p>
@@ -1527,7 +1502,7 @@
         <w:pStyle w:val="1"/>
       </w:pPr>
       <w:bookmarkStart w:id="12" w:name="creating-your-first-simulation-6-steps"/>
-      <w:bookmarkStart w:id="13" w:name="_Toc232711090"/>
+      <w:bookmarkStart w:id="13" w:name="_Toc232711750"/>
       <w:bookmarkEnd w:id="10"/>
       <w:r>
         <w:t>Creating Your First Simulation (6 steps)</w:t>
@@ -1797,7 +1772,6 @@
           <w:b/>
           <w:bCs/>
         </w:rPr>
-        <w:lastRenderedPageBreak/>
         <w:t>⚠</w:t>
       </w:r>
       <w:r>
@@ -1835,14 +1809,25 @@
         <w:t>“40% of sales in the US”</w:t>
       </w:r>
       <w:r>
-        <w:t xml:space="preserve"> into the product description. The simulation will take that at face value and skew the result (e.g. auto-recommending the US). Describe </w:t>
-      </w:r>
-      <w:r>
-        <w:rPr>
-          <w:b/>
-          <w:bCs/>
-        </w:rPr>
-        <w:t>only the product itself</w:t>
+        <w:t xml:space="preserve"> </w:t>
+      </w:r>
+      <w:r>
+        <w:t xml:space="preserve">into the product description. The simulation will take that at face value and skew the result (e.g. auto-recommending the US). Describe </w:t>
+      </w:r>
+      <w:r>
+        <w:rPr>
+          <w:b/>
+          <w:bCs/>
+        </w:rPr>
+        <w:t xml:space="preserve">only the product </w:t>
+      </w:r>
+      <w:r>
+        <w:rPr>
+          <w:b/>
+          <w:bCs/>
+        </w:rPr>
+        <w:lastRenderedPageBreak/>
+        <w:t>itself</w:t>
       </w:r>
       <w:r>
         <w:t xml:space="preserve"> for a more reliable recommendation. — </w:t>
@@ -1858,14 +1843,13 @@
     <w:p>
       <w:pPr>
         <w:pStyle w:val="CaptionedFigure"/>
-        <w:keepLines/>
       </w:pPr>
       <w:r>
         <w:rPr>
           <w:noProof/>
         </w:rPr>
         <w:drawing>
-          <wp:inline distT="0" distB="0" distL="0" distR="0" wp14:anchorId="3930495C" wp14:editId="0C7B1A41">
+          <wp:inline distT="0" distB="0" distL="0" distR="0" wp14:anchorId="1C5A9178" wp14:editId="598B722C">
             <wp:extent cx="5334000" cy="3043656"/>
             <wp:effectExtent l="0" t="0" r="0" b="0"/>
             <wp:docPr id="19" name="Picture" descr="Step 1 — product details"/>
@@ -1918,14 +1902,13 @@
     <w:p>
       <w:pPr>
         <w:pStyle w:val="CaptionedFigure"/>
-        <w:keepLines/>
       </w:pPr>
       <w:r>
         <w:rPr>
           <w:noProof/>
         </w:rPr>
         <w:drawing>
-          <wp:inline distT="0" distB="0" distL="0" distR="0" wp14:anchorId="69AADC32" wp14:editId="5ACE46ED">
+          <wp:inline distT="0" distB="0" distL="0" distR="0" wp14:anchorId="55A7EA0F" wp14:editId="25CB26C1">
             <wp:extent cx="5334000" cy="2993813"/>
             <wp:effectExtent l="0" t="0" r="0" b="0"/>
             <wp:docPr id="22" name="Picture" descr="Step 3 — target market selection"/>
@@ -1980,31 +1963,30 @@
         <w:pStyle w:val="a0"/>
       </w:pPr>
       <w:r>
+        <w:t xml:space="preserve">When you run it, hundreds to thousands of AI personas start simulating across multiple LLMs. You can close the screen — it keeps running, and usually finishes in </w:t>
+      </w:r>
+      <w:r>
+        <w:rPr>
+          <w:b/>
+          <w:bCs/>
+        </w:rPr>
+        <w:t>a few minutes</w:t>
+      </w:r>
+      <w:r>
+        <w:t>.</w:t>
+      </w:r>
+    </w:p>
+    <w:p>
+      <w:pPr>
+        <w:pStyle w:val="CaptionedFigure"/>
+      </w:pPr>
+      <w:r>
+        <w:rPr>
+          <w:noProof/>
+        </w:rPr>
         <w:lastRenderedPageBreak/>
-        <w:t xml:space="preserve">When you run it, hundreds to thousands of AI personas start simulating across multiple LLMs. You can close the screen — it keeps running, and usually finishes in </w:t>
-      </w:r>
-      <w:r>
-        <w:rPr>
-          <w:b/>
-          <w:bCs/>
-        </w:rPr>
-        <w:t>a few minutes</w:t>
-      </w:r>
-      <w:r>
-        <w:t>.</w:t>
-      </w:r>
-    </w:p>
-    <w:p>
-      <w:pPr>
-        <w:pStyle w:val="CaptionedFigure"/>
-        <w:keepLines/>
-      </w:pPr>
-      <w:r>
-        <w:rPr>
-          <w:noProof/>
-        </w:rPr>
         <w:drawing>
-          <wp:inline distT="0" distB="0" distL="0" distR="0" wp14:anchorId="3683C6FE" wp14:editId="7875D064">
+          <wp:inline distT="0" distB="0" distL="0" distR="0" wp14:anchorId="7D9A83C4" wp14:editId="2BBDE540">
             <wp:extent cx="5334000" cy="2432464"/>
             <wp:effectExtent l="0" t="0" r="0" b="0"/>
             <wp:docPr id="25" name="Picture" descr="Simulation in progress / complete"/>
@@ -2056,21 +2038,10 @@
     </w:p>
     <w:p>
       <w:pPr>
-        <w:keepNext/>
-        <w:keepLines/>
-      </w:pPr>
-      <w:r>
-        <w:pict w14:anchorId="5AC88F87">
-          <v:rect id="_x0000_i1027" style="width:0;height:1.5pt" o:hralign="center" o:hrstd="t" o:hr="t"/>
-        </w:pict>
-      </w:r>
-    </w:p>
-    <w:p>
-      <w:pPr>
         <w:pStyle w:val="1"/>
       </w:pPr>
       <w:bookmarkStart w:id="14" w:name="reading-your-results"/>
-      <w:bookmarkStart w:id="15" w:name="_Toc232711091"/>
+      <w:bookmarkStart w:id="15" w:name="_Toc232711751"/>
       <w:bookmarkEnd w:id="12"/>
       <w:r>
         <w:t>Reading Your Results</w:t>
@@ -2121,23 +2092,19 @@
         <w:t>positive/negative voices</w:t>
       </w:r>
       <w:r>
-        <w:t xml:space="preserve"> </w:t>
-      </w:r>
-      <w:r>
-        <w:t>(first-person quotes)</w:t>
+        <w:t xml:space="preserve"> (first-person quotes)</w:t>
       </w:r>
     </w:p>
     <w:p>
       <w:pPr>
         <w:pStyle w:val="CaptionedFigure"/>
-        <w:keepLines/>
       </w:pPr>
       <w:r>
         <w:rPr>
           <w:noProof/>
         </w:rPr>
         <w:drawing>
-          <wp:inline distT="0" distB="0" distL="0" distR="0" wp14:anchorId="5B3709FB" wp14:editId="6986B726">
+          <wp:inline distT="0" distB="0" distL="0" distR="0" wp14:anchorId="2F108338" wp14:editId="2786D350">
             <wp:extent cx="5334000" cy="2388755"/>
             <wp:effectExtent l="0" t="0" r="0" b="0"/>
             <wp:docPr id="29" name="Picture" descr="Results — persona analysis"/>
@@ -2200,24 +2167,23 @@
           <w:b/>
           <w:bCs/>
         </w:rPr>
+        <w:t>Pricing</w:t>
+      </w:r>
+      <w:r>
+        <w:t xml:space="preserve"> — recommended price vs. your input, revenue-maximizing point</w:t>
+      </w:r>
+    </w:p>
+    <w:p>
+      <w:pPr>
+        <w:pStyle w:val="CaptionedFigure"/>
+      </w:pPr>
+      <w:r>
+        <w:rPr>
+          <w:noProof/>
+        </w:rPr>
         <w:lastRenderedPageBreak/>
-        <w:t>Pricing</w:t>
-      </w:r>
-      <w:r>
-        <w:t xml:space="preserve"> — recommended price vs. your input, revenue-maximizing point</w:t>
-      </w:r>
-    </w:p>
-    <w:p>
-      <w:pPr>
-        <w:pStyle w:val="CaptionedFigure"/>
-        <w:keepLines/>
-      </w:pPr>
-      <w:r>
-        <w:rPr>
-          <w:noProof/>
-        </w:rPr>
         <w:drawing>
-          <wp:inline distT="0" distB="0" distL="0" distR="0" wp14:anchorId="702D2C41" wp14:editId="1007B8B2">
+          <wp:inline distT="0" distB="0" distL="0" distR="0" wp14:anchorId="7A6560FA" wp14:editId="1E464A83">
             <wp:extent cx="5334000" cy="2595080"/>
             <wp:effectExtent l="0" t="0" r="0" b="0"/>
             <wp:docPr id="32" name="Picture" descr="Results — price optimization"/>
@@ -2293,20 +2259,22 @@
         <w:t>break-even</w:t>
       </w:r>
       <w:r>
-        <w:t xml:space="preserve"> scenarios</w:t>
+        <w:t xml:space="preserve"> </w:t>
+      </w:r>
+      <w:r>
+        <w:t>scenarios</w:t>
       </w:r>
     </w:p>
     <w:p>
       <w:pPr>
         <w:pStyle w:val="CaptionedFigure"/>
-        <w:keepLines/>
       </w:pPr>
       <w:r>
         <w:rPr>
           <w:noProof/>
         </w:rPr>
         <w:drawing>
-          <wp:inline distT="0" distB="0" distL="0" distR="0" wp14:anchorId="13453A8A" wp14:editId="61E38A9C">
+          <wp:inline distT="0" distB="0" distL="0" distR="0" wp14:anchorId="09A54874" wp14:editId="24D93AD9">
             <wp:extent cx="5334000" cy="2652248"/>
             <wp:effectExtent l="0" t="0" r="0" b="0"/>
             <wp:docPr id="35" name="Picture" descr="Results — investment / ROI decision"/>
@@ -2388,7 +2356,6 @@
     <w:p>
       <w:pPr>
         <w:pStyle w:val="CaptionedFigure"/>
-        <w:keepLines/>
       </w:pPr>
       <w:r>
         <w:rPr>
@@ -2396,7 +2363,7 @@
         </w:rPr>
         <w:lastRenderedPageBreak/>
         <w:drawing>
-          <wp:inline distT="0" distB="0" distL="0" distR="0" wp14:anchorId="714971A3" wp14:editId="29997ACB">
+          <wp:inline distT="0" distB="0" distL="0" distR="0" wp14:anchorId="3CB34CDB" wp14:editId="459845F9">
             <wp:extent cx="5334000" cy="2606687"/>
             <wp:effectExtent l="0" t="0" r="0" b="0"/>
             <wp:docPr id="38" name="Picture" descr="Results — recommended action matrix"/>
@@ -2461,18 +2428,10 @@
         <w:t>PDF Report</w:t>
       </w:r>
       <w:r>
-        <w:t xml:space="preserve"> at the top right of the results screen to download three formats: executive, full analysis, and cross-validation.</w:t>
-      </w:r>
-    </w:p>
-    <w:p>
-      <w:pPr>
-        <w:keepNext/>
-        <w:keepLines/>
-      </w:pPr>
-      <w:r>
-        <w:pict w14:anchorId="00088BE7">
-          <v:rect id="_x0000_i1028" style="width:0;height:1.5pt" o:hralign="center" o:hrstd="t" o:hr="t"/>
-        </w:pict>
+        <w:t xml:space="preserve"> </w:t>
+      </w:r>
+      <w:r>
+        <w:t>at the top right of the results screen to download three formats: executive, full analysis, and cross-validation.</w:t>
       </w:r>
     </w:p>
     <w:p>
@@ -2480,7 +2439,7 @@
         <w:pStyle w:val="1"/>
       </w:pPr>
       <w:bookmarkStart w:id="16" w:name="beta-feedback-this-matters-most"/>
-      <w:bookmarkStart w:id="17" w:name="_Toc232711092"/>
+      <w:bookmarkStart w:id="17" w:name="_Toc232711752"/>
       <w:bookmarkEnd w:id="14"/>
       <w:r>
         <w:t xml:space="preserve">Beta Feedback — This Matters Most </w:t>
@@ -2685,24 +2644,12 @@
     </w:p>
     <w:p>
       <w:pPr>
-        <w:keepNext/>
-        <w:keepLines/>
-      </w:pPr>
-      <w:r>
-        <w:pict w14:anchorId="62EBBB56">
-          <v:rect id="_x0000_i1029" style="width:0;height:1.5pt" o:hralign="center" o:hrstd="t" o:hr="t"/>
-        </w:pict>
-      </w:r>
-    </w:p>
-    <w:p>
-      <w:pPr>
         <w:pStyle w:val="1"/>
       </w:pPr>
       <w:bookmarkStart w:id="18" w:name="things-to-know-during-beta"/>
-      <w:bookmarkStart w:id="19" w:name="_Toc232711093"/>
+      <w:bookmarkStart w:id="19" w:name="_Toc232711753"/>
       <w:bookmarkEnd w:id="16"/>
       <w:r>
-        <w:lastRenderedPageBreak/>
         <w:t>Things to Know During Beta</w:t>
       </w:r>
       <w:bookmarkEnd w:id="19"/>
@@ -2739,6 +2686,7 @@
           <w:b/>
           <w:bCs/>
         </w:rPr>
+        <w:lastRenderedPageBreak/>
         <w:t>Per-country data variance</w:t>
       </w:r>
       <w:r>
@@ -2814,21 +2762,10 @@
     </w:p>
     <w:p>
       <w:pPr>
-        <w:keepNext/>
-        <w:keepLines/>
-      </w:pPr>
-      <w:r>
-        <w:pict w14:anchorId="087EC8B5">
-          <v:rect id="_x0000_i1030" style="width:0;height:1.5pt" o:hralign="center" o:hrstd="t" o:hr="t"/>
-        </w:pict>
-      </w:r>
-    </w:p>
-    <w:p>
-      <w:pPr>
         <w:pStyle w:val="1"/>
       </w:pPr>
       <w:bookmarkStart w:id="20" w:name="faq-beta"/>
-      <w:bookmarkStart w:id="21" w:name="_Toc232711094"/>
+      <w:bookmarkStart w:id="21" w:name="_Toc232711754"/>
       <w:bookmarkEnd w:id="18"/>
       <w:r>
         <w:t>FAQ (Beta)</w:t>
@@ -2847,10 +2784,7 @@
         <w:t>Q. What happens when I use up the free limit?</w:t>
       </w:r>
       <w:r>
-        <w:t xml:space="preserve"> </w:t>
-      </w:r>
-      <w:r>
-        <w:t xml:space="preserve">Once you’ve used the beta period (7 days) or both hypothesis runs, validation runs are paused. Need more? Let us know at </w:t>
+        <w:t xml:space="preserve"> Once you’ve used the beta period (7 days) or both hypothesis runs, validation runs are paused. Need more? Let us know at </w:t>
       </w:r>
       <w:r>
         <w:rPr>
@@ -2949,21 +2883,10 @@
     </w:p>
     <w:p>
       <w:pPr>
-        <w:keepNext/>
-        <w:keepLines/>
-      </w:pPr>
-      <w:r>
-        <w:pict w14:anchorId="02E68F8A">
-          <v:rect id="_x0000_i1031" style="width:0;height:1.5pt" o:hralign="center" o:hrstd="t" o:hr="t"/>
-        </w:pict>
-      </w:r>
-    </w:p>
-    <w:p>
-      <w:pPr>
         <w:pStyle w:val="1"/>
       </w:pPr>
       <w:bookmarkStart w:id="22" w:name="contact-support"/>
-      <w:bookmarkStart w:id="23" w:name="_Toc232711095"/>
+      <w:bookmarkStart w:id="23" w:name="_Toc232711755"/>
       <w:bookmarkEnd w:id="20"/>
       <w:r>
         <w:t>Contact &amp; Support</w:t>
@@ -3030,25 +2953,13 @@
     </w:p>
     <w:p>
       <w:pPr>
-        <w:keepNext/>
-        <w:keepLines/>
-      </w:pPr>
-      <w:r>
-        <w:pict w14:anchorId="621D550E">
-          <v:rect id="_x0000_i1032" style="width:0;height:1.5pt" o:hralign="center" o:hrstd="t" o:hr="t"/>
-        </w:pict>
-      </w:r>
-    </w:p>
-    <w:p>
-      <w:pPr>
-        <w:pStyle w:val="FirstParagraph"/>
+        <w:pStyle w:val="a0"/>
       </w:pPr>
       <w:r>
         <w:rPr>
           <w:i/>
           <w:iCs/>
         </w:rPr>
-        <w:lastRenderedPageBreak/>
         <w:t>Screens in this guide may differ slightly as the beta evolves. © 2026 Mr.AI Inc.</w:t>
       </w:r>
       <w:bookmarkEnd w:id="22"/>
@@ -3271,7 +3182,7 @@
   <w:abstractNum w:abstractNumId="0" w15:restartNumberingAfterBreak="0">
     <w:nsid w:val="0000A990"/>
     <w:multiLevelType w:val="multilevel"/>
-    <w:tmpl w:val="9D58C3EA"/>
+    <w:tmpl w:val="27D0B378"/>
     <w:lvl w:ilvl="0">
       <w:numFmt w:val="bullet"/>
       <w:lvlText w:val=" "/>
@@ -3348,7 +3259,7 @@
   <w:abstractNum w:abstractNumId="1" w15:restartNumberingAfterBreak="0">
     <w:nsid w:val="0000A991"/>
     <w:multiLevelType w:val="multilevel"/>
-    <w:tmpl w:val="F1F6FC26"/>
+    <w:tmpl w:val="EBE2FF36"/>
     <w:lvl w:ilvl="0">
       <w:numFmt w:val="bullet"/>
       <w:lvlText w:val=""/>
@@ -3452,7 +3363,7 @@
   <w:abstractNum w:abstractNumId="2" w15:restartNumberingAfterBreak="0">
     <w:nsid w:val="00A99411"/>
     <w:multiLevelType w:val="multilevel"/>
-    <w:tmpl w:val="4C084638"/>
+    <w:tmpl w:val="5BBEF798"/>
     <w:lvl w:ilvl="0">
       <w:start w:val="1"/>
       <w:numFmt w:val="decimal"/>
@@ -3535,13 +3446,13 @@
       </w:pPr>
     </w:lvl>
   </w:abstractNum>
-  <w:num w:numId="1" w16cid:durableId="1283683820">
+  <w:num w:numId="1" w16cid:durableId="690762022">
     <w:abstractNumId w:val="0"/>
   </w:num>
-  <w:num w:numId="2" w16cid:durableId="593325964">
+  <w:num w:numId="2" w16cid:durableId="1012492448">
     <w:abstractNumId w:val="1"/>
   </w:num>
-  <w:num w:numId="3" w16cid:durableId="1430198325">
+  <w:num w:numId="3" w16cid:durableId="1416317424">
     <w:abstractNumId w:val="2"/>
     <w:lvlOverride w:ilvl="0">
       <w:startOverride w:val="1"/>
@@ -3571,28 +3482,28 @@
       <w:startOverride w:val="1"/>
     </w:lvlOverride>
   </w:num>
-  <w:num w:numId="4" w16cid:durableId="1565674933">
+  <w:num w:numId="4" w16cid:durableId="1238203316">
     <w:abstractNumId w:val="1"/>
   </w:num>
-  <w:num w:numId="5" w16cid:durableId="2007898481">
+  <w:num w:numId="5" w16cid:durableId="1547713660">
     <w:abstractNumId w:val="1"/>
   </w:num>
-  <w:num w:numId="6" w16cid:durableId="139155775">
+  <w:num w:numId="6" w16cid:durableId="979774757">
     <w:abstractNumId w:val="1"/>
   </w:num>
-  <w:num w:numId="7" w16cid:durableId="537939302">
+  <w:num w:numId="7" w16cid:durableId="1338926049">
     <w:abstractNumId w:val="1"/>
   </w:num>
-  <w:num w:numId="8" w16cid:durableId="746151867">
+  <w:num w:numId="8" w16cid:durableId="1353455147">
     <w:abstractNumId w:val="1"/>
   </w:num>
-  <w:num w:numId="9" w16cid:durableId="138353773">
+  <w:num w:numId="9" w16cid:durableId="998386586">
     <w:abstractNumId w:val="1"/>
   </w:num>
-  <w:num w:numId="10" w16cid:durableId="48699375">
+  <w:num w:numId="10" w16cid:durableId="1123646671">
     <w:abstractNumId w:val="1"/>
   </w:num>
-  <w:num w:numId="11" w16cid:durableId="904490502">
+  <w:num w:numId="11" w16cid:durableId="506017435">
     <w:abstractNumId w:val="1"/>
   </w:num>
 </w:numbering>
@@ -4814,7 +4725,7 @@
     <w:name w:val="header"/>
     <w:basedOn w:val="a"/>
     <w:link w:val="Char2"/>
-    <w:rsid w:val="006C4979"/>
+    <w:rsid w:val="00247E96"/>
     <w:pPr>
       <w:tabs>
         <w:tab w:val="center" w:pos="4513"/>
@@ -4827,13 +4738,13 @@
     <w:name w:val="머리글 Char"/>
     <w:basedOn w:val="a1"/>
     <w:link w:val="ad"/>
-    <w:rsid w:val="006C4979"/>
+    <w:rsid w:val="00247E96"/>
   </w:style>
   <w:style w:type="paragraph" w:styleId="ae">
     <w:name w:val="footer"/>
     <w:basedOn w:val="a"/>
     <w:link w:val="Char3"/>
-    <w:rsid w:val="006C4979"/>
+    <w:rsid w:val="00247E96"/>
     <w:pPr>
       <w:tabs>
         <w:tab w:val="center" w:pos="4513"/>
@@ -4846,7 +4757,7 @@
     <w:name w:val="바닥글 Char"/>
     <w:basedOn w:val="a1"/>
     <w:link w:val="ae"/>
-    <w:rsid w:val="006C4979"/>
+    <w:rsid w:val="00247E96"/>
   </w:style>
   <w:style w:type="paragraph" w:styleId="10">
     <w:name w:val="toc 1"/>
@@ -4854,7 +4765,7 @@
     <w:next w:val="a"/>
     <w:autoRedefine/>
     <w:uiPriority w:val="39"/>
-    <w:rsid w:val="006C4979"/>
+    <w:rsid w:val="00247E96"/>
   </w:style>
   <w:style w:type="paragraph" w:styleId="20">
     <w:name w:val="toc 2"/>
@@ -4862,7 +4773,7 @@
     <w:next w:val="a"/>
     <w:autoRedefine/>
     <w:uiPriority w:val="39"/>
-    <w:rsid w:val="006C4979"/>
+    <w:rsid w:val="00247E96"/>
     <w:pPr>
       <w:ind w:leftChars="200" w:left="425"/>
     </w:pPr>
@@ -4870,7 +4781,7 @@
   <w:style w:type="character" w:styleId="af">
     <w:name w:val="page number"/>
     <w:basedOn w:val="a1"/>
-    <w:rsid w:val="006C4979"/>
+    <w:rsid w:val="00247E96"/>
   </w:style>
 </w:styles>
 </file>

--- a/docs/manual/Market Twin Beta Testing Guide (EN).docx
+++ b/docs/manual/Market Twin Beta Testing Guide (EN).docx
@@ -11,16 +11,16 @@
           <w:noProof/>
         </w:rPr>
         <w:drawing>
-          <wp:inline distT="0" distB="0" distL="0" distR="0" wp14:anchorId="763E2FEA" wp14:editId="0CD42842">
+          <wp:inline distT="0" distB="0" distL="0" distR="0" wp14:anchorId="27B19313" wp14:editId="6693BF2D">
             <wp:extent cx="1397000" cy="1397000"/>
             <wp:effectExtent l="0" t="0" r="0" b="0"/>
-            <wp:docPr id="519241906" name="그림 1"/>
+            <wp:docPr id="1367234077" name="그림 1"/>
             <wp:cNvGraphicFramePr/>
             <a:graphic xmlns:a="http://schemas.openxmlformats.org/drawingml/2006/main">
               <a:graphicData uri="http://schemas.openxmlformats.org/drawingml/2006/picture">
                 <pic:pic xmlns:pic="http://schemas.openxmlformats.org/drawingml/2006/picture">
                   <pic:nvPicPr>
-                    <pic:cNvPr id="519241906" name=""/>
+                    <pic:cNvPr id="1367234077" name=""/>
                     <pic:cNvPicPr/>
                   </pic:nvPicPr>
                   <pic:blipFill>
@@ -146,7 +146,7 @@
         <w:rPr>
           <w:noProof/>
         </w:rPr>
-        <w:instrText xml:space="preserve"> PAGEREF _Toc232711744 \h </w:instrText>
+        <w:instrText xml:space="preserve"> PAGEREF _Toc232712593 \h </w:instrText>
       </w:r>
       <w:r>
         <w:rPr>
@@ -209,7 +209,7 @@
         <w:rPr>
           <w:noProof/>
         </w:rPr>
-        <w:instrText xml:space="preserve"> PAGEREF _Toc232711745 \h </w:instrText>
+        <w:instrText xml:space="preserve"> PAGEREF _Toc232712594 \h </w:instrText>
       </w:r>
       <w:r>
         <w:rPr>
@@ -272,7 +272,7 @@
         <w:rPr>
           <w:noProof/>
         </w:rPr>
-        <w:instrText xml:space="preserve"> PAGEREF _Toc232711746 \h </w:instrText>
+        <w:instrText xml:space="preserve"> PAGEREF _Toc232712595 \h </w:instrText>
       </w:r>
       <w:r>
         <w:rPr>
@@ -335,7 +335,7 @@
         <w:rPr>
           <w:noProof/>
         </w:rPr>
-        <w:instrText xml:space="preserve"> PAGEREF _Toc232711747 \h </w:instrText>
+        <w:instrText xml:space="preserve"> PAGEREF _Toc232712596 \h </w:instrText>
       </w:r>
       <w:r>
         <w:rPr>
@@ -398,7 +398,7 @@
         <w:rPr>
           <w:noProof/>
         </w:rPr>
-        <w:instrText xml:space="preserve"> PAGEREF _Toc232711748 \h </w:instrText>
+        <w:instrText xml:space="preserve"> PAGEREF _Toc232712597 \h </w:instrText>
       </w:r>
       <w:r>
         <w:rPr>
@@ -460,7 +460,7 @@
         <w:rPr>
           <w:noProof/>
         </w:rPr>
-        <w:instrText xml:space="preserve"> PAGEREF _Toc232711749 \h </w:instrText>
+        <w:instrText xml:space="preserve"> PAGEREF _Toc232712598 \h </w:instrText>
       </w:r>
       <w:r>
         <w:rPr>
@@ -522,7 +522,7 @@
         <w:rPr>
           <w:noProof/>
         </w:rPr>
-        <w:instrText xml:space="preserve"> PAGEREF _Toc232711750 \h </w:instrText>
+        <w:instrText xml:space="preserve"> PAGEREF _Toc232712599 \h </w:instrText>
       </w:r>
       <w:r>
         <w:rPr>
@@ -539,7 +539,7 @@
         <w:rPr>
           <w:noProof/>
         </w:rPr>
-        <w:t>5</w:t>
+        <w:t>6</w:t>
       </w:r>
       <w:r>
         <w:rPr>
@@ -584,7 +584,7 @@
         <w:rPr>
           <w:noProof/>
         </w:rPr>
-        <w:instrText xml:space="preserve"> PAGEREF _Toc232711751 \h </w:instrText>
+        <w:instrText xml:space="preserve"> PAGEREF _Toc232712600 \h </w:instrText>
       </w:r>
       <w:r>
         <w:rPr>
@@ -601,7 +601,7 @@
         <w:rPr>
           <w:noProof/>
         </w:rPr>
-        <w:t>8</w:t>
+        <w:t>9</w:t>
       </w:r>
       <w:r>
         <w:rPr>
@@ -653,7 +653,7 @@
         <w:rPr>
           <w:noProof/>
         </w:rPr>
-        <w:instrText xml:space="preserve"> PAGEREF _Toc232711752 \h </w:instrText>
+        <w:instrText xml:space="preserve"> PAGEREF _Toc232712601 \h </w:instrText>
       </w:r>
       <w:r>
         <w:rPr>
@@ -670,7 +670,7 @@
         <w:rPr>
           <w:noProof/>
         </w:rPr>
-        <w:t>10</w:t>
+        <w:t>11</w:t>
       </w:r>
       <w:r>
         <w:rPr>
@@ -715,7 +715,7 @@
         <w:rPr>
           <w:noProof/>
         </w:rPr>
-        <w:instrText xml:space="preserve"> PAGEREF _Toc232711753 \h </w:instrText>
+        <w:instrText xml:space="preserve"> PAGEREF _Toc232712602 \h </w:instrText>
       </w:r>
       <w:r>
         <w:rPr>
@@ -732,7 +732,7 @@
         <w:rPr>
           <w:noProof/>
         </w:rPr>
-        <w:t>11</w:t>
+        <w:t>12</w:t>
       </w:r>
       <w:r>
         <w:rPr>
@@ -777,7 +777,7 @@
         <w:rPr>
           <w:noProof/>
         </w:rPr>
-        <w:instrText xml:space="preserve"> PAGEREF _Toc232711754 \h </w:instrText>
+        <w:instrText xml:space="preserve"> PAGEREF _Toc232712603 \h </w:instrText>
       </w:r>
       <w:r>
         <w:rPr>
@@ -794,7 +794,7 @@
         <w:rPr>
           <w:noProof/>
         </w:rPr>
-        <w:t>12</w:t>
+        <w:t>13</w:t>
       </w:r>
       <w:r>
         <w:rPr>
@@ -839,7 +839,7 @@
         <w:rPr>
           <w:noProof/>
         </w:rPr>
-        <w:instrText xml:space="preserve"> PAGEREF _Toc232711755 \h </w:instrText>
+        <w:instrText xml:space="preserve"> PAGEREF _Toc232712604 \h </w:instrText>
       </w:r>
       <w:r>
         <w:rPr>
@@ -856,7 +856,7 @@
         <w:rPr>
           <w:noProof/>
         </w:rPr>
-        <w:t>13</w:t>
+        <w:t>14</w:t>
       </w:r>
       <w:r>
         <w:rPr>
@@ -872,7 +872,7 @@
       <w:r>
         <w:fldChar w:fldCharType="end"/>
       </w:r>
-      <w:bookmarkStart w:id="1" w:name="_Toc232711744"/>
+      <w:bookmarkStart w:id="1" w:name="_Toc232712593"/>
       <w:r>
         <w:t>Welcome to the Beta</w:t>
       </w:r>
@@ -901,7 +901,7 @@
         <w:pStyle w:val="2"/>
       </w:pPr>
       <w:bookmarkStart w:id="2" w:name="what-is-this-product"/>
-      <w:bookmarkStart w:id="3" w:name="_Toc232711745"/>
+      <w:bookmarkStart w:id="3" w:name="_Toc232712594"/>
       <w:r>
         <w:lastRenderedPageBreak/>
         <w:t>What is this product?</w:t>
@@ -948,7 +948,7 @@
         <w:pStyle w:val="2"/>
       </w:pPr>
       <w:bookmarkStart w:id="4" w:name="what-youll-do-in-the-beta"/>
-      <w:bookmarkStart w:id="5" w:name="_Toc232711746"/>
+      <w:bookmarkStart w:id="5" w:name="_Toc232712595"/>
       <w:bookmarkEnd w:id="2"/>
       <w:r>
         <w:t>What you’ll do in the beta</w:t>
@@ -978,7 +978,7 @@
         <w:pStyle w:val="2"/>
       </w:pPr>
       <w:bookmarkStart w:id="6" w:name="beta-benefits-limits"/>
-      <w:bookmarkStart w:id="7" w:name="_Toc232711747"/>
+      <w:bookmarkStart w:id="7" w:name="_Toc232712596"/>
       <w:bookmarkEnd w:id="4"/>
       <w:r>
         <w:t>Beta benefits &amp; limits</w:t>
@@ -1202,7 +1202,7 @@
         <w:pStyle w:val="2"/>
       </w:pPr>
       <w:bookmarkStart w:id="8" w:name="whats-included"/>
-      <w:bookmarkStart w:id="9" w:name="_Toc232711748"/>
+      <w:bookmarkStart w:id="9" w:name="_Toc232712597"/>
       <w:bookmarkEnd w:id="6"/>
       <w:r>
         <w:t>What’s included</w:t>
@@ -1264,7 +1264,7 @@
         <w:pStyle w:val="1"/>
       </w:pPr>
       <w:bookmarkStart w:id="10" w:name="getting-started-in-5-minutes"/>
-      <w:bookmarkStart w:id="11" w:name="_Toc232711749"/>
+      <w:bookmarkStart w:id="11" w:name="_Toc232712598"/>
       <w:bookmarkEnd w:id="0"/>
       <w:bookmarkEnd w:id="8"/>
       <w:r>
@@ -1396,17 +1396,7 @@
         <w:t>Dashboard</w:t>
       </w:r>
       <w:r>
-        <w:t xml:space="preserve"> is your home screen. Start with </w:t>
-      </w:r>
-      <w:r>
-        <w:rPr>
-          <w:b/>
-          <w:bCs/>
-        </w:rPr>
-        <w:t>+ New Project</w:t>
-      </w:r>
-      <w:r>
-        <w:t xml:space="preserve"> at the top right.</w:t>
+        <w:t xml:space="preserve"> is your home screen.</w:t>
       </w:r>
     </w:p>
     <w:p>
@@ -1419,10 +1409,10 @@
         </w:rPr>
         <w:lastRenderedPageBreak/>
         <w:drawing>
-          <wp:inline distT="0" distB="0" distL="0" distR="0" wp14:anchorId="75BE1845" wp14:editId="18B61544">
+          <wp:inline distT="0" distB="0" distL="0" distR="0" wp14:anchorId="44C9C40C" wp14:editId="0B72CB37">
             <wp:extent cx="5334000" cy="2765209"/>
             <wp:effectExtent l="0" t="0" r="0" b="0"/>
-            <wp:docPr id="15" name="Picture" descr="Login / product intro screen"/>
+            <wp:docPr id="15" name="Picture" descr="Login screen"/>
             <wp:cNvGraphicFramePr/>
             <a:graphic xmlns:a="http://schemas.openxmlformats.org/drawingml/2006/main">
               <a:graphicData uri="http://schemas.openxmlformats.org/drawingml/2006/picture">
@@ -1466,35 +1456,198 @@
         <w:pStyle w:val="ImageCaption"/>
       </w:pPr>
       <w:r>
-        <w:t>Login / product intro screen</w:t>
-      </w:r>
-    </w:p>
-    <w:p>
-      <w:pPr>
-        <w:pStyle w:val="a8"/>
-      </w:pPr>
-      <w:r>
-        <w:rPr>
-          <w:b/>
-          <w:bCs/>
-        </w:rPr>
-        <w:t>Tip</w:t>
-      </w:r>
-      <w:r>
-        <w:t xml:space="preserve">: New here? Skip the input and explore the results screen first with the </w:t>
-      </w:r>
-      <w:r>
-        <w:rPr>
-          <w:b/>
-          <w:bCs/>
-        </w:rPr>
-        <w:t>sample demo</w:t>
+        <w:t>Login screen</w:t>
+      </w:r>
+    </w:p>
+    <w:p>
+      <w:pPr>
+        <w:pStyle w:val="a0"/>
+      </w:pPr>
+      <w:r>
+        <w:t xml:space="preserve">On first signup, the dashboard shows a </w:t>
+      </w:r>
+      <w:r>
+        <w:rPr>
+          <w:b/>
+          <w:bCs/>
+        </w:rPr>
+        <w:t>sample demo card</w:t>
+      </w:r>
+      <w:r>
+        <w:t xml:space="preserve">. Try </w:t>
+      </w:r>
+      <w:r>
+        <w:rPr>
+          <w:b/>
+          <w:bCs/>
+        </w:rPr>
+        <w:t>Start sample demo</w:t>
       </w:r>
       <w:r>
         <w:t xml:space="preserve"> </w:t>
       </w:r>
       <w:r>
-        <w:t>(3/day). It doesn’t use up your validation runs.</w:t>
+        <w:t>to see overseas-market results with no input first (3/day, doesn’t use your validation runs).</w:t>
+      </w:r>
+    </w:p>
+    <w:p>
+      <w:pPr>
+        <w:pStyle w:val="CaptionedFigure"/>
+      </w:pPr>
+      <w:r>
+        <w:rPr>
+          <w:noProof/>
+        </w:rPr>
+        <w:drawing>
+          <wp:inline distT="0" distB="0" distL="0" distR="0" wp14:anchorId="4DEAC210" wp14:editId="4223CBC9">
+            <wp:extent cx="5334000" cy="2288514"/>
+            <wp:effectExtent l="0" t="0" r="0" b="0"/>
+            <wp:docPr id="18" name="Picture" descr="Dashboard — first-time user (sample demo)"/>
+            <wp:cNvGraphicFramePr/>
+            <a:graphic xmlns:a="http://schemas.openxmlformats.org/drawingml/2006/main">
+              <a:graphicData uri="http://schemas.openxmlformats.org/drawingml/2006/picture">
+                <pic:pic xmlns:pic="http://schemas.openxmlformats.org/drawingml/2006/picture">
+                  <pic:nvPicPr>
+                    <pic:cNvPr id="19" name="Picture" descr="images/24_dashboard_demo.png"/>
+                    <pic:cNvPicPr>
+                      <a:picLocks noChangeAspect="1" noChangeArrowheads="1"/>
+                    </pic:cNvPicPr>
+                  </pic:nvPicPr>
+                  <pic:blipFill>
+                    <a:blip r:embed="rId9"/>
+                    <a:stretch>
+                      <a:fillRect/>
+                    </a:stretch>
+                  </pic:blipFill>
+                  <pic:spPr bwMode="auto">
+                    <a:xfrm>
+                      <a:off x="0" y="0"/>
+                      <a:ext cx="5334000" cy="2288514"/>
+                    </a:xfrm>
+                    <a:prstGeom prst="rect">
+                      <a:avLst/>
+                    </a:prstGeom>
+                    <a:noFill/>
+                    <a:ln w="9525">
+                      <a:noFill/>
+                      <a:headEnd/>
+                      <a:tailEnd/>
+                    </a:ln>
+                  </pic:spPr>
+                </pic:pic>
+              </a:graphicData>
+            </a:graphic>
+          </wp:inline>
+        </w:drawing>
+      </w:r>
+    </w:p>
+    <w:p>
+      <w:pPr>
+        <w:pStyle w:val="ImageCaption"/>
+      </w:pPr>
+      <w:r>
+        <w:t>Dashboard — first-time user (sample demo)</w:t>
+      </w:r>
+    </w:p>
+    <w:p>
+      <w:pPr>
+        <w:pStyle w:val="a0"/>
+      </w:pPr>
+      <w:r>
+        <w:t xml:space="preserve">To validate a real product, go to </w:t>
+      </w:r>
+      <w:r>
+        <w:rPr>
+          <w:b/>
+          <w:bCs/>
+        </w:rPr>
+        <w:t>Projects</w:t>
+      </w:r>
+      <w:r>
+        <w:t xml:space="preserve"> in the left menu and click </w:t>
+      </w:r>
+      <w:r>
+        <w:rPr>
+          <w:b/>
+          <w:bCs/>
+        </w:rPr>
+        <w:t>+ New Project</w:t>
+      </w:r>
+      <w:r>
+        <w:t xml:space="preserve"> </w:t>
+      </w:r>
+      <w:r>
+        <w:t xml:space="preserve">at the top right. (After you run the sample demo once, </w:t>
+      </w:r>
+      <w:r>
+        <w:rPr>
+          <w:b/>
+          <w:bCs/>
+        </w:rPr>
+        <w:t>+ New Project</w:t>
+      </w:r>
+      <w:r>
+        <w:t xml:space="preserve"> also appears on the dashboard.)</w:t>
+      </w:r>
+    </w:p>
+    <w:p>
+      <w:pPr>
+        <w:pStyle w:val="CaptionedFigure"/>
+      </w:pPr>
+      <w:r>
+        <w:rPr>
+          <w:noProof/>
+        </w:rPr>
+        <w:lastRenderedPageBreak/>
+        <w:drawing>
+          <wp:inline distT="0" distB="0" distL="0" distR="0" wp14:anchorId="724DAE0A" wp14:editId="291AB58A">
+            <wp:extent cx="5334000" cy="2258513"/>
+            <wp:effectExtent l="0" t="0" r="0" b="0"/>
+            <wp:docPr id="21" name="Picture" descr="Projects screen — + New Project"/>
+            <wp:cNvGraphicFramePr/>
+            <a:graphic xmlns:a="http://schemas.openxmlformats.org/drawingml/2006/main">
+              <a:graphicData uri="http://schemas.openxmlformats.org/drawingml/2006/picture">
+                <pic:pic xmlns:pic="http://schemas.openxmlformats.org/drawingml/2006/picture">
+                  <pic:nvPicPr>
+                    <pic:cNvPr id="22" name="Picture" descr="images/25_projects.png"/>
+                    <pic:cNvPicPr>
+                      <a:picLocks noChangeAspect="1" noChangeArrowheads="1"/>
+                    </pic:cNvPicPr>
+                  </pic:nvPicPr>
+                  <pic:blipFill>
+                    <a:blip r:embed="rId10"/>
+                    <a:stretch>
+                      <a:fillRect/>
+                    </a:stretch>
+                  </pic:blipFill>
+                  <pic:spPr bwMode="auto">
+                    <a:xfrm>
+                      <a:off x="0" y="0"/>
+                      <a:ext cx="5334000" cy="2258513"/>
+                    </a:xfrm>
+                    <a:prstGeom prst="rect">
+                      <a:avLst/>
+                    </a:prstGeom>
+                    <a:noFill/>
+                    <a:ln w="9525">
+                      <a:noFill/>
+                      <a:headEnd/>
+                      <a:tailEnd/>
+                    </a:ln>
+                  </pic:spPr>
+                </pic:pic>
+              </a:graphicData>
+            </a:graphic>
+          </wp:inline>
+        </w:drawing>
+      </w:r>
+    </w:p>
+    <w:p>
+      <w:pPr>
+        <w:pStyle w:val="ImageCaption"/>
+      </w:pPr>
+      <w:r>
+        <w:t>Projects screen — + New Project</w:t>
       </w:r>
     </w:p>
     <w:p>
@@ -1502,7 +1655,7 @@
         <w:pStyle w:val="1"/>
       </w:pPr>
       <w:bookmarkStart w:id="12" w:name="creating-your-first-simulation-6-steps"/>
-      <w:bookmarkStart w:id="13" w:name="_Toc232711750"/>
+      <w:bookmarkStart w:id="13" w:name="_Toc232712599"/>
       <w:bookmarkEnd w:id="10"/>
       <w:r>
         <w:t>Creating Your First Simulation (6 steps)</w:t>
@@ -1809,25 +1962,14 @@
         <w:t>“40% of sales in the US”</w:t>
       </w:r>
       <w:r>
-        <w:t xml:space="preserve"> </w:t>
-      </w:r>
-      <w:r>
-        <w:t xml:space="preserve">into the product description. The simulation will take that at face value and skew the result (e.g. auto-recommending the US). Describe </w:t>
-      </w:r>
-      <w:r>
-        <w:rPr>
-          <w:b/>
-          <w:bCs/>
-        </w:rPr>
-        <w:t xml:space="preserve">only the product </w:t>
-      </w:r>
-      <w:r>
-        <w:rPr>
-          <w:b/>
-          <w:bCs/>
-        </w:rPr>
-        <w:lastRenderedPageBreak/>
-        <w:t>itself</w:t>
+        <w:t xml:space="preserve"> into the product description. The simulation will take that at face value and skew the result (e.g. auto-recommending the US). Describe </w:t>
+      </w:r>
+      <w:r>
+        <w:rPr>
+          <w:b/>
+          <w:bCs/>
+        </w:rPr>
+        <w:t>only the product itself</w:t>
       </w:r>
       <w:r>
         <w:t xml:space="preserve"> for a more reliable recommendation. — </w:t>
@@ -1848,23 +1990,24 @@
         <w:rPr>
           <w:noProof/>
         </w:rPr>
+        <w:lastRenderedPageBreak/>
         <w:drawing>
-          <wp:inline distT="0" distB="0" distL="0" distR="0" wp14:anchorId="1C5A9178" wp14:editId="598B722C">
+          <wp:inline distT="0" distB="0" distL="0" distR="0" wp14:anchorId="00B32503" wp14:editId="739F8834">
             <wp:extent cx="5334000" cy="3043656"/>
             <wp:effectExtent l="0" t="0" r="0" b="0"/>
-            <wp:docPr id="19" name="Picture" descr="Step 1 — product details"/>
+            <wp:docPr id="25" name="Picture" descr="Step 1 — product details"/>
             <wp:cNvGraphicFramePr/>
             <a:graphic xmlns:a="http://schemas.openxmlformats.org/drawingml/2006/main">
               <a:graphicData uri="http://schemas.openxmlformats.org/drawingml/2006/picture">
                 <pic:pic xmlns:pic="http://schemas.openxmlformats.org/drawingml/2006/picture">
                   <pic:nvPicPr>
-                    <pic:cNvPr id="20" name="Picture" descr="images/11_step1.png"/>
+                    <pic:cNvPr id="26" name="Picture" descr="images/11_step1.png"/>
                     <pic:cNvPicPr>
                       <a:picLocks noChangeAspect="1" noChangeArrowheads="1"/>
                     </pic:cNvPicPr>
                   </pic:nvPicPr>
                   <pic:blipFill>
-                    <a:blip r:embed="rId9"/>
+                    <a:blip r:embed="rId11"/>
                     <a:stretch>
                       <a:fillRect/>
                     </a:stretch>
@@ -1908,22 +2051,22 @@
           <w:noProof/>
         </w:rPr>
         <w:drawing>
-          <wp:inline distT="0" distB="0" distL="0" distR="0" wp14:anchorId="55A7EA0F" wp14:editId="25CB26C1">
+          <wp:inline distT="0" distB="0" distL="0" distR="0" wp14:anchorId="4A3921DC" wp14:editId="0CD4DAC1">
             <wp:extent cx="5334000" cy="2993813"/>
             <wp:effectExtent l="0" t="0" r="0" b="0"/>
-            <wp:docPr id="22" name="Picture" descr="Step 3 — target market selection"/>
+            <wp:docPr id="28" name="Picture" descr="Step 3 — target market selection"/>
             <wp:cNvGraphicFramePr/>
             <a:graphic xmlns:a="http://schemas.openxmlformats.org/drawingml/2006/main">
               <a:graphicData uri="http://schemas.openxmlformats.org/drawingml/2006/picture">
                 <pic:pic xmlns:pic="http://schemas.openxmlformats.org/drawingml/2006/picture">
                   <pic:nvPicPr>
-                    <pic:cNvPr id="23" name="Picture" descr="images/13_step3.png"/>
+                    <pic:cNvPr id="29" name="Picture" descr="images/13_step3.png"/>
                     <pic:cNvPicPr>
                       <a:picLocks noChangeAspect="1" noChangeArrowheads="1"/>
                     </pic:cNvPicPr>
                   </pic:nvPicPr>
                   <pic:blipFill>
-                    <a:blip r:embed="rId10"/>
+                    <a:blip r:embed="rId12"/>
                     <a:stretch>
                       <a:fillRect/>
                     </a:stretch>
@@ -1986,22 +2129,22 @@
         </w:rPr>
         <w:lastRenderedPageBreak/>
         <w:drawing>
-          <wp:inline distT="0" distB="0" distL="0" distR="0" wp14:anchorId="7D9A83C4" wp14:editId="2BBDE540">
+          <wp:inline distT="0" distB="0" distL="0" distR="0" wp14:anchorId="5CD8CBD1" wp14:editId="0410097D">
             <wp:extent cx="5334000" cy="2432464"/>
             <wp:effectExtent l="0" t="0" r="0" b="0"/>
-            <wp:docPr id="25" name="Picture" descr="Simulation in progress / complete"/>
+            <wp:docPr id="31" name="Picture" descr="Simulation in progress / complete"/>
             <wp:cNvGraphicFramePr/>
             <a:graphic xmlns:a="http://schemas.openxmlformats.org/drawingml/2006/main">
               <a:graphicData uri="http://schemas.openxmlformats.org/drawingml/2006/picture">
                 <pic:pic xmlns:pic="http://schemas.openxmlformats.org/drawingml/2006/picture">
                   <pic:nvPicPr>
-                    <pic:cNvPr id="26" name="Picture" descr="images/16_done.png"/>
+                    <pic:cNvPr id="32" name="Picture" descr="images/16_done.png"/>
                     <pic:cNvPicPr>
                       <a:picLocks noChangeAspect="1" noChangeArrowheads="1"/>
                     </pic:cNvPicPr>
                   </pic:nvPicPr>
                   <pic:blipFill>
-                    <a:blip r:embed="rId11"/>
+                    <a:blip r:embed="rId13"/>
                     <a:stretch>
                       <a:fillRect/>
                     </a:stretch>
@@ -2041,7 +2184,7 @@
         <w:pStyle w:val="1"/>
       </w:pPr>
       <w:bookmarkStart w:id="14" w:name="reading-your-results"/>
-      <w:bookmarkStart w:id="15" w:name="_Toc232711751"/>
+      <w:bookmarkStart w:id="15" w:name="_Toc232712600"/>
       <w:bookmarkEnd w:id="12"/>
       <w:r>
         <w:t>Reading Your Results</w:t>
@@ -2063,7 +2206,10 @@
         <w:t>10 tabs</w:t>
       </w:r>
       <w:r>
-        <w:t xml:space="preserve"> (Summary · Overview · Countries · Market Analysis · Personas · Pricing · Decision · Risk · Actions · Data). For a first look, these four cover the essentials.</w:t>
+        <w:t xml:space="preserve"> </w:t>
+      </w:r>
+      <w:r>
+        <w:t>(Summary · Overview · Countries · Market Analysis · Personas · Pricing · Decision · Risk · Actions · Data). For a first look, these four cover the essentials.</w:t>
       </w:r>
     </w:p>
     <w:p>
@@ -2104,22 +2250,22 @@
           <w:noProof/>
         </w:rPr>
         <w:drawing>
-          <wp:inline distT="0" distB="0" distL="0" distR="0" wp14:anchorId="2F108338" wp14:editId="2786D350">
+          <wp:inline distT="0" distB="0" distL="0" distR="0" wp14:anchorId="7648BDD9" wp14:editId="5FA82BEF">
             <wp:extent cx="5334000" cy="2388755"/>
             <wp:effectExtent l="0" t="0" r="0" b="0"/>
-            <wp:docPr id="29" name="Picture" descr="Results — persona analysis"/>
+            <wp:docPr id="35" name="Picture" descr="Results — persona analysis"/>
             <wp:cNvGraphicFramePr/>
             <a:graphic xmlns:a="http://schemas.openxmlformats.org/drawingml/2006/main">
               <a:graphicData uri="http://schemas.openxmlformats.org/drawingml/2006/picture">
                 <pic:pic xmlns:pic="http://schemas.openxmlformats.org/drawingml/2006/picture">
                   <pic:nvPicPr>
-                    <pic:cNvPr id="30" name="Picture" descr="images/04_persona.png"/>
+                    <pic:cNvPr id="36" name="Picture" descr="images/04_persona.png"/>
                     <pic:cNvPicPr>
                       <a:picLocks noChangeAspect="1" noChangeArrowheads="1"/>
                     </pic:cNvPicPr>
                   </pic:nvPicPr>
                   <pic:blipFill>
-                    <a:blip r:embed="rId12"/>
+                    <a:blip r:embed="rId14"/>
                     <a:stretch>
                       <a:fillRect/>
                     </a:stretch>
@@ -2183,22 +2329,22 @@
         </w:rPr>
         <w:lastRenderedPageBreak/>
         <w:drawing>
-          <wp:inline distT="0" distB="0" distL="0" distR="0" wp14:anchorId="7A6560FA" wp14:editId="1E464A83">
+          <wp:inline distT="0" distB="0" distL="0" distR="0" wp14:anchorId="51AA64A3" wp14:editId="10E3A1E0">
             <wp:extent cx="5334000" cy="2595080"/>
             <wp:effectExtent l="0" t="0" r="0" b="0"/>
-            <wp:docPr id="32" name="Picture" descr="Results — price optimization"/>
+            <wp:docPr id="38" name="Picture" descr="Results — price optimization"/>
             <wp:cNvGraphicFramePr/>
             <a:graphic xmlns:a="http://schemas.openxmlformats.org/drawingml/2006/main">
               <a:graphicData uri="http://schemas.openxmlformats.org/drawingml/2006/picture">
                 <pic:pic xmlns:pic="http://schemas.openxmlformats.org/drawingml/2006/picture">
                   <pic:nvPicPr>
-                    <pic:cNvPr id="33" name="Picture" descr="images/17_price.png"/>
+                    <pic:cNvPr id="39" name="Picture" descr="images/17_price.png"/>
                     <pic:cNvPicPr>
                       <a:picLocks noChangeAspect="1" noChangeArrowheads="1"/>
                     </pic:cNvPicPr>
                   </pic:nvPicPr>
                   <pic:blipFill>
-                    <a:blip r:embed="rId13"/>
+                    <a:blip r:embed="rId15"/>
                     <a:stretch>
                       <a:fillRect/>
                     </a:stretch>
@@ -2259,10 +2405,7 @@
         <w:t>break-even</w:t>
       </w:r>
       <w:r>
-        <w:t xml:space="preserve"> </w:t>
-      </w:r>
-      <w:r>
-        <w:t>scenarios</w:t>
+        <w:t xml:space="preserve"> scenarios</w:t>
       </w:r>
     </w:p>
     <w:p>
@@ -2274,22 +2417,22 @@
           <w:noProof/>
         </w:rPr>
         <w:drawing>
-          <wp:inline distT="0" distB="0" distL="0" distR="0" wp14:anchorId="09A54874" wp14:editId="24D93AD9">
+          <wp:inline distT="0" distB="0" distL="0" distR="0" wp14:anchorId="07C5CDFE" wp14:editId="4A7C44EB">
             <wp:extent cx="5334000" cy="2652248"/>
             <wp:effectExtent l="0" t="0" r="0" b="0"/>
-            <wp:docPr id="35" name="Picture" descr="Results — investment / ROI decision"/>
+            <wp:docPr id="41" name="Picture" descr="Results — investment / ROI decision"/>
             <wp:cNvGraphicFramePr/>
             <a:graphic xmlns:a="http://schemas.openxmlformats.org/drawingml/2006/main">
               <a:graphicData uri="http://schemas.openxmlformats.org/drawingml/2006/picture">
                 <pic:pic xmlns:pic="http://schemas.openxmlformats.org/drawingml/2006/picture">
                   <pic:nvPicPr>
-                    <pic:cNvPr id="36" name="Picture" descr="images/18_decision.png"/>
+                    <pic:cNvPr id="42" name="Picture" descr="images/18_decision.png"/>
                     <pic:cNvPicPr>
                       <a:picLocks noChangeAspect="1" noChangeArrowheads="1"/>
                     </pic:cNvPicPr>
                   </pic:nvPicPr>
                   <pic:blipFill>
-                    <a:blip r:embed="rId14"/>
+                    <a:blip r:embed="rId16"/>
                     <a:stretch>
                       <a:fillRect/>
                     </a:stretch>
@@ -2340,7 +2483,10 @@
         <w:t>Actions</w:t>
       </w:r>
       <w:r>
-        <w:t xml:space="preserve"> — impact × difficulty priority (start top-left with </w:t>
+        <w:t xml:space="preserve"> </w:t>
+      </w:r>
+      <w:r>
+        <w:t xml:space="preserve">— impact × difficulty priority (start top-left with </w:t>
       </w:r>
       <w:r>
         <w:rPr>
@@ -2363,22 +2509,22 @@
         </w:rPr>
         <w:lastRenderedPageBreak/>
         <w:drawing>
-          <wp:inline distT="0" distB="0" distL="0" distR="0" wp14:anchorId="3CB34CDB" wp14:editId="459845F9">
+          <wp:inline distT="0" distB="0" distL="0" distR="0" wp14:anchorId="1C6CB554" wp14:editId="117515B6">
             <wp:extent cx="5334000" cy="2606687"/>
             <wp:effectExtent l="0" t="0" r="0" b="0"/>
-            <wp:docPr id="38" name="Picture" descr="Results — recommended action matrix"/>
+            <wp:docPr id="44" name="Picture" descr="Results — recommended action matrix"/>
             <wp:cNvGraphicFramePr/>
             <a:graphic xmlns:a="http://schemas.openxmlformats.org/drawingml/2006/main">
               <a:graphicData uri="http://schemas.openxmlformats.org/drawingml/2006/picture">
                 <pic:pic xmlns:pic="http://schemas.openxmlformats.org/drawingml/2006/picture">
                   <pic:nvPicPr>
-                    <pic:cNvPr id="39" name="Picture" descr="images/20_action.png"/>
+                    <pic:cNvPr id="45" name="Picture" descr="images/20_action.png"/>
                     <pic:cNvPicPr>
                       <a:picLocks noChangeAspect="1" noChangeArrowheads="1"/>
                     </pic:cNvPicPr>
                   </pic:nvPicPr>
                   <pic:blipFill>
-                    <a:blip r:embed="rId15"/>
+                    <a:blip r:embed="rId17"/>
                     <a:stretch>
                       <a:fillRect/>
                     </a:stretch>
@@ -2428,10 +2574,7 @@
         <w:t>PDF Report</w:t>
       </w:r>
       <w:r>
-        <w:t xml:space="preserve"> </w:t>
-      </w:r>
-      <w:r>
-        <w:t>at the top right of the results screen to download three formats: executive, full analysis, and cross-validation.</w:t>
+        <w:t xml:space="preserve"> at the top right of the results screen to download three formats: executive, full analysis, and cross-validation.</w:t>
       </w:r>
     </w:p>
     <w:p>
@@ -2439,7 +2582,7 @@
         <w:pStyle w:val="1"/>
       </w:pPr>
       <w:bookmarkStart w:id="16" w:name="beta-feedback-this-matters-most"/>
-      <w:bookmarkStart w:id="17" w:name="_Toc232711752"/>
+      <w:bookmarkStart w:id="17" w:name="_Toc232712601"/>
       <w:bookmarkEnd w:id="14"/>
       <w:r>
         <w:t xml:space="preserve">Beta Feedback — This Matters Most </w:t>
@@ -2647,7 +2790,7 @@
         <w:pStyle w:val="1"/>
       </w:pPr>
       <w:bookmarkStart w:id="18" w:name="things-to-know-during-beta"/>
-      <w:bookmarkStart w:id="19" w:name="_Toc232711753"/>
+      <w:bookmarkStart w:id="19" w:name="_Toc232712602"/>
       <w:bookmarkEnd w:id="16"/>
       <w:r>
         <w:t>Things to Know During Beta</w:t>
@@ -2765,7 +2908,7 @@
         <w:pStyle w:val="1"/>
       </w:pPr>
       <w:bookmarkStart w:id="20" w:name="faq-beta"/>
-      <w:bookmarkStart w:id="21" w:name="_Toc232711754"/>
+      <w:bookmarkStart w:id="21" w:name="_Toc232712603"/>
       <w:bookmarkEnd w:id="18"/>
       <w:r>
         <w:t>FAQ (Beta)</w:t>
@@ -2784,7 +2927,10 @@
         <w:t>Q. What happens when I use up the free limit?</w:t>
       </w:r>
       <w:r>
-        <w:t xml:space="preserve"> Once you’ve used the beta period (7 days) or both hypothesis runs, validation runs are paused. Need more? Let us know at </w:t>
+        <w:t xml:space="preserve"> </w:t>
+      </w:r>
+      <w:r>
+        <w:t xml:space="preserve">Once you’ve used the beta period (7 days) or both hypothesis runs, validation runs are paused. Need more? Let us know at </w:t>
       </w:r>
       <w:r>
         <w:rPr>
@@ -2886,7 +3032,7 @@
         <w:pStyle w:val="1"/>
       </w:pPr>
       <w:bookmarkStart w:id="22" w:name="contact-support"/>
-      <w:bookmarkStart w:id="23" w:name="_Toc232711755"/>
+      <w:bookmarkStart w:id="23" w:name="_Toc232712604"/>
       <w:bookmarkEnd w:id="20"/>
       <w:r>
         <w:t>Contact &amp; Support</w:t>
@@ -2965,12 +3111,12 @@
       <w:bookmarkEnd w:id="22"/>
     </w:p>
     <w:sectPr>
-      <w:headerReference w:type="even" r:id="rId16"/>
-      <w:headerReference w:type="default" r:id="rId17"/>
-      <w:footerReference w:type="even" r:id="rId18"/>
-      <w:footerReference w:type="default" r:id="rId19"/>
-      <w:headerReference w:type="first" r:id="rId20"/>
-      <w:footerReference w:type="first" r:id="rId21"/>
+      <w:headerReference w:type="even" r:id="rId18"/>
+      <w:headerReference w:type="default" r:id="rId19"/>
+      <w:footerReference w:type="even" r:id="rId20"/>
+      <w:footerReference w:type="default" r:id="rId21"/>
+      <w:headerReference w:type="first" r:id="rId22"/>
+      <w:footerReference w:type="first" r:id="rId23"/>
       <w:footnotePr>
         <w:numRestart w:val="eachSect"/>
       </w:footnotePr>
@@ -3182,7 +3328,7 @@
   <w:abstractNum w:abstractNumId="0" w15:restartNumberingAfterBreak="0">
     <w:nsid w:val="0000A990"/>
     <w:multiLevelType w:val="multilevel"/>
-    <w:tmpl w:val="27D0B378"/>
+    <w:tmpl w:val="12B28CFE"/>
     <w:lvl w:ilvl="0">
       <w:numFmt w:val="bullet"/>
       <w:lvlText w:val=" "/>
@@ -3259,7 +3405,7 @@
   <w:abstractNum w:abstractNumId="1" w15:restartNumberingAfterBreak="0">
     <w:nsid w:val="0000A991"/>
     <w:multiLevelType w:val="multilevel"/>
-    <w:tmpl w:val="EBE2FF36"/>
+    <w:tmpl w:val="4C2A4782"/>
     <w:lvl w:ilvl="0">
       <w:numFmt w:val="bullet"/>
       <w:lvlText w:val=""/>
@@ -3363,7 +3509,7 @@
   <w:abstractNum w:abstractNumId="2" w15:restartNumberingAfterBreak="0">
     <w:nsid w:val="00A99411"/>
     <w:multiLevelType w:val="multilevel"/>
-    <w:tmpl w:val="5BBEF798"/>
+    <w:tmpl w:val="33A6C6EE"/>
     <w:lvl w:ilvl="0">
       <w:start w:val="1"/>
       <w:numFmt w:val="decimal"/>
@@ -3446,13 +3592,13 @@
       </w:pPr>
     </w:lvl>
   </w:abstractNum>
-  <w:num w:numId="1" w16cid:durableId="690762022">
+  <w:num w:numId="1" w16cid:durableId="267615787">
     <w:abstractNumId w:val="0"/>
   </w:num>
-  <w:num w:numId="2" w16cid:durableId="1012492448">
+  <w:num w:numId="2" w16cid:durableId="936715084">
     <w:abstractNumId w:val="1"/>
   </w:num>
-  <w:num w:numId="3" w16cid:durableId="1416317424">
+  <w:num w:numId="3" w16cid:durableId="431978052">
     <w:abstractNumId w:val="2"/>
     <w:lvlOverride w:ilvl="0">
       <w:startOverride w:val="1"/>
@@ -3482,28 +3628,28 @@
       <w:startOverride w:val="1"/>
     </w:lvlOverride>
   </w:num>
-  <w:num w:numId="4" w16cid:durableId="1238203316">
+  <w:num w:numId="4" w16cid:durableId="1741244178">
     <w:abstractNumId w:val="1"/>
   </w:num>
-  <w:num w:numId="5" w16cid:durableId="1547713660">
+  <w:num w:numId="5" w16cid:durableId="2135051727">
     <w:abstractNumId w:val="1"/>
   </w:num>
-  <w:num w:numId="6" w16cid:durableId="979774757">
+  <w:num w:numId="6" w16cid:durableId="1902130514">
     <w:abstractNumId w:val="1"/>
   </w:num>
-  <w:num w:numId="7" w16cid:durableId="1338926049">
+  <w:num w:numId="7" w16cid:durableId="791439975">
     <w:abstractNumId w:val="1"/>
   </w:num>
-  <w:num w:numId="8" w16cid:durableId="1353455147">
+  <w:num w:numId="8" w16cid:durableId="1693847045">
     <w:abstractNumId w:val="1"/>
   </w:num>
-  <w:num w:numId="9" w16cid:durableId="998386586">
+  <w:num w:numId="9" w16cid:durableId="1397976858">
     <w:abstractNumId w:val="1"/>
   </w:num>
-  <w:num w:numId="10" w16cid:durableId="1123646671">
+  <w:num w:numId="10" w16cid:durableId="933854262">
     <w:abstractNumId w:val="1"/>
   </w:num>
-  <w:num w:numId="11" w16cid:durableId="506017435">
+  <w:num w:numId="11" w16cid:durableId="723142957">
     <w:abstractNumId w:val="1"/>
   </w:num>
 </w:numbering>
@@ -4725,7 +4871,7 @@
     <w:name w:val="header"/>
     <w:basedOn w:val="a"/>
     <w:link w:val="Char2"/>
-    <w:rsid w:val="00247E96"/>
+    <w:rsid w:val="0007380E"/>
     <w:pPr>
       <w:tabs>
         <w:tab w:val="center" w:pos="4513"/>
@@ -4738,13 +4884,13 @@
     <w:name w:val="머리글 Char"/>
     <w:basedOn w:val="a1"/>
     <w:link w:val="ad"/>
-    <w:rsid w:val="00247E96"/>
+    <w:rsid w:val="0007380E"/>
   </w:style>
   <w:style w:type="paragraph" w:styleId="ae">
     <w:name w:val="footer"/>
     <w:basedOn w:val="a"/>
     <w:link w:val="Char3"/>
-    <w:rsid w:val="00247E96"/>
+    <w:rsid w:val="0007380E"/>
     <w:pPr>
       <w:tabs>
         <w:tab w:val="center" w:pos="4513"/>
@@ -4757,7 +4903,7 @@
     <w:name w:val="바닥글 Char"/>
     <w:basedOn w:val="a1"/>
     <w:link w:val="ae"/>
-    <w:rsid w:val="00247E96"/>
+    <w:rsid w:val="0007380E"/>
   </w:style>
   <w:style w:type="paragraph" w:styleId="10">
     <w:name w:val="toc 1"/>
@@ -4765,7 +4911,7 @@
     <w:next w:val="a"/>
     <w:autoRedefine/>
     <w:uiPriority w:val="39"/>
-    <w:rsid w:val="00247E96"/>
+    <w:rsid w:val="0007380E"/>
   </w:style>
   <w:style w:type="paragraph" w:styleId="20">
     <w:name w:val="toc 2"/>
@@ -4773,7 +4919,7 @@
     <w:next w:val="a"/>
     <w:autoRedefine/>
     <w:uiPriority w:val="39"/>
-    <w:rsid w:val="00247E96"/>
+    <w:rsid w:val="0007380E"/>
     <w:pPr>
       <w:ind w:leftChars="200" w:left="425"/>
     </w:pPr>
@@ -4781,7 +4927,7 @@
   <w:style w:type="character" w:styleId="af">
     <w:name w:val="page number"/>
     <w:basedOn w:val="a1"/>
-    <w:rsid w:val="00247E96"/>
+    <w:rsid w:val="0007380E"/>
   </w:style>
 </w:styles>
 </file>

--- a/docs/manual/Market Twin Beta Testing Guide (EN).docx
+++ b/docs/manual/Market Twin Beta Testing Guide (EN).docx
@@ -11,16 +11,16 @@
           <w:noProof/>
         </w:rPr>
         <w:drawing>
-          <wp:inline distT="0" distB="0" distL="0" distR="0" wp14:anchorId="27B19313" wp14:editId="6693BF2D">
+          <wp:inline distT="0" distB="0" distL="0" distR="0" wp14:anchorId="29660266" wp14:editId="16EC3BDD">
             <wp:extent cx="1397000" cy="1397000"/>
             <wp:effectExtent l="0" t="0" r="0" b="0"/>
-            <wp:docPr id="1367234077" name="그림 1"/>
+            <wp:docPr id="73253528" name="그림 1"/>
             <wp:cNvGraphicFramePr/>
             <a:graphic xmlns:a="http://schemas.openxmlformats.org/drawingml/2006/main">
               <a:graphicData uri="http://schemas.openxmlformats.org/drawingml/2006/picture">
                 <pic:pic xmlns:pic="http://schemas.openxmlformats.org/drawingml/2006/picture">
                   <pic:nvPicPr>
-                    <pic:cNvPr id="1367234077" name=""/>
+                    <pic:cNvPr id="73253528" name=""/>
                     <pic:cNvPicPr/>
                   </pic:nvPicPr>
                   <pic:blipFill>
@@ -146,7 +146,7 @@
         <w:rPr>
           <w:noProof/>
         </w:rPr>
-        <w:instrText xml:space="preserve"> PAGEREF _Toc232712593 \h </w:instrText>
+        <w:instrText xml:space="preserve"> PAGEREF _Toc232713138 \h </w:instrText>
       </w:r>
       <w:r>
         <w:rPr>
@@ -209,7 +209,7 @@
         <w:rPr>
           <w:noProof/>
         </w:rPr>
-        <w:instrText xml:space="preserve"> PAGEREF _Toc232712594 \h </w:instrText>
+        <w:instrText xml:space="preserve"> PAGEREF _Toc232713139 \h </w:instrText>
       </w:r>
       <w:r>
         <w:rPr>
@@ -272,7 +272,7 @@
         <w:rPr>
           <w:noProof/>
         </w:rPr>
-        <w:instrText xml:space="preserve"> PAGEREF _Toc232712595 \h </w:instrText>
+        <w:instrText xml:space="preserve"> PAGEREF _Toc232713140 \h </w:instrText>
       </w:r>
       <w:r>
         <w:rPr>
@@ -335,7 +335,7 @@
         <w:rPr>
           <w:noProof/>
         </w:rPr>
-        <w:instrText xml:space="preserve"> PAGEREF _Toc232712596 \h </w:instrText>
+        <w:instrText xml:space="preserve"> PAGEREF _Toc232713141 \h </w:instrText>
       </w:r>
       <w:r>
         <w:rPr>
@@ -398,7 +398,7 @@
         <w:rPr>
           <w:noProof/>
         </w:rPr>
-        <w:instrText xml:space="preserve"> PAGEREF _Toc232712597 \h </w:instrText>
+        <w:instrText xml:space="preserve"> PAGEREF _Toc232713142 \h </w:instrText>
       </w:r>
       <w:r>
         <w:rPr>
@@ -460,7 +460,7 @@
         <w:rPr>
           <w:noProof/>
         </w:rPr>
-        <w:instrText xml:space="preserve"> PAGEREF _Toc232712598 \h </w:instrText>
+        <w:instrText xml:space="preserve"> PAGEREF _Toc232713143 \h </w:instrText>
       </w:r>
       <w:r>
         <w:rPr>
@@ -522,7 +522,7 @@
         <w:rPr>
           <w:noProof/>
         </w:rPr>
-        <w:instrText xml:space="preserve"> PAGEREF _Toc232712599 \h </w:instrText>
+        <w:instrText xml:space="preserve"> PAGEREF _Toc232713144 \h </w:instrText>
       </w:r>
       <w:r>
         <w:rPr>
@@ -584,7 +584,7 @@
         <w:rPr>
           <w:noProof/>
         </w:rPr>
-        <w:instrText xml:space="preserve"> PAGEREF _Toc232712600 \h </w:instrText>
+        <w:instrText xml:space="preserve"> PAGEREF _Toc232713145 \h </w:instrText>
       </w:r>
       <w:r>
         <w:rPr>
@@ -653,7 +653,7 @@
         <w:rPr>
           <w:noProof/>
         </w:rPr>
-        <w:instrText xml:space="preserve"> PAGEREF _Toc232712601 \h </w:instrText>
+        <w:instrText xml:space="preserve"> PAGEREF _Toc232713146 \h </w:instrText>
       </w:r>
       <w:r>
         <w:rPr>
@@ -715,7 +715,7 @@
         <w:rPr>
           <w:noProof/>
         </w:rPr>
-        <w:instrText xml:space="preserve"> PAGEREF _Toc232712602 \h </w:instrText>
+        <w:instrText xml:space="preserve"> PAGEREF _Toc232713147 \h </w:instrText>
       </w:r>
       <w:r>
         <w:rPr>
@@ -777,7 +777,7 @@
         <w:rPr>
           <w:noProof/>
         </w:rPr>
-        <w:instrText xml:space="preserve"> PAGEREF _Toc232712603 \h </w:instrText>
+        <w:instrText xml:space="preserve"> PAGEREF _Toc232713148 \h </w:instrText>
       </w:r>
       <w:r>
         <w:rPr>
@@ -839,7 +839,7 @@
         <w:rPr>
           <w:noProof/>
         </w:rPr>
-        <w:instrText xml:space="preserve"> PAGEREF _Toc232712604 \h </w:instrText>
+        <w:instrText xml:space="preserve"> PAGEREF _Toc232713149 \h </w:instrText>
       </w:r>
       <w:r>
         <w:rPr>
@@ -872,7 +872,7 @@
       <w:r>
         <w:fldChar w:fldCharType="end"/>
       </w:r>
-      <w:bookmarkStart w:id="1" w:name="_Toc232712593"/>
+      <w:bookmarkStart w:id="1" w:name="_Toc232713138"/>
       <w:r>
         <w:t>Welcome to the Beta</w:t>
       </w:r>
@@ -901,7 +901,7 @@
         <w:pStyle w:val="2"/>
       </w:pPr>
       <w:bookmarkStart w:id="2" w:name="what-is-this-product"/>
-      <w:bookmarkStart w:id="3" w:name="_Toc232712594"/>
+      <w:bookmarkStart w:id="3" w:name="_Toc232713139"/>
       <w:r>
         <w:lastRenderedPageBreak/>
         <w:t>What is this product?</w:t>
@@ -948,7 +948,7 @@
         <w:pStyle w:val="2"/>
       </w:pPr>
       <w:bookmarkStart w:id="4" w:name="what-youll-do-in-the-beta"/>
-      <w:bookmarkStart w:id="5" w:name="_Toc232712595"/>
+      <w:bookmarkStart w:id="5" w:name="_Toc232713140"/>
       <w:bookmarkEnd w:id="2"/>
       <w:r>
         <w:t>What you’ll do in the beta</w:t>
@@ -978,7 +978,7 @@
         <w:pStyle w:val="2"/>
       </w:pPr>
       <w:bookmarkStart w:id="6" w:name="beta-benefits-limits"/>
-      <w:bookmarkStart w:id="7" w:name="_Toc232712596"/>
+      <w:bookmarkStart w:id="7" w:name="_Toc232713141"/>
       <w:bookmarkEnd w:id="4"/>
       <w:r>
         <w:t>Beta benefits &amp; limits</w:t>
@@ -1202,7 +1202,7 @@
         <w:pStyle w:val="2"/>
       </w:pPr>
       <w:bookmarkStart w:id="8" w:name="whats-included"/>
-      <w:bookmarkStart w:id="9" w:name="_Toc232712597"/>
+      <w:bookmarkStart w:id="9" w:name="_Toc232713142"/>
       <w:bookmarkEnd w:id="6"/>
       <w:r>
         <w:t>What’s included</w:t>
@@ -1264,7 +1264,7 @@
         <w:pStyle w:val="1"/>
       </w:pPr>
       <w:bookmarkStart w:id="10" w:name="getting-started-in-5-minutes"/>
-      <w:bookmarkStart w:id="11" w:name="_Toc232712598"/>
+      <w:bookmarkStart w:id="11" w:name="_Toc232713143"/>
       <w:bookmarkEnd w:id="0"/>
       <w:bookmarkEnd w:id="8"/>
       <w:r>
@@ -1409,7 +1409,7 @@
         </w:rPr>
         <w:lastRenderedPageBreak/>
         <w:drawing>
-          <wp:inline distT="0" distB="0" distL="0" distR="0" wp14:anchorId="44C9C40C" wp14:editId="0B72CB37">
+          <wp:inline distT="0" distB="0" distL="0" distR="0" wp14:anchorId="210A423E" wp14:editId="219C0DBB">
             <wp:extent cx="5334000" cy="2765209"/>
             <wp:effectExtent l="0" t="0" r="0" b="0"/>
             <wp:docPr id="15" name="Picture" descr="Login screen"/>
@@ -1499,7 +1499,7 @@
           <w:noProof/>
         </w:rPr>
         <w:drawing>
-          <wp:inline distT="0" distB="0" distL="0" distR="0" wp14:anchorId="4DEAC210" wp14:editId="4223CBC9">
+          <wp:inline distT="0" distB="0" distL="0" distR="0" wp14:anchorId="7AC7842A" wp14:editId="5326392A">
             <wp:extent cx="5334000" cy="2288514"/>
             <wp:effectExtent l="0" t="0" r="0" b="0"/>
             <wp:docPr id="18" name="Picture" descr="Dashboard — first-time user (sample demo)"/>
@@ -1600,7 +1600,7 @@
         </w:rPr>
         <w:lastRenderedPageBreak/>
         <w:drawing>
-          <wp:inline distT="0" distB="0" distL="0" distR="0" wp14:anchorId="724DAE0A" wp14:editId="291AB58A">
+          <wp:inline distT="0" distB="0" distL="0" distR="0" wp14:anchorId="7C6BEE79" wp14:editId="53A89F94">
             <wp:extent cx="5334000" cy="2258513"/>
             <wp:effectExtent l="0" t="0" r="0" b="0"/>
             <wp:docPr id="21" name="Picture" descr="Projects screen — + New Project"/>
@@ -1655,7 +1655,7 @@
         <w:pStyle w:val="1"/>
       </w:pPr>
       <w:bookmarkStart w:id="12" w:name="creating-your-first-simulation-6-steps"/>
-      <w:bookmarkStart w:id="13" w:name="_Toc232712599"/>
+      <w:bookmarkStart w:id="13" w:name="_Toc232713144"/>
       <w:bookmarkEnd w:id="10"/>
       <w:r>
         <w:t>Creating Your First Simulation (6 steps)</w:t>
@@ -1992,7 +1992,7 @@
         </w:rPr>
         <w:lastRenderedPageBreak/>
         <w:drawing>
-          <wp:inline distT="0" distB="0" distL="0" distR="0" wp14:anchorId="00B32503" wp14:editId="739F8834">
+          <wp:inline distT="0" distB="0" distL="0" distR="0" wp14:anchorId="06FEC1EB" wp14:editId="7661FCFB">
             <wp:extent cx="5334000" cy="3043656"/>
             <wp:effectExtent l="0" t="0" r="0" b="0"/>
             <wp:docPr id="25" name="Picture" descr="Step 1 — product details"/>
@@ -2051,7 +2051,7 @@
           <w:noProof/>
         </w:rPr>
         <w:drawing>
-          <wp:inline distT="0" distB="0" distL="0" distR="0" wp14:anchorId="4A3921DC" wp14:editId="0CD4DAC1">
+          <wp:inline distT="0" distB="0" distL="0" distR="0" wp14:anchorId="28331442" wp14:editId="4A9CF12E">
             <wp:extent cx="5334000" cy="2993813"/>
             <wp:effectExtent l="0" t="0" r="0" b="0"/>
             <wp:docPr id="28" name="Picture" descr="Step 3 — target market selection"/>
@@ -2129,7 +2129,7 @@
         </w:rPr>
         <w:lastRenderedPageBreak/>
         <w:drawing>
-          <wp:inline distT="0" distB="0" distL="0" distR="0" wp14:anchorId="5CD8CBD1" wp14:editId="0410097D">
+          <wp:inline distT="0" distB="0" distL="0" distR="0" wp14:anchorId="01DD5D50" wp14:editId="2451733F">
             <wp:extent cx="5334000" cy="2432464"/>
             <wp:effectExtent l="0" t="0" r="0" b="0"/>
             <wp:docPr id="31" name="Picture" descr="Simulation in progress / complete"/>
@@ -2184,7 +2184,7 @@
         <w:pStyle w:val="1"/>
       </w:pPr>
       <w:bookmarkStart w:id="14" w:name="reading-your-results"/>
-      <w:bookmarkStart w:id="15" w:name="_Toc232712600"/>
+      <w:bookmarkStart w:id="15" w:name="_Toc232713145"/>
       <w:bookmarkEnd w:id="12"/>
       <w:r>
         <w:t>Reading Your Results</w:t>
@@ -2250,7 +2250,7 @@
           <w:noProof/>
         </w:rPr>
         <w:drawing>
-          <wp:inline distT="0" distB="0" distL="0" distR="0" wp14:anchorId="7648BDD9" wp14:editId="5FA82BEF">
+          <wp:inline distT="0" distB="0" distL="0" distR="0" wp14:anchorId="63BEFFAB" wp14:editId="3163346A">
             <wp:extent cx="5334000" cy="2388755"/>
             <wp:effectExtent l="0" t="0" r="0" b="0"/>
             <wp:docPr id="35" name="Picture" descr="Results — persona analysis"/>
@@ -2329,7 +2329,7 @@
         </w:rPr>
         <w:lastRenderedPageBreak/>
         <w:drawing>
-          <wp:inline distT="0" distB="0" distL="0" distR="0" wp14:anchorId="51AA64A3" wp14:editId="10E3A1E0">
+          <wp:inline distT="0" distB="0" distL="0" distR="0" wp14:anchorId="45DE928F" wp14:editId="06A95FCE">
             <wp:extent cx="5334000" cy="2595080"/>
             <wp:effectExtent l="0" t="0" r="0" b="0"/>
             <wp:docPr id="38" name="Picture" descr="Results — price optimization"/>
@@ -2417,7 +2417,7 @@
           <w:noProof/>
         </w:rPr>
         <w:drawing>
-          <wp:inline distT="0" distB="0" distL="0" distR="0" wp14:anchorId="07C5CDFE" wp14:editId="4A7C44EB">
+          <wp:inline distT="0" distB="0" distL="0" distR="0" wp14:anchorId="2ACD0BDF" wp14:editId="174D4008">
             <wp:extent cx="5334000" cy="2652248"/>
             <wp:effectExtent l="0" t="0" r="0" b="0"/>
             <wp:docPr id="41" name="Picture" descr="Results — investment / ROI decision"/>
@@ -2509,7 +2509,7 @@
         </w:rPr>
         <w:lastRenderedPageBreak/>
         <w:drawing>
-          <wp:inline distT="0" distB="0" distL="0" distR="0" wp14:anchorId="1C6CB554" wp14:editId="117515B6">
+          <wp:inline distT="0" distB="0" distL="0" distR="0" wp14:anchorId="099E3A77" wp14:editId="1635AC9E">
             <wp:extent cx="5334000" cy="2606687"/>
             <wp:effectExtent l="0" t="0" r="0" b="0"/>
             <wp:docPr id="44" name="Picture" descr="Results — recommended action matrix"/>
@@ -2582,7 +2582,7 @@
         <w:pStyle w:val="1"/>
       </w:pPr>
       <w:bookmarkStart w:id="16" w:name="beta-feedback-this-matters-most"/>
-      <w:bookmarkStart w:id="17" w:name="_Toc232712601"/>
+      <w:bookmarkStart w:id="17" w:name="_Toc232713146"/>
       <w:bookmarkEnd w:id="14"/>
       <w:r>
         <w:t xml:space="preserve">Beta Feedback — This Matters Most </w:t>
@@ -2597,17 +2597,32 @@
         <w:pStyle w:val="FirstParagraph"/>
       </w:pPr>
       <w:r>
-        <w:t xml:space="preserve">At the </w:t>
-      </w:r>
-      <w:r>
-        <w:rPr>
-          <w:b/>
-          <w:bCs/>
-        </w:rPr>
-        <w:t>bottom</w:t>
-      </w:r>
-      <w:r>
-        <w:t xml:space="preserve"> of the results screen there’s a short survey — </w:t>
+        <w:t xml:space="preserve">There are </w:t>
+      </w:r>
+      <w:r>
+        <w:rPr>
+          <w:b/>
+          <w:bCs/>
+        </w:rPr>
+        <w:t>two places</w:t>
+      </w:r>
+      <w:r>
+        <w:t xml:space="preserve"> to leave feedback:</w:t>
+      </w:r>
+    </w:p>
+    <w:p>
+      <w:pPr>
+        <w:pStyle w:val="a0"/>
+      </w:pPr>
+      <w:r>
+        <w:rPr>
+          <w:b/>
+          <w:bCs/>
+        </w:rPr>
+        <w:t>① At the bottom of the simulation results screen</w:t>
+      </w:r>
+      <w:r>
+        <w:t xml:space="preserve"> — a short survey, </w:t>
       </w:r>
       <w:r>
         <w:rPr>
@@ -2627,17 +2642,47 @@
         <w:t>1–5 rating + one-line comment</w:t>
       </w:r>
       <w:r>
-        <w:t xml:space="preserve">. </w:t>
-      </w:r>
-      <w:r>
-        <w:rPr>
-          <w:b/>
-          <w:bCs/>
-        </w:rPr>
-        <w:t>Please leave it every time you run a simulation.</w:t>
-      </w:r>
-      <w:r>
-        <w:t xml:space="preserve"> It takes 30 seconds.</w:t>
+        <w:t xml:space="preserve"> (after you log in and run a simulation). </w:t>
+      </w:r>
+      <w:r>
+        <w:rPr>
+          <w:b/>
+          <w:bCs/>
+        </w:rPr>
+        <w:t>Please leave it every time you run a simulation</w:t>
+      </w:r>
+      <w:r>
+        <w:t xml:space="preserve"> — it takes 30 seconds.</w:t>
+      </w:r>
+    </w:p>
+    <w:p>
+      <w:pPr>
+        <w:pStyle w:val="a0"/>
+      </w:pPr>
+      <w:r>
+        <w:rPr>
+          <w:b/>
+          <w:bCs/>
+        </w:rPr>
+        <w:t>② At the bottom of the beta page (</w:t>
+      </w:r>
+      <w:r>
+        <w:rPr>
+          <w:rStyle w:val="VerbatimChar"/>
+          <w:b/>
+          <w:bCs/>
+        </w:rPr>
+        <w:t>app.markettwin.ai/beta</w:t>
+      </w:r>
+      <w:r>
+        <w:rPr>
+          <w:b/>
+          <w:bCs/>
+        </w:rPr>
+        <w:t>)</w:t>
+      </w:r>
+      <w:r>
+        <w:t xml:space="preserve"> — an open feedback form anyone can use without logging in, with a rating, category, and a longer comment.</w:t>
       </w:r>
     </w:p>
     <w:p>
@@ -2753,7 +2798,7 @@
         <w:pStyle w:val="FirstParagraph"/>
       </w:pPr>
       <w:r>
-        <w:t xml:space="preserve">For anything beyond the survey, email us anytime at </w:t>
+        <w:t xml:space="preserve">For anything else, email us anytime at </w:t>
       </w:r>
       <w:r>
         <w:rPr>
@@ -2768,31 +2813,13 @@
     </w:p>
     <w:p>
       <w:pPr>
-        <w:pStyle w:val="a0"/>
-      </w:pPr>
-      <w:r>
-        <w:t xml:space="preserve">You can also leave open feedback (anonymously, no login) at the bottom of </w:t>
-      </w:r>
-      <w:r>
-        <w:rPr>
-          <w:rStyle w:val="VerbatimChar"/>
-          <w:b/>
-          <w:bCs/>
-        </w:rPr>
-        <w:t>app.markettwin.ai/beta</w:t>
-      </w:r>
-      <w:r>
-        <w:t>.</w:t>
-      </w:r>
-    </w:p>
-    <w:p>
-      <w:pPr>
         <w:pStyle w:val="1"/>
       </w:pPr>
       <w:bookmarkStart w:id="18" w:name="things-to-know-during-beta"/>
-      <w:bookmarkStart w:id="19" w:name="_Toc232712602"/>
+      <w:bookmarkStart w:id="19" w:name="_Toc232713147"/>
       <w:bookmarkEnd w:id="16"/>
       <w:r>
+        <w:lastRenderedPageBreak/>
         <w:t>Things to Know During Beta</w:t>
       </w:r>
       <w:bookmarkEnd w:id="19"/>
@@ -2829,7 +2856,6 @@
           <w:b/>
           <w:bCs/>
         </w:rPr>
-        <w:lastRenderedPageBreak/>
         <w:t>Per-country data variance</w:t>
       </w:r>
       <w:r>
@@ -2908,7 +2934,7 @@
         <w:pStyle w:val="1"/>
       </w:pPr>
       <w:bookmarkStart w:id="20" w:name="faq-beta"/>
-      <w:bookmarkStart w:id="21" w:name="_Toc232712603"/>
+      <w:bookmarkStart w:id="21" w:name="_Toc232713148"/>
       <w:bookmarkEnd w:id="18"/>
       <w:r>
         <w:t>FAQ (Beta)</w:t>
@@ -2927,10 +2953,7 @@
         <w:t>Q. What happens when I use up the free limit?</w:t>
       </w:r>
       <w:r>
-        <w:t xml:space="preserve"> </w:t>
-      </w:r>
-      <w:r>
-        <w:t xml:space="preserve">Once you’ve used the beta period (7 days) or both hypothesis runs, validation runs are paused. Need more? Let us know at </w:t>
+        <w:t xml:space="preserve"> Once you’ve used the beta period (7 days) or both hypothesis runs, validation runs are paused. Need more? Let us know at </w:t>
       </w:r>
       <w:r>
         <w:rPr>
@@ -3032,7 +3055,7 @@
         <w:pStyle w:val="1"/>
       </w:pPr>
       <w:bookmarkStart w:id="22" w:name="contact-support"/>
-      <w:bookmarkStart w:id="23" w:name="_Toc232712604"/>
+      <w:bookmarkStart w:id="23" w:name="_Toc232713149"/>
       <w:bookmarkEnd w:id="20"/>
       <w:r>
         <w:t>Contact &amp; Support</w:t>
@@ -3328,7 +3351,7 @@
   <w:abstractNum w:abstractNumId="0" w15:restartNumberingAfterBreak="0">
     <w:nsid w:val="0000A990"/>
     <w:multiLevelType w:val="multilevel"/>
-    <w:tmpl w:val="12B28CFE"/>
+    <w:tmpl w:val="2E90C978"/>
     <w:lvl w:ilvl="0">
       <w:numFmt w:val="bullet"/>
       <w:lvlText w:val=" "/>
@@ -3405,7 +3428,7 @@
   <w:abstractNum w:abstractNumId="1" w15:restartNumberingAfterBreak="0">
     <w:nsid w:val="0000A991"/>
     <w:multiLevelType w:val="multilevel"/>
-    <w:tmpl w:val="4C2A4782"/>
+    <w:tmpl w:val="9FC8380C"/>
     <w:lvl w:ilvl="0">
       <w:numFmt w:val="bullet"/>
       <w:lvlText w:val=""/>
@@ -3509,7 +3532,7 @@
   <w:abstractNum w:abstractNumId="2" w15:restartNumberingAfterBreak="0">
     <w:nsid w:val="00A99411"/>
     <w:multiLevelType w:val="multilevel"/>
-    <w:tmpl w:val="33A6C6EE"/>
+    <w:tmpl w:val="2D6A8D5E"/>
     <w:lvl w:ilvl="0">
       <w:start w:val="1"/>
       <w:numFmt w:val="decimal"/>
@@ -3592,13 +3615,13 @@
       </w:pPr>
     </w:lvl>
   </w:abstractNum>
-  <w:num w:numId="1" w16cid:durableId="267615787">
+  <w:num w:numId="1" w16cid:durableId="1949315964">
     <w:abstractNumId w:val="0"/>
   </w:num>
-  <w:num w:numId="2" w16cid:durableId="936715084">
+  <w:num w:numId="2" w16cid:durableId="1422069853">
     <w:abstractNumId w:val="1"/>
   </w:num>
-  <w:num w:numId="3" w16cid:durableId="431978052">
+  <w:num w:numId="3" w16cid:durableId="491485292">
     <w:abstractNumId w:val="2"/>
     <w:lvlOverride w:ilvl="0">
       <w:startOverride w:val="1"/>
@@ -3628,28 +3651,28 @@
       <w:startOverride w:val="1"/>
     </w:lvlOverride>
   </w:num>
-  <w:num w:numId="4" w16cid:durableId="1741244178">
+  <w:num w:numId="4" w16cid:durableId="180048052">
     <w:abstractNumId w:val="1"/>
   </w:num>
-  <w:num w:numId="5" w16cid:durableId="2135051727">
+  <w:num w:numId="5" w16cid:durableId="1275671960">
     <w:abstractNumId w:val="1"/>
   </w:num>
-  <w:num w:numId="6" w16cid:durableId="1902130514">
+  <w:num w:numId="6" w16cid:durableId="16658636">
     <w:abstractNumId w:val="1"/>
   </w:num>
-  <w:num w:numId="7" w16cid:durableId="791439975">
+  <w:num w:numId="7" w16cid:durableId="108593566">
     <w:abstractNumId w:val="1"/>
   </w:num>
-  <w:num w:numId="8" w16cid:durableId="1693847045">
+  <w:num w:numId="8" w16cid:durableId="1264924291">
     <w:abstractNumId w:val="1"/>
   </w:num>
-  <w:num w:numId="9" w16cid:durableId="1397976858">
+  <w:num w:numId="9" w16cid:durableId="1726875551">
     <w:abstractNumId w:val="1"/>
   </w:num>
-  <w:num w:numId="10" w16cid:durableId="933854262">
+  <w:num w:numId="10" w16cid:durableId="825779656">
     <w:abstractNumId w:val="1"/>
   </w:num>
-  <w:num w:numId="11" w16cid:durableId="723142957">
+  <w:num w:numId="11" w16cid:durableId="1966083423">
     <w:abstractNumId w:val="1"/>
   </w:num>
 </w:numbering>
@@ -4871,7 +4894,7 @@
     <w:name w:val="header"/>
     <w:basedOn w:val="a"/>
     <w:link w:val="Char2"/>
-    <w:rsid w:val="0007380E"/>
+    <w:rsid w:val="00C307E8"/>
     <w:pPr>
       <w:tabs>
         <w:tab w:val="center" w:pos="4513"/>
@@ -4884,13 +4907,13 @@
     <w:name w:val="머리글 Char"/>
     <w:basedOn w:val="a1"/>
     <w:link w:val="ad"/>
-    <w:rsid w:val="0007380E"/>
+    <w:rsid w:val="00C307E8"/>
   </w:style>
   <w:style w:type="paragraph" w:styleId="ae">
     <w:name w:val="footer"/>
     <w:basedOn w:val="a"/>
     <w:link w:val="Char3"/>
-    <w:rsid w:val="0007380E"/>
+    <w:rsid w:val="00C307E8"/>
     <w:pPr>
       <w:tabs>
         <w:tab w:val="center" w:pos="4513"/>
@@ -4903,7 +4926,7 @@
     <w:name w:val="바닥글 Char"/>
     <w:basedOn w:val="a1"/>
     <w:link w:val="ae"/>
-    <w:rsid w:val="0007380E"/>
+    <w:rsid w:val="00C307E8"/>
   </w:style>
   <w:style w:type="paragraph" w:styleId="10">
     <w:name w:val="toc 1"/>
@@ -4911,7 +4934,7 @@
     <w:next w:val="a"/>
     <w:autoRedefine/>
     <w:uiPriority w:val="39"/>
-    <w:rsid w:val="0007380E"/>
+    <w:rsid w:val="00C307E8"/>
   </w:style>
   <w:style w:type="paragraph" w:styleId="20">
     <w:name w:val="toc 2"/>
@@ -4919,7 +4942,7 @@
     <w:next w:val="a"/>
     <w:autoRedefine/>
     <w:uiPriority w:val="39"/>
-    <w:rsid w:val="0007380E"/>
+    <w:rsid w:val="00C307E8"/>
     <w:pPr>
       <w:ind w:leftChars="200" w:left="425"/>
     </w:pPr>
@@ -4927,7 +4950,7 @@
   <w:style w:type="character" w:styleId="af">
     <w:name w:val="page number"/>
     <w:basedOn w:val="a1"/>
-    <w:rsid w:val="0007380E"/>
+    <w:rsid w:val="00C307E8"/>
   </w:style>
 </w:styles>
 </file>

--- a/docs/manual/Market Twin Beta Testing Guide (EN).docx
+++ b/docs/manual/Market Twin Beta Testing Guide (EN).docx
@@ -11,16 +11,16 @@
           <w:noProof/>
         </w:rPr>
         <w:drawing>
-          <wp:inline distT="0" distB="0" distL="0" distR="0" wp14:anchorId="29660266" wp14:editId="16EC3BDD">
+          <wp:inline distT="0" distB="0" distL="0" distR="0" wp14:anchorId="2BCDC418" wp14:editId="5A05C999">
             <wp:extent cx="1397000" cy="1397000"/>
             <wp:effectExtent l="0" t="0" r="0" b="0"/>
-            <wp:docPr id="73253528" name="그림 1"/>
+            <wp:docPr id="608880208" name="그림 1"/>
             <wp:cNvGraphicFramePr/>
             <a:graphic xmlns:a="http://schemas.openxmlformats.org/drawingml/2006/main">
               <a:graphicData uri="http://schemas.openxmlformats.org/drawingml/2006/picture">
                 <pic:pic xmlns:pic="http://schemas.openxmlformats.org/drawingml/2006/picture">
                   <pic:nvPicPr>
-                    <pic:cNvPr id="73253528" name=""/>
+                    <pic:cNvPr id="608880208" name=""/>
                     <pic:cNvPicPr/>
                   </pic:nvPicPr>
                   <pic:blipFill>
@@ -116,6 +116,7 @@
         </w:rPr>
       </w:pPr>
       <w:r>
+        <w:lastRenderedPageBreak/>
         <w:fldChar w:fldCharType="begin"/>
       </w:r>
       <w:r>
@@ -146,7 +147,7 @@
         <w:rPr>
           <w:noProof/>
         </w:rPr>
-        <w:instrText xml:space="preserve"> PAGEREF _Toc232713138 \h </w:instrText>
+        <w:instrText xml:space="preserve"> PAGEREF _Toc232713275 \h </w:instrText>
       </w:r>
       <w:r>
         <w:rPr>
@@ -209,7 +210,7 @@
         <w:rPr>
           <w:noProof/>
         </w:rPr>
-        <w:instrText xml:space="preserve"> PAGEREF _Toc232713139 \h </w:instrText>
+        <w:instrText xml:space="preserve"> PAGEREF _Toc232713276 \h </w:instrText>
       </w:r>
       <w:r>
         <w:rPr>
@@ -272,7 +273,7 @@
         <w:rPr>
           <w:noProof/>
         </w:rPr>
-        <w:instrText xml:space="preserve"> PAGEREF _Toc232713140 \h </w:instrText>
+        <w:instrText xml:space="preserve"> PAGEREF _Toc232713277 \h </w:instrText>
       </w:r>
       <w:r>
         <w:rPr>
@@ -335,7 +336,7 @@
         <w:rPr>
           <w:noProof/>
         </w:rPr>
-        <w:instrText xml:space="preserve"> PAGEREF _Toc232713141 \h </w:instrText>
+        <w:instrText xml:space="preserve"> PAGEREF _Toc232713278 \h </w:instrText>
       </w:r>
       <w:r>
         <w:rPr>
@@ -398,7 +399,7 @@
         <w:rPr>
           <w:noProof/>
         </w:rPr>
-        <w:instrText xml:space="preserve"> PAGEREF _Toc232713142 \h </w:instrText>
+        <w:instrText xml:space="preserve"> PAGEREF _Toc232713279 \h </w:instrText>
       </w:r>
       <w:r>
         <w:rPr>
@@ -460,7 +461,7 @@
         <w:rPr>
           <w:noProof/>
         </w:rPr>
-        <w:instrText xml:space="preserve"> PAGEREF _Toc232713143 \h </w:instrText>
+        <w:instrText xml:space="preserve"> PAGEREF _Toc232713280 \h </w:instrText>
       </w:r>
       <w:r>
         <w:rPr>
@@ -522,7 +523,7 @@
         <w:rPr>
           <w:noProof/>
         </w:rPr>
-        <w:instrText xml:space="preserve"> PAGEREF _Toc232713144 \h </w:instrText>
+        <w:instrText xml:space="preserve"> PAGEREF _Toc232713281 \h </w:instrText>
       </w:r>
       <w:r>
         <w:rPr>
@@ -584,7 +585,7 @@
         <w:rPr>
           <w:noProof/>
         </w:rPr>
-        <w:instrText xml:space="preserve"> PAGEREF _Toc232713145 \h </w:instrText>
+        <w:instrText xml:space="preserve"> PAGEREF _Toc232713282 \h </w:instrText>
       </w:r>
       <w:r>
         <w:rPr>
@@ -653,7 +654,7 @@
         <w:rPr>
           <w:noProof/>
         </w:rPr>
-        <w:instrText xml:space="preserve"> PAGEREF _Toc232713146 \h </w:instrText>
+        <w:instrText xml:space="preserve"> PAGEREF _Toc232713283 \h </w:instrText>
       </w:r>
       <w:r>
         <w:rPr>
@@ -715,7 +716,7 @@
         <w:rPr>
           <w:noProof/>
         </w:rPr>
-        <w:instrText xml:space="preserve"> PAGEREF _Toc232713147 \h </w:instrText>
+        <w:instrText xml:space="preserve"> PAGEREF _Toc232713284 \h </w:instrText>
       </w:r>
       <w:r>
         <w:rPr>
@@ -777,7 +778,7 @@
         <w:rPr>
           <w:noProof/>
         </w:rPr>
-        <w:instrText xml:space="preserve"> PAGEREF _Toc232713148 \h </w:instrText>
+        <w:instrText xml:space="preserve"> PAGEREF _Toc232713285 \h </w:instrText>
       </w:r>
       <w:r>
         <w:rPr>
@@ -839,7 +840,7 @@
         <w:rPr>
           <w:noProof/>
         </w:rPr>
-        <w:instrText xml:space="preserve"> PAGEREF _Toc232713149 \h </w:instrText>
+        <w:instrText xml:space="preserve"> PAGEREF _Toc232713286 \h </w:instrText>
       </w:r>
       <w:r>
         <w:rPr>
@@ -856,6 +857,7 @@
         <w:rPr>
           <w:noProof/>
         </w:rPr>
+        <w:lastRenderedPageBreak/>
         <w:t>14</w:t>
       </w:r>
       <w:r>
@@ -872,7 +874,7 @@
       <w:r>
         <w:fldChar w:fldCharType="end"/>
       </w:r>
-      <w:bookmarkStart w:id="1" w:name="_Toc232713138"/>
+      <w:bookmarkStart w:id="1" w:name="_Toc232713275"/>
       <w:r>
         <w:t>Welcome to the Beta</w:t>
       </w:r>
@@ -901,9 +903,8 @@
         <w:pStyle w:val="2"/>
       </w:pPr>
       <w:bookmarkStart w:id="2" w:name="what-is-this-product"/>
-      <w:bookmarkStart w:id="3" w:name="_Toc232713139"/>
-      <w:r>
-        <w:lastRenderedPageBreak/>
+      <w:bookmarkStart w:id="3" w:name="_Toc232713276"/>
+      <w:r>
         <w:t>What is this product?</w:t>
       </w:r>
       <w:bookmarkEnd w:id="3"/>
@@ -948,7 +949,7 @@
         <w:pStyle w:val="2"/>
       </w:pPr>
       <w:bookmarkStart w:id="4" w:name="what-youll-do-in-the-beta"/>
-      <w:bookmarkStart w:id="5" w:name="_Toc232713140"/>
+      <w:bookmarkStart w:id="5" w:name="_Toc232713277"/>
       <w:bookmarkEnd w:id="2"/>
       <w:r>
         <w:t>What you’ll do in the beta</w:t>
@@ -978,7 +979,7 @@
         <w:pStyle w:val="2"/>
       </w:pPr>
       <w:bookmarkStart w:id="6" w:name="beta-benefits-limits"/>
-      <w:bookmarkStart w:id="7" w:name="_Toc232713141"/>
+      <w:bookmarkStart w:id="7" w:name="_Toc232713278"/>
       <w:bookmarkEnd w:id="4"/>
       <w:r>
         <w:t>Beta benefits &amp; limits</w:t>
@@ -1202,7 +1203,7 @@
         <w:pStyle w:val="2"/>
       </w:pPr>
       <w:bookmarkStart w:id="8" w:name="whats-included"/>
-      <w:bookmarkStart w:id="9" w:name="_Toc232713142"/>
+      <w:bookmarkStart w:id="9" w:name="_Toc232713279"/>
       <w:bookmarkEnd w:id="6"/>
       <w:r>
         <w:t>What’s included</w:t>
@@ -1264,10 +1265,11 @@
         <w:pStyle w:val="1"/>
       </w:pPr>
       <w:bookmarkStart w:id="10" w:name="getting-started-in-5-minutes"/>
-      <w:bookmarkStart w:id="11" w:name="_Toc232713143"/>
+      <w:bookmarkStart w:id="11" w:name="_Toc232713280"/>
       <w:bookmarkEnd w:id="0"/>
       <w:bookmarkEnd w:id="8"/>
       <w:r>
+        <w:lastRenderedPageBreak/>
         <w:t>Getting Started in 5 Minutes</w:t>
       </w:r>
       <w:bookmarkEnd w:id="11"/>
@@ -1407,9 +1409,8 @@
         <w:rPr>
           <w:noProof/>
         </w:rPr>
-        <w:lastRenderedPageBreak/>
         <w:drawing>
-          <wp:inline distT="0" distB="0" distL="0" distR="0" wp14:anchorId="210A423E" wp14:editId="219C0DBB">
+          <wp:inline distT="0" distB="0" distL="0" distR="0" wp14:anchorId="7E2A62CE" wp14:editId="3B1D7F08">
             <wp:extent cx="5334000" cy="2765209"/>
             <wp:effectExtent l="0" t="0" r="0" b="0"/>
             <wp:docPr id="15" name="Picture" descr="Login screen"/>
@@ -1498,8 +1499,9 @@
         <w:rPr>
           <w:noProof/>
         </w:rPr>
+        <w:lastRenderedPageBreak/>
         <w:drawing>
-          <wp:inline distT="0" distB="0" distL="0" distR="0" wp14:anchorId="7AC7842A" wp14:editId="5326392A">
+          <wp:inline distT="0" distB="0" distL="0" distR="0" wp14:anchorId="759F3C08" wp14:editId="78CEEED9">
             <wp:extent cx="5334000" cy="2288514"/>
             <wp:effectExtent l="0" t="0" r="0" b="0"/>
             <wp:docPr id="18" name="Picture" descr="Dashboard — first-time user (sample demo)"/>
@@ -1598,9 +1600,8 @@
         <w:rPr>
           <w:noProof/>
         </w:rPr>
-        <w:lastRenderedPageBreak/>
         <w:drawing>
-          <wp:inline distT="0" distB="0" distL="0" distR="0" wp14:anchorId="7C6BEE79" wp14:editId="53A89F94">
+          <wp:inline distT="0" distB="0" distL="0" distR="0" wp14:anchorId="35ADE30F" wp14:editId="6AEC8366">
             <wp:extent cx="5334000" cy="2258513"/>
             <wp:effectExtent l="0" t="0" r="0" b="0"/>
             <wp:docPr id="21" name="Picture" descr="Projects screen — + New Project"/>
@@ -1655,9 +1656,10 @@
         <w:pStyle w:val="1"/>
       </w:pPr>
       <w:bookmarkStart w:id="12" w:name="creating-your-first-simulation-6-steps"/>
-      <w:bookmarkStart w:id="13" w:name="_Toc232713144"/>
+      <w:bookmarkStart w:id="13" w:name="_Toc232713281"/>
       <w:bookmarkEnd w:id="10"/>
       <w:r>
+        <w:lastRenderedPageBreak/>
         <w:t>Creating Your First Simulation (6 steps)</w:t>
       </w:r>
       <w:bookmarkEnd w:id="13"/>
@@ -1992,7 +1994,7 @@
         </w:rPr>
         <w:lastRenderedPageBreak/>
         <w:drawing>
-          <wp:inline distT="0" distB="0" distL="0" distR="0" wp14:anchorId="06FEC1EB" wp14:editId="7661FCFB">
+          <wp:inline distT="0" distB="0" distL="0" distR="0" wp14:anchorId="0E79CECD" wp14:editId="71FF53EE">
             <wp:extent cx="5334000" cy="3043656"/>
             <wp:effectExtent l="0" t="0" r="0" b="0"/>
             <wp:docPr id="25" name="Picture" descr="Step 1 — product details"/>
@@ -2051,7 +2053,7 @@
           <w:noProof/>
         </w:rPr>
         <w:drawing>
-          <wp:inline distT="0" distB="0" distL="0" distR="0" wp14:anchorId="28331442" wp14:editId="4A9CF12E">
+          <wp:inline distT="0" distB="0" distL="0" distR="0" wp14:anchorId="6B43B9E9" wp14:editId="20400194">
             <wp:extent cx="5334000" cy="2993813"/>
             <wp:effectExtent l="0" t="0" r="0" b="0"/>
             <wp:docPr id="28" name="Picture" descr="Step 3 — target market selection"/>
@@ -2129,7 +2131,7 @@
         </w:rPr>
         <w:lastRenderedPageBreak/>
         <w:drawing>
-          <wp:inline distT="0" distB="0" distL="0" distR="0" wp14:anchorId="01DD5D50" wp14:editId="2451733F">
+          <wp:inline distT="0" distB="0" distL="0" distR="0" wp14:anchorId="52894DD3" wp14:editId="787B874B">
             <wp:extent cx="5334000" cy="2432464"/>
             <wp:effectExtent l="0" t="0" r="0" b="0"/>
             <wp:docPr id="31" name="Picture" descr="Simulation in progress / complete"/>
@@ -2184,9 +2186,10 @@
         <w:pStyle w:val="1"/>
       </w:pPr>
       <w:bookmarkStart w:id="14" w:name="reading-your-results"/>
-      <w:bookmarkStart w:id="15" w:name="_Toc232713145"/>
+      <w:bookmarkStart w:id="15" w:name="_Toc232713282"/>
       <w:bookmarkEnd w:id="12"/>
       <w:r>
+        <w:lastRenderedPageBreak/>
         <w:t>Reading Your Results</w:t>
       </w:r>
       <w:bookmarkEnd w:id="15"/>
@@ -2250,7 +2253,7 @@
           <w:noProof/>
         </w:rPr>
         <w:drawing>
-          <wp:inline distT="0" distB="0" distL="0" distR="0" wp14:anchorId="63BEFFAB" wp14:editId="3163346A">
+          <wp:inline distT="0" distB="0" distL="0" distR="0" wp14:anchorId="36023AD0" wp14:editId="0E970D11">
             <wp:extent cx="5334000" cy="2388755"/>
             <wp:effectExtent l="0" t="0" r="0" b="0"/>
             <wp:docPr id="35" name="Picture" descr="Results — persona analysis"/>
@@ -2327,9 +2330,8 @@
         <w:rPr>
           <w:noProof/>
         </w:rPr>
-        <w:lastRenderedPageBreak/>
         <w:drawing>
-          <wp:inline distT="0" distB="0" distL="0" distR="0" wp14:anchorId="45DE928F" wp14:editId="06A95FCE">
+          <wp:inline distT="0" distB="0" distL="0" distR="0" wp14:anchorId="53DCEDF0" wp14:editId="5DA0E2D5">
             <wp:extent cx="5334000" cy="2595080"/>
             <wp:effectExtent l="0" t="0" r="0" b="0"/>
             <wp:docPr id="38" name="Picture" descr="Results — price optimization"/>
@@ -2416,8 +2418,9 @@
         <w:rPr>
           <w:noProof/>
         </w:rPr>
+        <w:lastRenderedPageBreak/>
         <w:drawing>
-          <wp:inline distT="0" distB="0" distL="0" distR="0" wp14:anchorId="2ACD0BDF" wp14:editId="174D4008">
+          <wp:inline distT="0" distB="0" distL="0" distR="0" wp14:anchorId="002AECA2" wp14:editId="09C4C1DF">
             <wp:extent cx="5334000" cy="2652248"/>
             <wp:effectExtent l="0" t="0" r="0" b="0"/>
             <wp:docPr id="41" name="Picture" descr="Results — investment / ROI decision"/>
@@ -2507,9 +2510,8 @@
         <w:rPr>
           <w:noProof/>
         </w:rPr>
-        <w:lastRenderedPageBreak/>
         <w:drawing>
-          <wp:inline distT="0" distB="0" distL="0" distR="0" wp14:anchorId="099E3A77" wp14:editId="1635AC9E">
+          <wp:inline distT="0" distB="0" distL="0" distR="0" wp14:anchorId="5C4E3245" wp14:editId="3EEB7A5E">
             <wp:extent cx="5334000" cy="2606687"/>
             <wp:effectExtent l="0" t="0" r="0" b="0"/>
             <wp:docPr id="44" name="Picture" descr="Results — recommended action matrix"/>
@@ -2582,9 +2584,10 @@
         <w:pStyle w:val="1"/>
       </w:pPr>
       <w:bookmarkStart w:id="16" w:name="beta-feedback-this-matters-most"/>
-      <w:bookmarkStart w:id="17" w:name="_Toc232713146"/>
+      <w:bookmarkStart w:id="17" w:name="_Toc232713283"/>
       <w:bookmarkEnd w:id="14"/>
       <w:r>
+        <w:lastRenderedPageBreak/>
         <w:t xml:space="preserve">Beta Feedback — This Matters Most </w:t>
       </w:r>
       <w:r>
@@ -2816,7 +2819,7 @@
         <w:pStyle w:val="1"/>
       </w:pPr>
       <w:bookmarkStart w:id="18" w:name="things-to-know-during-beta"/>
-      <w:bookmarkStart w:id="19" w:name="_Toc232713147"/>
+      <w:bookmarkStart w:id="19" w:name="_Toc232713284"/>
       <w:bookmarkEnd w:id="16"/>
       <w:r>
         <w:lastRenderedPageBreak/>
@@ -2837,10 +2840,43 @@
           <w:b/>
           <w:bCs/>
         </w:rPr>
-        <w:t>Result variability</w:t>
-      </w:r>
-      <w:r>
-        <w:t>: We ensemble several independent simulations, so the same input can produce slightly different numbers each run (shown with a confidence grade).</w:t>
+        <w:t>Hypothesis tier — accuracy note</w:t>
+      </w:r>
+      <w:r>
+        <w:t xml:space="preserve">: The beta provides the lightest </w:t>
+      </w:r>
+      <w:r>
+        <w:rPr>
+          <w:b/>
+          <w:bCs/>
+        </w:rPr>
+        <w:t>Hypothesis</w:t>
+      </w:r>
+      <w:r>
+        <w:t xml:space="preserve"> </w:t>
+      </w:r>
+      <w:r>
+        <w:t xml:space="preserve">analysis (3 simulations · 600 personas). Compared with the full </w:t>
+      </w:r>
+      <w:r>
+        <w:rPr>
+          <w:b/>
+          <w:bCs/>
+        </w:rPr>
+        <w:t>Decision / Deep</w:t>
+      </w:r>
+      <w:r>
+        <w:t xml:space="preserve"> tiers (15–50 simulations · 3,000–10,000 personas), the smaller sample means </w:t>
+      </w:r>
+      <w:r>
+        <w:rPr>
+          <w:b/>
+          <w:bCs/>
+        </w:rPr>
+        <w:t>accuracy can be lower.</w:t>
+      </w:r>
+      <w:r>
+        <w:t xml:space="preserve"> The beta is for directional validation and usability feedback; for high-stakes decisions we recommend the higher tiers.</w:t>
       </w:r>
     </w:p>
     <w:p>
@@ -2856,10 +2892,10 @@
           <w:b/>
           <w:bCs/>
         </w:rPr>
-        <w:t>Per-country data variance</w:t>
-      </w:r>
-      <w:r>
-        <w:t>: Accuracy is higher for countries with richer statistics.</w:t>
+        <w:t>Result variability</w:t>
+      </w:r>
+      <w:r>
+        <w:t>: We ensemble several independent simulations, so the same input can produce slightly different numbers each run (shown with a confidence grade).</w:t>
       </w:r>
     </w:p>
     <w:p>
@@ -2875,20 +2911,10 @@
           <w:b/>
           <w:bCs/>
         </w:rPr>
-        <w:t>Data handling</w:t>
-      </w:r>
-      <w:r>
-        <w:t xml:space="preserve">: To run the simulation, your input is sent to overseas LLM providers (per the </w:t>
-      </w:r>
-      <w:r>
-        <w:rPr>
-          <w:b/>
-          <w:bCs/>
-        </w:rPr>
-        <w:t>cross-border transfer consent</w:t>
-      </w:r>
-      <w:r>
-        <w:t xml:space="preserve"> at signup). Payment card details are never stored.</w:t>
+        <w:t>Per-country data variance</w:t>
+      </w:r>
+      <w:r>
+        <w:t>: Accuracy is higher for countries with richer statistics.</w:t>
       </w:r>
     </w:p>
     <w:p>
@@ -2904,10 +2930,20 @@
           <w:b/>
           <w:bCs/>
         </w:rPr>
-        <w:t>Results are saved</w:t>
-      </w:r>
-      <w:r>
-        <w:t>: Closing the screen doesn’t lose results — find them again under Projects/Reports.</w:t>
+        <w:t>Data handling</w:t>
+      </w:r>
+      <w:r>
+        <w:t xml:space="preserve">: To run the simulation, your input is sent to overseas LLM providers (per the </w:t>
+      </w:r>
+      <w:r>
+        <w:rPr>
+          <w:b/>
+          <w:bCs/>
+        </w:rPr>
+        <w:t>cross-border transfer consent</w:t>
+      </w:r>
+      <w:r>
+        <w:t xml:space="preserve"> at signup). Payment card details are never stored.</w:t>
       </w:r>
     </w:p>
     <w:p>
@@ -2923,6 +2959,25 @@
           <w:b/>
           <w:bCs/>
         </w:rPr>
+        <w:t>Results are saved</w:t>
+      </w:r>
+      <w:r>
+        <w:t>: Closing the screen doesn’t lose results — find them again under Projects/Reports.</w:t>
+      </w:r>
+    </w:p>
+    <w:p>
+      <w:pPr>
+        <w:pStyle w:val="Compact"/>
+        <w:numPr>
+          <w:ilvl w:val="0"/>
+          <w:numId w:val="10"/>
+        </w:numPr>
+      </w:pPr>
+      <w:r>
+        <w:rPr>
+          <w:b/>
+          <w:bCs/>
+        </w:rPr>
         <w:t>Mr.AI not included</w:t>
       </w:r>
       <w:r>
@@ -2934,9 +2989,10 @@
         <w:pStyle w:val="1"/>
       </w:pPr>
       <w:bookmarkStart w:id="20" w:name="faq-beta"/>
-      <w:bookmarkStart w:id="21" w:name="_Toc232713148"/>
+      <w:bookmarkStart w:id="21" w:name="_Toc232713285"/>
       <w:bookmarkEnd w:id="18"/>
       <w:r>
+        <w:lastRenderedPageBreak/>
         <w:t>FAQ (Beta)</w:t>
       </w:r>
       <w:bookmarkEnd w:id="21"/>
@@ -2953,7 +3009,10 @@
         <w:t>Q. What happens when I use up the free limit?</w:t>
       </w:r>
       <w:r>
-        <w:t xml:space="preserve"> Once you’ve used the beta period (7 days) or both hypothesis runs, validation runs are paused. Need more? Let us know at </w:t>
+        <w:t xml:space="preserve"> </w:t>
+      </w:r>
+      <w:r>
+        <w:t xml:space="preserve">Once you’ve used the beta period (7 days) or both hypothesis runs, validation runs are paused. Need more? Let us know at </w:t>
       </w:r>
       <w:r>
         <w:rPr>
@@ -3055,9 +3114,10 @@
         <w:pStyle w:val="1"/>
       </w:pPr>
       <w:bookmarkStart w:id="22" w:name="contact-support"/>
-      <w:bookmarkStart w:id="23" w:name="_Toc232713149"/>
+      <w:bookmarkStart w:id="23" w:name="_Toc232713286"/>
       <w:bookmarkEnd w:id="20"/>
       <w:r>
+        <w:lastRenderedPageBreak/>
         <w:t>Contact &amp; Support</w:t>
       </w:r>
       <w:bookmarkEnd w:id="23"/>
@@ -3253,7 +3313,7 @@
         <w:rStyle w:val="af"/>
         <w:noProof/>
       </w:rPr>
-      <w:t>1</w:t>
+      <w:t>13</w:t>
     </w:r>
     <w:r>
       <w:rPr>
@@ -3351,7 +3411,7 @@
   <w:abstractNum w:abstractNumId="0" w15:restartNumberingAfterBreak="0">
     <w:nsid w:val="0000A990"/>
     <w:multiLevelType w:val="multilevel"/>
-    <w:tmpl w:val="2E90C978"/>
+    <w:tmpl w:val="E71493CC"/>
     <w:lvl w:ilvl="0">
       <w:numFmt w:val="bullet"/>
       <w:lvlText w:val=" "/>
@@ -3428,7 +3488,7 @@
   <w:abstractNum w:abstractNumId="1" w15:restartNumberingAfterBreak="0">
     <w:nsid w:val="0000A991"/>
     <w:multiLevelType w:val="multilevel"/>
-    <w:tmpl w:val="9FC8380C"/>
+    <w:tmpl w:val="B8009172"/>
     <w:lvl w:ilvl="0">
       <w:numFmt w:val="bullet"/>
       <w:lvlText w:val=""/>
@@ -3532,7 +3592,7 @@
   <w:abstractNum w:abstractNumId="2" w15:restartNumberingAfterBreak="0">
     <w:nsid w:val="00A99411"/>
     <w:multiLevelType w:val="multilevel"/>
-    <w:tmpl w:val="2D6A8D5E"/>
+    <w:tmpl w:val="F3FA81EE"/>
     <w:lvl w:ilvl="0">
       <w:start w:val="1"/>
       <w:numFmt w:val="decimal"/>
@@ -3615,13 +3675,13 @@
       </w:pPr>
     </w:lvl>
   </w:abstractNum>
-  <w:num w:numId="1" w16cid:durableId="1949315964">
+  <w:num w:numId="1" w16cid:durableId="1155031040">
     <w:abstractNumId w:val="0"/>
   </w:num>
-  <w:num w:numId="2" w16cid:durableId="1422069853">
+  <w:num w:numId="2" w16cid:durableId="84613008">
     <w:abstractNumId w:val="1"/>
   </w:num>
-  <w:num w:numId="3" w16cid:durableId="491485292">
+  <w:num w:numId="3" w16cid:durableId="1415588019">
     <w:abstractNumId w:val="2"/>
     <w:lvlOverride w:ilvl="0">
       <w:startOverride w:val="1"/>
@@ -3651,28 +3711,28 @@
       <w:startOverride w:val="1"/>
     </w:lvlOverride>
   </w:num>
-  <w:num w:numId="4" w16cid:durableId="180048052">
+  <w:num w:numId="4" w16cid:durableId="1161697585">
     <w:abstractNumId w:val="1"/>
   </w:num>
-  <w:num w:numId="5" w16cid:durableId="1275671960">
+  <w:num w:numId="5" w16cid:durableId="737747384">
     <w:abstractNumId w:val="1"/>
   </w:num>
-  <w:num w:numId="6" w16cid:durableId="16658636">
+  <w:num w:numId="6" w16cid:durableId="34160732">
     <w:abstractNumId w:val="1"/>
   </w:num>
-  <w:num w:numId="7" w16cid:durableId="108593566">
+  <w:num w:numId="7" w16cid:durableId="1234312835">
     <w:abstractNumId w:val="1"/>
   </w:num>
-  <w:num w:numId="8" w16cid:durableId="1264924291">
+  <w:num w:numId="8" w16cid:durableId="1318458574">
     <w:abstractNumId w:val="1"/>
   </w:num>
-  <w:num w:numId="9" w16cid:durableId="1726875551">
+  <w:num w:numId="9" w16cid:durableId="592133001">
     <w:abstractNumId w:val="1"/>
   </w:num>
-  <w:num w:numId="10" w16cid:durableId="825779656">
+  <w:num w:numId="10" w16cid:durableId="1828327494">
     <w:abstractNumId w:val="1"/>
   </w:num>
-  <w:num w:numId="11" w16cid:durableId="1966083423">
+  <w:num w:numId="11" w16cid:durableId="233972964">
     <w:abstractNumId w:val="1"/>
   </w:num>
 </w:numbering>
@@ -4894,7 +4954,7 @@
     <w:name w:val="header"/>
     <w:basedOn w:val="a"/>
     <w:link w:val="Char2"/>
-    <w:rsid w:val="00C307E8"/>
+    <w:rsid w:val="003A1F12"/>
     <w:pPr>
       <w:tabs>
         <w:tab w:val="center" w:pos="4513"/>
@@ -4907,13 +4967,13 @@
     <w:name w:val="머리글 Char"/>
     <w:basedOn w:val="a1"/>
     <w:link w:val="ad"/>
-    <w:rsid w:val="00C307E8"/>
+    <w:rsid w:val="003A1F12"/>
   </w:style>
   <w:style w:type="paragraph" w:styleId="ae">
     <w:name w:val="footer"/>
     <w:basedOn w:val="a"/>
     <w:link w:val="Char3"/>
-    <w:rsid w:val="00C307E8"/>
+    <w:rsid w:val="003A1F12"/>
     <w:pPr>
       <w:tabs>
         <w:tab w:val="center" w:pos="4513"/>
@@ -4926,7 +4986,7 @@
     <w:name w:val="바닥글 Char"/>
     <w:basedOn w:val="a1"/>
     <w:link w:val="ae"/>
-    <w:rsid w:val="00C307E8"/>
+    <w:rsid w:val="003A1F12"/>
   </w:style>
   <w:style w:type="paragraph" w:styleId="10">
     <w:name w:val="toc 1"/>
@@ -4934,7 +4994,7 @@
     <w:next w:val="a"/>
     <w:autoRedefine/>
     <w:uiPriority w:val="39"/>
-    <w:rsid w:val="00C307E8"/>
+    <w:rsid w:val="003A1F12"/>
   </w:style>
   <w:style w:type="paragraph" w:styleId="20">
     <w:name w:val="toc 2"/>
@@ -4942,7 +5002,7 @@
     <w:next w:val="a"/>
     <w:autoRedefine/>
     <w:uiPriority w:val="39"/>
-    <w:rsid w:val="00C307E8"/>
+    <w:rsid w:val="003A1F12"/>
     <w:pPr>
       <w:ind w:leftChars="200" w:left="425"/>
     </w:pPr>
@@ -4950,7 +5010,7 @@
   <w:style w:type="character" w:styleId="af">
     <w:name w:val="page number"/>
     <w:basedOn w:val="a1"/>
-    <w:rsid w:val="00C307E8"/>
+    <w:rsid w:val="003A1F12"/>
   </w:style>
 </w:styles>
 </file>

--- a/docs/manual/Market Twin Beta Testing Guide (EN).docx
+++ b/docs/manual/Market Twin Beta Testing Guide (EN).docx
@@ -11,16 +11,16 @@
           <w:noProof/>
         </w:rPr>
         <w:drawing>
-          <wp:inline distT="0" distB="0" distL="0" distR="0" wp14:anchorId="2BCDC418" wp14:editId="5A05C999">
+          <wp:inline distT="0" distB="0" distL="0" distR="0" wp14:anchorId="14F72331" wp14:editId="7C46F2AE">
             <wp:extent cx="1397000" cy="1397000"/>
             <wp:effectExtent l="0" t="0" r="0" b="0"/>
-            <wp:docPr id="608880208" name="그림 1"/>
+            <wp:docPr id="1705339400" name="그림 1"/>
             <wp:cNvGraphicFramePr/>
             <a:graphic xmlns:a="http://schemas.openxmlformats.org/drawingml/2006/main">
               <a:graphicData uri="http://schemas.openxmlformats.org/drawingml/2006/picture">
                 <pic:pic xmlns:pic="http://schemas.openxmlformats.org/drawingml/2006/picture">
                   <pic:nvPicPr>
-                    <pic:cNvPr id="608880208" name=""/>
+                    <pic:cNvPr id="1705339400" name=""/>
                     <pic:cNvPicPr/>
                   </pic:nvPicPr>
                   <pic:blipFill>
@@ -116,7 +116,6 @@
         </w:rPr>
       </w:pPr>
       <w:r>
-        <w:lastRenderedPageBreak/>
         <w:fldChar w:fldCharType="begin"/>
       </w:r>
       <w:r>
@@ -147,7 +146,7 @@
         <w:rPr>
           <w:noProof/>
         </w:rPr>
-        <w:instrText xml:space="preserve"> PAGEREF _Toc232713275 \h </w:instrText>
+        <w:instrText xml:space="preserve"> PAGEREF _Toc232720384 \h </w:instrText>
       </w:r>
       <w:r>
         <w:rPr>
@@ -210,7 +209,7 @@
         <w:rPr>
           <w:noProof/>
         </w:rPr>
-        <w:instrText xml:space="preserve"> PAGEREF _Toc232713276 \h </w:instrText>
+        <w:instrText xml:space="preserve"> PAGEREF _Toc232720385 \h </w:instrText>
       </w:r>
       <w:r>
         <w:rPr>
@@ -273,7 +272,7 @@
         <w:rPr>
           <w:noProof/>
         </w:rPr>
-        <w:instrText xml:space="preserve"> PAGEREF _Toc232713277 \h </w:instrText>
+        <w:instrText xml:space="preserve"> PAGEREF _Toc232720386 \h </w:instrText>
       </w:r>
       <w:r>
         <w:rPr>
@@ -336,7 +335,7 @@
         <w:rPr>
           <w:noProof/>
         </w:rPr>
-        <w:instrText xml:space="preserve"> PAGEREF _Toc232713278 \h </w:instrText>
+        <w:instrText xml:space="preserve"> PAGEREF _Toc232720387 \h </w:instrText>
       </w:r>
       <w:r>
         <w:rPr>
@@ -399,7 +398,7 @@
         <w:rPr>
           <w:noProof/>
         </w:rPr>
-        <w:instrText xml:space="preserve"> PAGEREF _Toc232713279 \h </w:instrText>
+        <w:instrText xml:space="preserve"> PAGEREF _Toc232720388 \h </w:instrText>
       </w:r>
       <w:r>
         <w:rPr>
@@ -461,7 +460,7 @@
         <w:rPr>
           <w:noProof/>
         </w:rPr>
-        <w:instrText xml:space="preserve"> PAGEREF _Toc232713280 \h </w:instrText>
+        <w:instrText xml:space="preserve"> PAGEREF _Toc232720389 \h </w:instrText>
       </w:r>
       <w:r>
         <w:rPr>
@@ -523,7 +522,7 @@
         <w:rPr>
           <w:noProof/>
         </w:rPr>
-        <w:instrText xml:space="preserve"> PAGEREF _Toc232713281 \h </w:instrText>
+        <w:instrText xml:space="preserve"> PAGEREF _Toc232720390 \h </w:instrText>
       </w:r>
       <w:r>
         <w:rPr>
@@ -585,7 +584,7 @@
         <w:rPr>
           <w:noProof/>
         </w:rPr>
-        <w:instrText xml:space="preserve"> PAGEREF _Toc232713282 \h </w:instrText>
+        <w:instrText xml:space="preserve"> PAGEREF _Toc232720391 \h </w:instrText>
       </w:r>
       <w:r>
         <w:rPr>
@@ -602,7 +601,7 @@
         <w:rPr>
           <w:noProof/>
         </w:rPr>
-        <w:t>9</w:t>
+        <w:t>8</w:t>
       </w:r>
       <w:r>
         <w:rPr>
@@ -654,7 +653,7 @@
         <w:rPr>
           <w:noProof/>
         </w:rPr>
-        <w:instrText xml:space="preserve"> PAGEREF _Toc232713283 \h </w:instrText>
+        <w:instrText xml:space="preserve"> PAGEREF _Toc232720392 \h </w:instrText>
       </w:r>
       <w:r>
         <w:rPr>
@@ -671,7 +670,7 @@
         <w:rPr>
           <w:noProof/>
         </w:rPr>
-        <w:t>11</w:t>
+        <w:t>10</w:t>
       </w:r>
       <w:r>
         <w:rPr>
@@ -716,7 +715,7 @@
         <w:rPr>
           <w:noProof/>
         </w:rPr>
-        <w:instrText xml:space="preserve"> PAGEREF _Toc232713284 \h </w:instrText>
+        <w:instrText xml:space="preserve"> PAGEREF _Toc232720393 \h </w:instrText>
       </w:r>
       <w:r>
         <w:rPr>
@@ -733,7 +732,7 @@
         <w:rPr>
           <w:noProof/>
         </w:rPr>
-        <w:t>12</w:t>
+        <w:t>11</w:t>
       </w:r>
       <w:r>
         <w:rPr>
@@ -778,7 +777,7 @@
         <w:rPr>
           <w:noProof/>
         </w:rPr>
-        <w:instrText xml:space="preserve"> PAGEREF _Toc232713285 \h </w:instrText>
+        <w:instrText xml:space="preserve"> PAGEREF _Toc232720394 \h </w:instrText>
       </w:r>
       <w:r>
         <w:rPr>
@@ -795,7 +794,7 @@
         <w:rPr>
           <w:noProof/>
         </w:rPr>
-        <w:t>13</w:t>
+        <w:t>12</w:t>
       </w:r>
       <w:r>
         <w:rPr>
@@ -840,7 +839,7 @@
         <w:rPr>
           <w:noProof/>
         </w:rPr>
-        <w:instrText xml:space="preserve"> PAGEREF _Toc232713286 \h </w:instrText>
+        <w:instrText xml:space="preserve"> PAGEREF _Toc232720395 \h </w:instrText>
       </w:r>
       <w:r>
         <w:rPr>
@@ -857,129 +856,129 @@
         <w:rPr>
           <w:noProof/>
         </w:rPr>
+        <w:t>13</w:t>
+      </w:r>
+      <w:r>
+        <w:rPr>
+          <w:noProof/>
+        </w:rPr>
+        <w:fldChar w:fldCharType="end"/>
+      </w:r>
+    </w:p>
+    <w:p>
+      <w:pPr>
+        <w:pStyle w:val="1"/>
+      </w:pPr>
+      <w:r>
+        <w:fldChar w:fldCharType="end"/>
+      </w:r>
+      <w:bookmarkStart w:id="1" w:name="_Toc232720384"/>
+      <w:r>
+        <w:t>Welcome to the Beta</w:t>
+      </w:r>
+      <w:bookmarkEnd w:id="1"/>
+    </w:p>
+    <w:p>
+      <w:pPr>
+        <w:pStyle w:val="FirstParagraph"/>
+      </w:pPr>
+      <w:r>
+        <w:t xml:space="preserve">Thank you for joining the </w:t>
+      </w:r>
+      <w:r>
+        <w:rPr>
+          <w:b/>
+          <w:bCs/>
+        </w:rPr>
+        <w:t>Market Twin beta</w:t>
+      </w:r>
+      <w:r>
+        <w:t>. Your hands-on experience and honest feedback are the single biggest help in refining the product before its full launch.</w:t>
+      </w:r>
+    </w:p>
+    <w:p>
+      <w:pPr>
+        <w:pStyle w:val="2"/>
+      </w:pPr>
+      <w:bookmarkStart w:id="2" w:name="what-is-this-product"/>
+      <w:bookmarkStart w:id="3" w:name="_Toc232720385"/>
+      <w:r>
         <w:lastRenderedPageBreak/>
-        <w:t>14</w:t>
-      </w:r>
-      <w:r>
-        <w:rPr>
-          <w:noProof/>
-        </w:rPr>
-        <w:fldChar w:fldCharType="end"/>
-      </w:r>
-    </w:p>
-    <w:p>
-      <w:pPr>
-        <w:pStyle w:val="1"/>
-      </w:pPr>
-      <w:r>
-        <w:fldChar w:fldCharType="end"/>
-      </w:r>
-      <w:bookmarkStart w:id="1" w:name="_Toc232713275"/>
-      <w:r>
-        <w:t>Welcome to the Beta</w:t>
-      </w:r>
-      <w:bookmarkEnd w:id="1"/>
+        <w:t>What is this product?</w:t>
+      </w:r>
+      <w:bookmarkEnd w:id="3"/>
     </w:p>
     <w:p>
       <w:pPr>
         <w:pStyle w:val="FirstParagraph"/>
       </w:pPr>
       <w:r>
-        <w:t xml:space="preserve">Thank you for joining the </w:t>
-      </w:r>
-      <w:r>
-        <w:rPr>
-          <w:b/>
-          <w:bCs/>
-        </w:rPr>
-        <w:t>Market Twin beta</w:t>
-      </w:r>
-      <w:r>
-        <w:t>. Your hands-on experience and honest feedback are the single biggest help in refining the product before its full launch.</w:t>
+        <w:rPr>
+          <w:b/>
+          <w:bCs/>
+        </w:rPr>
+        <w:t>Market Twin</w:t>
+      </w:r>
+      <w:r>
+        <w:t xml:space="preserve"> lets you validate an overseas launch </w:t>
+      </w:r>
+      <w:r>
+        <w:rPr>
+          <w:b/>
+          <w:bCs/>
+        </w:rPr>
+        <w:t>before</w:t>
+      </w:r>
+      <w:r>
+        <w:t xml:space="preserve"> you ship. AI personas — modeled on government statistics for each candidate country’s local consumers — react to your product and pricing, and you get a market simulation </w:t>
+      </w:r>
+      <w:r>
+        <w:rPr>
+          <w:b/>
+          <w:bCs/>
+        </w:rPr>
+        <w:t>in just a few minutes</w:t>
+      </w:r>
+      <w:r>
+        <w:t>. It answers “which country first, at what price, and how” with data.</w:t>
       </w:r>
     </w:p>
     <w:p>
       <w:pPr>
         <w:pStyle w:val="2"/>
       </w:pPr>
-      <w:bookmarkStart w:id="2" w:name="what-is-this-product"/>
-      <w:bookmarkStart w:id="3" w:name="_Toc232713276"/>
-      <w:r>
-        <w:t>What is this product?</w:t>
-      </w:r>
-      <w:bookmarkEnd w:id="3"/>
+      <w:bookmarkStart w:id="4" w:name="what-youll-do-in-the-beta"/>
+      <w:bookmarkStart w:id="5" w:name="_Toc232720386"/>
+      <w:bookmarkEnd w:id="2"/>
+      <w:r>
+        <w:t>What you’ll do in the beta</w:t>
+      </w:r>
+      <w:bookmarkEnd w:id="5"/>
     </w:p>
     <w:p>
       <w:pPr>
         <w:pStyle w:val="FirstParagraph"/>
       </w:pPr>
       <w:r>
-        <w:rPr>
-          <w:b/>
-          <w:bCs/>
-        </w:rPr>
-        <w:t>Market Twin</w:t>
-      </w:r>
-      <w:r>
-        <w:t xml:space="preserve"> lets you validate an overseas launch </w:t>
-      </w:r>
-      <w:r>
-        <w:rPr>
-          <w:b/>
-          <w:bCs/>
-        </w:rPr>
-        <w:t>before</w:t>
-      </w:r>
-      <w:r>
-        <w:t xml:space="preserve"> you ship. AI personas — modeled on government statistics for each candidate country’s local consumers — react to your product and pricing, and you get a market simulation </w:t>
-      </w:r>
-      <w:r>
-        <w:rPr>
-          <w:b/>
-          <w:bCs/>
-        </w:rPr>
-        <w:t>in just a few minutes</w:t>
-      </w:r>
-      <w:r>
-        <w:t>. It answers “which country first, at what price, and how” with data.</w:t>
+        <w:t xml:space="preserve">Run a simulation with a real product you want to validate (or the sample demo), and tell us </w:t>
+      </w:r>
+      <w:r>
+        <w:rPr>
+          <w:b/>
+          <w:bCs/>
+        </w:rPr>
+        <w:t>whether the result is actually useful for a decision</w:t>
+      </w:r>
+      <w:r>
+        <w:t>. That’s the heart of the beta.</w:t>
       </w:r>
     </w:p>
     <w:p>
       <w:pPr>
         <w:pStyle w:val="2"/>
       </w:pPr>
-      <w:bookmarkStart w:id="4" w:name="what-youll-do-in-the-beta"/>
-      <w:bookmarkStart w:id="5" w:name="_Toc232713277"/>
-      <w:bookmarkEnd w:id="2"/>
-      <w:r>
-        <w:t>What you’ll do in the beta</w:t>
-      </w:r>
-      <w:bookmarkEnd w:id="5"/>
-    </w:p>
-    <w:p>
-      <w:pPr>
-        <w:pStyle w:val="FirstParagraph"/>
-      </w:pPr>
-      <w:r>
-        <w:t xml:space="preserve">Run a simulation with a real product you want to validate (or the sample demo), and tell us </w:t>
-      </w:r>
-      <w:r>
-        <w:rPr>
-          <w:b/>
-          <w:bCs/>
-        </w:rPr>
-        <w:t>whether the result is actually useful for a decision</w:t>
-      </w:r>
-      <w:r>
-        <w:t>. That’s the heart of the beta.</w:t>
-      </w:r>
-    </w:p>
-    <w:p>
-      <w:pPr>
-        <w:pStyle w:val="2"/>
-      </w:pPr>
       <w:bookmarkStart w:id="6" w:name="beta-benefits-limits"/>
-      <w:bookmarkStart w:id="7" w:name="_Toc232713278"/>
+      <w:bookmarkStart w:id="7" w:name="_Toc232720387"/>
       <w:bookmarkEnd w:id="4"/>
       <w:r>
         <w:t>Beta benefits &amp; limits</w:t>
@@ -1203,7 +1202,7 @@
         <w:pStyle w:val="2"/>
       </w:pPr>
       <w:bookmarkStart w:id="8" w:name="whats-included"/>
-      <w:bookmarkStart w:id="9" w:name="_Toc232713279"/>
+      <w:bookmarkStart w:id="9" w:name="_Toc232720388"/>
       <w:bookmarkEnd w:id="6"/>
       <w:r>
         <w:t>What’s included</w:t>
@@ -1265,11 +1264,10 @@
         <w:pStyle w:val="1"/>
       </w:pPr>
       <w:bookmarkStart w:id="10" w:name="getting-started-in-5-minutes"/>
-      <w:bookmarkStart w:id="11" w:name="_Toc232713280"/>
+      <w:bookmarkStart w:id="11" w:name="_Toc232720389"/>
       <w:bookmarkEnd w:id="0"/>
       <w:bookmarkEnd w:id="8"/>
       <w:r>
-        <w:lastRenderedPageBreak/>
         <w:t>Getting Started in 5 Minutes</w:t>
       </w:r>
       <w:bookmarkEnd w:id="11"/>
@@ -1409,9 +1407,10 @@
         <w:rPr>
           <w:noProof/>
         </w:rPr>
+        <w:lastRenderedPageBreak/>
         <w:drawing>
-          <wp:inline distT="0" distB="0" distL="0" distR="0" wp14:anchorId="7E2A62CE" wp14:editId="3B1D7F08">
-            <wp:extent cx="5334000" cy="2765209"/>
+          <wp:inline distT="0" distB="0" distL="0" distR="0" wp14:anchorId="38BAA598" wp14:editId="6B6F8FE2">
+            <wp:extent cx="5334000" cy="2720402"/>
             <wp:effectExtent l="0" t="0" r="0" b="0"/>
             <wp:docPr id="15" name="Picture" descr="Login screen"/>
             <wp:cNvGraphicFramePr/>
@@ -1419,7 +1418,7 @@
               <a:graphicData uri="http://schemas.openxmlformats.org/drawingml/2006/picture">
                 <pic:pic xmlns:pic="http://schemas.openxmlformats.org/drawingml/2006/picture">
                   <pic:nvPicPr>
-                    <pic:cNvPr id="16" name="Picture" descr="images/01_login.png"/>
+                    <pic:cNvPr id="16" name="Picture" descr="images/01_login_en.png"/>
                     <pic:cNvPicPr>
                       <a:picLocks noChangeAspect="1" noChangeArrowheads="1"/>
                     </pic:cNvPicPr>
@@ -1433,7 +1432,7 @@
                   <pic:spPr bwMode="auto">
                     <a:xfrm>
                       <a:off x="0" y="0"/>
-                      <a:ext cx="5334000" cy="2765209"/>
+                      <a:ext cx="5334000" cy="2720402"/>
                     </a:xfrm>
                     <a:prstGeom prst="rect">
                       <a:avLst/>
@@ -1499,10 +1498,9 @@
         <w:rPr>
           <w:noProof/>
         </w:rPr>
-        <w:lastRenderedPageBreak/>
         <w:drawing>
-          <wp:inline distT="0" distB="0" distL="0" distR="0" wp14:anchorId="759F3C08" wp14:editId="78CEEED9">
-            <wp:extent cx="5334000" cy="2288514"/>
+          <wp:inline distT="0" distB="0" distL="0" distR="0" wp14:anchorId="31EFBEDF" wp14:editId="557A4EE5">
+            <wp:extent cx="5334000" cy="2343862"/>
             <wp:effectExtent l="0" t="0" r="0" b="0"/>
             <wp:docPr id="18" name="Picture" descr="Dashboard — first-time user (sample demo)"/>
             <wp:cNvGraphicFramePr/>
@@ -1510,7 +1508,7 @@
               <a:graphicData uri="http://schemas.openxmlformats.org/drawingml/2006/picture">
                 <pic:pic xmlns:pic="http://schemas.openxmlformats.org/drawingml/2006/picture">
                   <pic:nvPicPr>
-                    <pic:cNvPr id="19" name="Picture" descr="images/24_dashboard_demo.png"/>
+                    <pic:cNvPr id="19" name="Picture" descr="images/24_dashboard_demo_en.png"/>
                     <pic:cNvPicPr>
                       <a:picLocks noChangeAspect="1" noChangeArrowheads="1"/>
                     </pic:cNvPicPr>
@@ -1524,7 +1522,7 @@
                   <pic:spPr bwMode="auto">
                     <a:xfrm>
                       <a:off x="0" y="0"/>
-                      <a:ext cx="5334000" cy="2288514"/>
+                      <a:ext cx="5334000" cy="2343862"/>
                     </a:xfrm>
                     <a:prstGeom prst="rect">
                       <a:avLst/>
@@ -1600,9 +1598,10 @@
         <w:rPr>
           <w:noProof/>
         </w:rPr>
+        <w:lastRenderedPageBreak/>
         <w:drawing>
-          <wp:inline distT="0" distB="0" distL="0" distR="0" wp14:anchorId="35ADE30F" wp14:editId="6AEC8366">
-            <wp:extent cx="5334000" cy="2258513"/>
+          <wp:inline distT="0" distB="0" distL="0" distR="0" wp14:anchorId="503197E2" wp14:editId="199C9A23">
+            <wp:extent cx="5334000" cy="2325457"/>
             <wp:effectExtent l="0" t="0" r="0" b="0"/>
             <wp:docPr id="21" name="Picture" descr="Projects screen — + New Project"/>
             <wp:cNvGraphicFramePr/>
@@ -1610,7 +1609,7 @@
               <a:graphicData uri="http://schemas.openxmlformats.org/drawingml/2006/picture">
                 <pic:pic xmlns:pic="http://schemas.openxmlformats.org/drawingml/2006/picture">
                   <pic:nvPicPr>
-                    <pic:cNvPr id="22" name="Picture" descr="images/25_projects.png"/>
+                    <pic:cNvPr id="22" name="Picture" descr="images/25_projects_en.png"/>
                     <pic:cNvPicPr>
                       <a:picLocks noChangeAspect="1" noChangeArrowheads="1"/>
                     </pic:cNvPicPr>
@@ -1624,7 +1623,7 @@
                   <pic:spPr bwMode="auto">
                     <a:xfrm>
                       <a:off x="0" y="0"/>
-                      <a:ext cx="5334000" cy="2258513"/>
+                      <a:ext cx="5334000" cy="2325457"/>
                     </a:xfrm>
                     <a:prstGeom prst="rect">
                       <a:avLst/>
@@ -1656,10 +1655,9 @@
         <w:pStyle w:val="1"/>
       </w:pPr>
       <w:bookmarkStart w:id="12" w:name="creating-your-first-simulation-6-steps"/>
-      <w:bookmarkStart w:id="13" w:name="_Toc232713281"/>
+      <w:bookmarkStart w:id="13" w:name="_Toc232720390"/>
       <w:bookmarkEnd w:id="10"/>
       <w:r>
-        <w:lastRenderedPageBreak/>
         <w:t>Creating Your First Simulation (6 steps)</w:t>
       </w:r>
       <w:bookmarkEnd w:id="13"/>
@@ -1994,8 +1992,8 @@
         </w:rPr>
         <w:lastRenderedPageBreak/>
         <w:drawing>
-          <wp:inline distT="0" distB="0" distL="0" distR="0" wp14:anchorId="0E79CECD" wp14:editId="71FF53EE">
-            <wp:extent cx="5334000" cy="3043656"/>
+          <wp:inline distT="0" distB="0" distL="0" distR="0" wp14:anchorId="27D1ECCF" wp14:editId="3B768E9A">
+            <wp:extent cx="5334000" cy="2725864"/>
             <wp:effectExtent l="0" t="0" r="0" b="0"/>
             <wp:docPr id="25" name="Picture" descr="Step 1 — product details"/>
             <wp:cNvGraphicFramePr/>
@@ -2003,7 +2001,7 @@
               <a:graphicData uri="http://schemas.openxmlformats.org/drawingml/2006/picture">
                 <pic:pic xmlns:pic="http://schemas.openxmlformats.org/drawingml/2006/picture">
                   <pic:nvPicPr>
-                    <pic:cNvPr id="26" name="Picture" descr="images/11_step1.png"/>
+                    <pic:cNvPr id="26" name="Picture" descr="images/11_step1_en.png"/>
                     <pic:cNvPicPr>
                       <a:picLocks noChangeAspect="1" noChangeArrowheads="1"/>
                     </pic:cNvPicPr>
@@ -2017,7 +2015,7 @@
                   <pic:spPr bwMode="auto">
                     <a:xfrm>
                       <a:off x="0" y="0"/>
-                      <a:ext cx="5334000" cy="3043656"/>
+                      <a:ext cx="5334000" cy="2725864"/>
                     </a:xfrm>
                     <a:prstGeom prst="rect">
                       <a:avLst/>
@@ -2053,8 +2051,8 @@
           <w:noProof/>
         </w:rPr>
         <w:drawing>
-          <wp:inline distT="0" distB="0" distL="0" distR="0" wp14:anchorId="6B43B9E9" wp14:editId="20400194">
-            <wp:extent cx="5334000" cy="2993813"/>
+          <wp:inline distT="0" distB="0" distL="0" distR="0" wp14:anchorId="4E4975C6" wp14:editId="7337FFDF">
+            <wp:extent cx="5334000" cy="2745125"/>
             <wp:effectExtent l="0" t="0" r="0" b="0"/>
             <wp:docPr id="28" name="Picture" descr="Step 3 — target market selection"/>
             <wp:cNvGraphicFramePr/>
@@ -2062,7 +2060,7 @@
               <a:graphicData uri="http://schemas.openxmlformats.org/drawingml/2006/picture">
                 <pic:pic xmlns:pic="http://schemas.openxmlformats.org/drawingml/2006/picture">
                   <pic:nvPicPr>
-                    <pic:cNvPr id="29" name="Picture" descr="images/13_step3.png"/>
+                    <pic:cNvPr id="29" name="Picture" descr="images/13_step3_en.png"/>
                     <pic:cNvPicPr>
                       <a:picLocks noChangeAspect="1" noChangeArrowheads="1"/>
                     </pic:cNvPicPr>
@@ -2076,7 +2074,7 @@
                   <pic:spPr bwMode="auto">
                     <a:xfrm>
                       <a:off x="0" y="0"/>
-                      <a:ext cx="5334000" cy="2993813"/>
+                      <a:ext cx="5334000" cy="2745125"/>
                     </a:xfrm>
                     <a:prstGeom prst="rect">
                       <a:avLst/>
@@ -2131,8 +2129,8 @@
         </w:rPr>
         <w:lastRenderedPageBreak/>
         <w:drawing>
-          <wp:inline distT="0" distB="0" distL="0" distR="0" wp14:anchorId="52894DD3" wp14:editId="787B874B">
-            <wp:extent cx="5334000" cy="2432464"/>
+          <wp:inline distT="0" distB="0" distL="0" distR="0" wp14:anchorId="46601123" wp14:editId="6E7E40C2">
+            <wp:extent cx="5334000" cy="2351074"/>
             <wp:effectExtent l="0" t="0" r="0" b="0"/>
             <wp:docPr id="31" name="Picture" descr="Simulation in progress / complete"/>
             <wp:cNvGraphicFramePr/>
@@ -2140,7 +2138,7 @@
               <a:graphicData uri="http://schemas.openxmlformats.org/drawingml/2006/picture">
                 <pic:pic xmlns:pic="http://schemas.openxmlformats.org/drawingml/2006/picture">
                   <pic:nvPicPr>
-                    <pic:cNvPr id="32" name="Picture" descr="images/16_done.png"/>
+                    <pic:cNvPr id="32" name="Picture" descr="images/16_done_en.png"/>
                     <pic:cNvPicPr>
                       <a:picLocks noChangeAspect="1" noChangeArrowheads="1"/>
                     </pic:cNvPicPr>
@@ -2154,7 +2152,7 @@
                   <pic:spPr bwMode="auto">
                     <a:xfrm>
                       <a:off x="0" y="0"/>
-                      <a:ext cx="5334000" cy="2432464"/>
+                      <a:ext cx="5334000" cy="2351074"/>
                     </a:xfrm>
                     <a:prstGeom prst="rect">
                       <a:avLst/>
@@ -2186,10 +2184,9 @@
         <w:pStyle w:val="1"/>
       </w:pPr>
       <w:bookmarkStart w:id="14" w:name="reading-your-results"/>
-      <w:bookmarkStart w:id="15" w:name="_Toc232713282"/>
+      <w:bookmarkStart w:id="15" w:name="_Toc232720391"/>
       <w:bookmarkEnd w:id="12"/>
       <w:r>
-        <w:lastRenderedPageBreak/>
         <w:t>Reading Your Results</w:t>
       </w:r>
       <w:bookmarkEnd w:id="15"/>
@@ -2253,8 +2250,8 @@
           <w:noProof/>
         </w:rPr>
         <w:drawing>
-          <wp:inline distT="0" distB="0" distL="0" distR="0" wp14:anchorId="36023AD0" wp14:editId="0E970D11">
-            <wp:extent cx="5334000" cy="2388755"/>
+          <wp:inline distT="0" distB="0" distL="0" distR="0" wp14:anchorId="7C873288" wp14:editId="69AA8683">
+            <wp:extent cx="5334000" cy="2554843"/>
             <wp:effectExtent l="0" t="0" r="0" b="0"/>
             <wp:docPr id="35" name="Picture" descr="Results — persona analysis"/>
             <wp:cNvGraphicFramePr/>
@@ -2262,7 +2259,7 @@
               <a:graphicData uri="http://schemas.openxmlformats.org/drawingml/2006/picture">
                 <pic:pic xmlns:pic="http://schemas.openxmlformats.org/drawingml/2006/picture">
                   <pic:nvPicPr>
-                    <pic:cNvPr id="36" name="Picture" descr="images/04_persona.png"/>
+                    <pic:cNvPr id="36" name="Picture" descr="images/04_persona_en.png"/>
                     <pic:cNvPicPr>
                       <a:picLocks noChangeAspect="1" noChangeArrowheads="1"/>
                     </pic:cNvPicPr>
@@ -2276,7 +2273,7 @@
                   <pic:spPr bwMode="auto">
                     <a:xfrm>
                       <a:off x="0" y="0"/>
-                      <a:ext cx="5334000" cy="2388755"/>
+                      <a:ext cx="5334000" cy="2554843"/>
                     </a:xfrm>
                     <a:prstGeom prst="rect">
                       <a:avLst/>
@@ -2330,9 +2327,10 @@
         <w:rPr>
           <w:noProof/>
         </w:rPr>
+        <w:lastRenderedPageBreak/>
         <w:drawing>
-          <wp:inline distT="0" distB="0" distL="0" distR="0" wp14:anchorId="53DCEDF0" wp14:editId="5DA0E2D5">
-            <wp:extent cx="5334000" cy="2595080"/>
+          <wp:inline distT="0" distB="0" distL="0" distR="0" wp14:anchorId="4DF73A36" wp14:editId="208115AB">
+            <wp:extent cx="5334000" cy="2617968"/>
             <wp:effectExtent l="0" t="0" r="0" b="0"/>
             <wp:docPr id="38" name="Picture" descr="Results — price optimization"/>
             <wp:cNvGraphicFramePr/>
@@ -2340,7 +2338,7 @@
               <a:graphicData uri="http://schemas.openxmlformats.org/drawingml/2006/picture">
                 <pic:pic xmlns:pic="http://schemas.openxmlformats.org/drawingml/2006/picture">
                   <pic:nvPicPr>
-                    <pic:cNvPr id="39" name="Picture" descr="images/17_price.png"/>
+                    <pic:cNvPr id="39" name="Picture" descr="images/17_price_en.png"/>
                     <pic:cNvPicPr>
                       <a:picLocks noChangeAspect="1" noChangeArrowheads="1"/>
                     </pic:cNvPicPr>
@@ -2354,7 +2352,7 @@
                   <pic:spPr bwMode="auto">
                     <a:xfrm>
                       <a:off x="0" y="0"/>
-                      <a:ext cx="5334000" cy="2595080"/>
+                      <a:ext cx="5334000" cy="2617968"/>
                     </a:xfrm>
                     <a:prstGeom prst="rect">
                       <a:avLst/>
@@ -2418,10 +2416,9 @@
         <w:rPr>
           <w:noProof/>
         </w:rPr>
-        <w:lastRenderedPageBreak/>
         <w:drawing>
-          <wp:inline distT="0" distB="0" distL="0" distR="0" wp14:anchorId="002AECA2" wp14:editId="09C4C1DF">
-            <wp:extent cx="5334000" cy="2652248"/>
+          <wp:inline distT="0" distB="0" distL="0" distR="0" wp14:anchorId="1328F1C1" wp14:editId="24CF282C">
+            <wp:extent cx="5334000" cy="2606952"/>
             <wp:effectExtent l="0" t="0" r="0" b="0"/>
             <wp:docPr id="41" name="Picture" descr="Results — investment / ROI decision"/>
             <wp:cNvGraphicFramePr/>
@@ -2429,7 +2426,7 @@
               <a:graphicData uri="http://schemas.openxmlformats.org/drawingml/2006/picture">
                 <pic:pic xmlns:pic="http://schemas.openxmlformats.org/drawingml/2006/picture">
                   <pic:nvPicPr>
-                    <pic:cNvPr id="42" name="Picture" descr="images/18_decision.png"/>
+                    <pic:cNvPr id="42" name="Picture" descr="images/18_decision_en.png"/>
                     <pic:cNvPicPr>
                       <a:picLocks noChangeAspect="1" noChangeArrowheads="1"/>
                     </pic:cNvPicPr>
@@ -2443,7 +2440,7 @@
                   <pic:spPr bwMode="auto">
                     <a:xfrm>
                       <a:off x="0" y="0"/>
-                      <a:ext cx="5334000" cy="2652248"/>
+                      <a:ext cx="5334000" cy="2606952"/>
                     </a:xfrm>
                     <a:prstGeom prst="rect">
                       <a:avLst/>
@@ -2510,9 +2507,10 @@
         <w:rPr>
           <w:noProof/>
         </w:rPr>
+        <w:lastRenderedPageBreak/>
         <w:drawing>
-          <wp:inline distT="0" distB="0" distL="0" distR="0" wp14:anchorId="5C4E3245" wp14:editId="3EEB7A5E">
-            <wp:extent cx="5334000" cy="2606687"/>
+          <wp:inline distT="0" distB="0" distL="0" distR="0" wp14:anchorId="3A44D629" wp14:editId="7DD8A2E1">
+            <wp:extent cx="5334000" cy="2566054"/>
             <wp:effectExtent l="0" t="0" r="0" b="0"/>
             <wp:docPr id="44" name="Picture" descr="Results — recommended action matrix"/>
             <wp:cNvGraphicFramePr/>
@@ -2520,7 +2518,7 @@
               <a:graphicData uri="http://schemas.openxmlformats.org/drawingml/2006/picture">
                 <pic:pic xmlns:pic="http://schemas.openxmlformats.org/drawingml/2006/picture">
                   <pic:nvPicPr>
-                    <pic:cNvPr id="45" name="Picture" descr="images/20_action.png"/>
+                    <pic:cNvPr id="45" name="Picture" descr="images/20_action_en.png"/>
                     <pic:cNvPicPr>
                       <a:picLocks noChangeAspect="1" noChangeArrowheads="1"/>
                     </pic:cNvPicPr>
@@ -2534,7 +2532,7 @@
                   <pic:spPr bwMode="auto">
                     <a:xfrm>
                       <a:off x="0" y="0"/>
-                      <a:ext cx="5334000" cy="2606687"/>
+                      <a:ext cx="5334000" cy="2566054"/>
                     </a:xfrm>
                     <a:prstGeom prst="rect">
                       <a:avLst/>
@@ -2584,10 +2582,9 @@
         <w:pStyle w:val="1"/>
       </w:pPr>
       <w:bookmarkStart w:id="16" w:name="beta-feedback-this-matters-most"/>
-      <w:bookmarkStart w:id="17" w:name="_Toc232713283"/>
+      <w:bookmarkStart w:id="17" w:name="_Toc232720392"/>
       <w:bookmarkEnd w:id="14"/>
       <w:r>
-        <w:lastRenderedPageBreak/>
         <w:t xml:space="preserve">Beta Feedback — This Matters Most </w:t>
       </w:r>
       <w:r>
@@ -2819,7 +2816,7 @@
         <w:pStyle w:val="1"/>
       </w:pPr>
       <w:bookmarkStart w:id="18" w:name="things-to-know-during-beta"/>
-      <w:bookmarkStart w:id="19" w:name="_Toc232713284"/>
+      <w:bookmarkStart w:id="19" w:name="_Toc232720393"/>
       <w:bookmarkEnd w:id="16"/>
       <w:r>
         <w:lastRenderedPageBreak/>
@@ -2989,10 +2986,9 @@
         <w:pStyle w:val="1"/>
       </w:pPr>
       <w:bookmarkStart w:id="20" w:name="faq-beta"/>
-      <w:bookmarkStart w:id="21" w:name="_Toc232713285"/>
+      <w:bookmarkStart w:id="21" w:name="_Toc232720394"/>
       <w:bookmarkEnd w:id="18"/>
       <w:r>
-        <w:lastRenderedPageBreak/>
         <w:t>FAQ (Beta)</w:t>
       </w:r>
       <w:bookmarkEnd w:id="21"/>
@@ -3114,10 +3110,9 @@
         <w:pStyle w:val="1"/>
       </w:pPr>
       <w:bookmarkStart w:id="22" w:name="contact-support"/>
-      <w:bookmarkStart w:id="23" w:name="_Toc232713286"/>
+      <w:bookmarkStart w:id="23" w:name="_Toc232720395"/>
       <w:bookmarkEnd w:id="20"/>
       <w:r>
-        <w:lastRenderedPageBreak/>
         <w:t>Contact &amp; Support</w:t>
       </w:r>
       <w:bookmarkEnd w:id="23"/>
@@ -3189,6 +3184,7 @@
           <w:i/>
           <w:iCs/>
         </w:rPr>
+        <w:lastRenderedPageBreak/>
         <w:t>Screens in this guide may differ slightly as the beta evolves. © 2026 Mr.AI Inc.</w:t>
       </w:r>
       <w:bookmarkEnd w:id="22"/>
@@ -3313,7 +3309,7 @@
         <w:rStyle w:val="af"/>
         <w:noProof/>
       </w:rPr>
-      <w:t>13</w:t>
+      <w:t>1</w:t>
     </w:r>
     <w:r>
       <w:rPr>
@@ -3411,7 +3407,7 @@
   <w:abstractNum w:abstractNumId="0" w15:restartNumberingAfterBreak="0">
     <w:nsid w:val="0000A990"/>
     <w:multiLevelType w:val="multilevel"/>
-    <w:tmpl w:val="E71493CC"/>
+    <w:tmpl w:val="8B2A31C4"/>
     <w:lvl w:ilvl="0">
       <w:numFmt w:val="bullet"/>
       <w:lvlText w:val=" "/>
@@ -3488,7 +3484,7 @@
   <w:abstractNum w:abstractNumId="1" w15:restartNumberingAfterBreak="0">
     <w:nsid w:val="0000A991"/>
     <w:multiLevelType w:val="multilevel"/>
-    <w:tmpl w:val="B8009172"/>
+    <w:tmpl w:val="BA1E8A94"/>
     <w:lvl w:ilvl="0">
       <w:numFmt w:val="bullet"/>
       <w:lvlText w:val=""/>
@@ -3592,7 +3588,7 @@
   <w:abstractNum w:abstractNumId="2" w15:restartNumberingAfterBreak="0">
     <w:nsid w:val="00A99411"/>
     <w:multiLevelType w:val="multilevel"/>
-    <w:tmpl w:val="F3FA81EE"/>
+    <w:tmpl w:val="4DCE527A"/>
     <w:lvl w:ilvl="0">
       <w:start w:val="1"/>
       <w:numFmt w:val="decimal"/>
@@ -3675,13 +3671,13 @@
       </w:pPr>
     </w:lvl>
   </w:abstractNum>
-  <w:num w:numId="1" w16cid:durableId="1155031040">
+  <w:num w:numId="1" w16cid:durableId="1406024813">
     <w:abstractNumId w:val="0"/>
   </w:num>
-  <w:num w:numId="2" w16cid:durableId="84613008">
+  <w:num w:numId="2" w16cid:durableId="1391030121">
     <w:abstractNumId w:val="1"/>
   </w:num>
-  <w:num w:numId="3" w16cid:durableId="1415588019">
+  <w:num w:numId="3" w16cid:durableId="1011107360">
     <w:abstractNumId w:val="2"/>
     <w:lvlOverride w:ilvl="0">
       <w:startOverride w:val="1"/>
@@ -3711,28 +3707,28 @@
       <w:startOverride w:val="1"/>
     </w:lvlOverride>
   </w:num>
-  <w:num w:numId="4" w16cid:durableId="1161697585">
+  <w:num w:numId="4" w16cid:durableId="938171973">
     <w:abstractNumId w:val="1"/>
   </w:num>
-  <w:num w:numId="5" w16cid:durableId="737747384">
+  <w:num w:numId="5" w16cid:durableId="1423913891">
     <w:abstractNumId w:val="1"/>
   </w:num>
-  <w:num w:numId="6" w16cid:durableId="34160732">
+  <w:num w:numId="6" w16cid:durableId="16277656">
     <w:abstractNumId w:val="1"/>
   </w:num>
-  <w:num w:numId="7" w16cid:durableId="1234312835">
+  <w:num w:numId="7" w16cid:durableId="1357847114">
     <w:abstractNumId w:val="1"/>
   </w:num>
-  <w:num w:numId="8" w16cid:durableId="1318458574">
+  <w:num w:numId="8" w16cid:durableId="784622006">
     <w:abstractNumId w:val="1"/>
   </w:num>
-  <w:num w:numId="9" w16cid:durableId="592133001">
+  <w:num w:numId="9" w16cid:durableId="2068217385">
     <w:abstractNumId w:val="1"/>
   </w:num>
-  <w:num w:numId="10" w16cid:durableId="1828327494">
+  <w:num w:numId="10" w16cid:durableId="459492015">
     <w:abstractNumId w:val="1"/>
   </w:num>
-  <w:num w:numId="11" w16cid:durableId="233972964">
+  <w:num w:numId="11" w16cid:durableId="447817959">
     <w:abstractNumId w:val="1"/>
   </w:num>
 </w:numbering>
@@ -4954,7 +4950,7 @@
     <w:name w:val="header"/>
     <w:basedOn w:val="a"/>
     <w:link w:val="Char2"/>
-    <w:rsid w:val="003A1F12"/>
+    <w:rsid w:val="00EA01B7"/>
     <w:pPr>
       <w:tabs>
         <w:tab w:val="center" w:pos="4513"/>
@@ -4967,13 +4963,13 @@
     <w:name w:val="머리글 Char"/>
     <w:basedOn w:val="a1"/>
     <w:link w:val="ad"/>
-    <w:rsid w:val="003A1F12"/>
+    <w:rsid w:val="00EA01B7"/>
   </w:style>
   <w:style w:type="paragraph" w:styleId="ae">
     <w:name w:val="footer"/>
     <w:basedOn w:val="a"/>
     <w:link w:val="Char3"/>
-    <w:rsid w:val="003A1F12"/>
+    <w:rsid w:val="00EA01B7"/>
     <w:pPr>
       <w:tabs>
         <w:tab w:val="center" w:pos="4513"/>
@@ -4986,7 +4982,7 @@
     <w:name w:val="바닥글 Char"/>
     <w:basedOn w:val="a1"/>
     <w:link w:val="ae"/>
-    <w:rsid w:val="003A1F12"/>
+    <w:rsid w:val="00EA01B7"/>
   </w:style>
   <w:style w:type="paragraph" w:styleId="10">
     <w:name w:val="toc 1"/>
@@ -4994,7 +4990,7 @@
     <w:next w:val="a"/>
     <w:autoRedefine/>
     <w:uiPriority w:val="39"/>
-    <w:rsid w:val="003A1F12"/>
+    <w:rsid w:val="00EA01B7"/>
   </w:style>
   <w:style w:type="paragraph" w:styleId="20">
     <w:name w:val="toc 2"/>
@@ -5002,7 +4998,7 @@
     <w:next w:val="a"/>
     <w:autoRedefine/>
     <w:uiPriority w:val="39"/>
-    <w:rsid w:val="003A1F12"/>
+    <w:rsid w:val="00EA01B7"/>
     <w:pPr>
       <w:ind w:leftChars="200" w:left="425"/>
     </w:pPr>
@@ -5010,7 +5006,7 @@
   <w:style w:type="character" w:styleId="af">
     <w:name w:val="page number"/>
     <w:basedOn w:val="a1"/>
-    <w:rsid w:val="003A1F12"/>
+    <w:rsid w:val="00EA01B7"/>
   </w:style>
 </w:styles>
 </file>

--- a/docs/manual/Market Twin Beta Testing Guide (EN).docx
+++ b/docs/manual/Market Twin Beta Testing Guide (EN).docx
@@ -11,16 +11,16 @@
           <w:noProof/>
         </w:rPr>
         <w:drawing>
-          <wp:inline distT="0" distB="0" distL="0" distR="0" wp14:anchorId="14F72331" wp14:editId="7C46F2AE">
+          <wp:inline distT="0" distB="0" distL="0" distR="0" wp14:anchorId="00692D43" wp14:editId="0A920903">
             <wp:extent cx="1397000" cy="1397000"/>
             <wp:effectExtent l="0" t="0" r="0" b="0"/>
-            <wp:docPr id="1705339400" name="그림 1"/>
+            <wp:docPr id="992338870" name="그림 1"/>
             <wp:cNvGraphicFramePr/>
             <a:graphic xmlns:a="http://schemas.openxmlformats.org/drawingml/2006/main">
               <a:graphicData uri="http://schemas.openxmlformats.org/drawingml/2006/picture">
                 <pic:pic xmlns:pic="http://schemas.openxmlformats.org/drawingml/2006/picture">
                   <pic:nvPicPr>
-                    <pic:cNvPr id="1705339400" name=""/>
+                    <pic:cNvPr id="992338870" name=""/>
                     <pic:cNvPicPr/>
                   </pic:nvPicPr>
                   <pic:blipFill>
@@ -146,7 +146,7 @@
         <w:rPr>
           <w:noProof/>
         </w:rPr>
-        <w:instrText xml:space="preserve"> PAGEREF _Toc232720384 \h </w:instrText>
+        <w:instrText xml:space="preserve"> PAGEREF _Toc232782465 \h </w:instrText>
       </w:r>
       <w:r>
         <w:rPr>
@@ -209,7 +209,7 @@
         <w:rPr>
           <w:noProof/>
         </w:rPr>
-        <w:instrText xml:space="preserve"> PAGEREF _Toc232720385 \h </w:instrText>
+        <w:instrText xml:space="preserve"> PAGEREF _Toc232782466 \h </w:instrText>
       </w:r>
       <w:r>
         <w:rPr>
@@ -272,7 +272,7 @@
         <w:rPr>
           <w:noProof/>
         </w:rPr>
-        <w:instrText xml:space="preserve"> PAGEREF _Toc232720386 \h </w:instrText>
+        <w:instrText xml:space="preserve"> PAGEREF _Toc232782467 \h </w:instrText>
       </w:r>
       <w:r>
         <w:rPr>
@@ -335,7 +335,7 @@
         <w:rPr>
           <w:noProof/>
         </w:rPr>
-        <w:instrText xml:space="preserve"> PAGEREF _Toc232720387 \h </w:instrText>
+        <w:instrText xml:space="preserve"> PAGEREF _Toc232782468 \h </w:instrText>
       </w:r>
       <w:r>
         <w:rPr>
@@ -398,7 +398,7 @@
         <w:rPr>
           <w:noProof/>
         </w:rPr>
-        <w:instrText xml:space="preserve"> PAGEREF _Toc232720388 \h </w:instrText>
+        <w:instrText xml:space="preserve"> PAGEREF _Toc232782469 \h </w:instrText>
       </w:r>
       <w:r>
         <w:rPr>
@@ -460,7 +460,7 @@
         <w:rPr>
           <w:noProof/>
         </w:rPr>
-        <w:instrText xml:space="preserve"> PAGEREF _Toc232720389 \h </w:instrText>
+        <w:instrText xml:space="preserve"> PAGEREF _Toc232782470 \h </w:instrText>
       </w:r>
       <w:r>
         <w:rPr>
@@ -522,7 +522,7 @@
         <w:rPr>
           <w:noProof/>
         </w:rPr>
-        <w:instrText xml:space="preserve"> PAGEREF _Toc232720390 \h </w:instrText>
+        <w:instrText xml:space="preserve"> PAGEREF _Toc232782471 \h </w:instrText>
       </w:r>
       <w:r>
         <w:rPr>
@@ -584,7 +584,7 @@
         <w:rPr>
           <w:noProof/>
         </w:rPr>
-        <w:instrText xml:space="preserve"> PAGEREF _Toc232720391 \h </w:instrText>
+        <w:instrText xml:space="preserve"> PAGEREF _Toc232782472 \h </w:instrText>
       </w:r>
       <w:r>
         <w:rPr>
@@ -653,7 +653,7 @@
         <w:rPr>
           <w:noProof/>
         </w:rPr>
-        <w:instrText xml:space="preserve"> PAGEREF _Toc232720392 \h </w:instrText>
+        <w:instrText xml:space="preserve"> PAGEREF _Toc232782473 \h </w:instrText>
       </w:r>
       <w:r>
         <w:rPr>
@@ -715,7 +715,7 @@
         <w:rPr>
           <w:noProof/>
         </w:rPr>
-        <w:instrText xml:space="preserve"> PAGEREF _Toc232720393 \h </w:instrText>
+        <w:instrText xml:space="preserve"> PAGEREF _Toc232782474 \h </w:instrText>
       </w:r>
       <w:r>
         <w:rPr>
@@ -777,7 +777,7 @@
         <w:rPr>
           <w:noProof/>
         </w:rPr>
-        <w:instrText xml:space="preserve"> PAGEREF _Toc232720394 \h </w:instrText>
+        <w:instrText xml:space="preserve"> PAGEREF _Toc232782475 \h </w:instrText>
       </w:r>
       <w:r>
         <w:rPr>
@@ -839,7 +839,7 @@
         <w:rPr>
           <w:noProof/>
         </w:rPr>
-        <w:instrText xml:space="preserve"> PAGEREF _Toc232720395 \h </w:instrText>
+        <w:instrText xml:space="preserve"> PAGEREF _Toc232782476 \h </w:instrText>
       </w:r>
       <w:r>
         <w:rPr>
@@ -872,7 +872,7 @@
       <w:r>
         <w:fldChar w:fldCharType="end"/>
       </w:r>
-      <w:bookmarkStart w:id="1" w:name="_Toc232720384"/>
+      <w:bookmarkStart w:id="1" w:name="_Toc232782465"/>
       <w:r>
         <w:t>Welcome to the Beta</w:t>
       </w:r>
@@ -901,7 +901,7 @@
         <w:pStyle w:val="2"/>
       </w:pPr>
       <w:bookmarkStart w:id="2" w:name="what-is-this-product"/>
-      <w:bookmarkStart w:id="3" w:name="_Toc232720385"/>
+      <w:bookmarkStart w:id="3" w:name="_Toc232782466"/>
       <w:r>
         <w:lastRenderedPageBreak/>
         <w:t>What is this product?</w:t>
@@ -937,7 +937,7 @@
           <w:b/>
           <w:bCs/>
         </w:rPr>
-        <w:t>in just a few minutes</w:t>
+        <w:t>in just 5-6 minutes</w:t>
       </w:r>
       <w:r>
         <w:t>. It answers “which country first, at what price, and how” with data.</w:t>
@@ -948,7 +948,7 @@
         <w:pStyle w:val="2"/>
       </w:pPr>
       <w:bookmarkStart w:id="4" w:name="what-youll-do-in-the-beta"/>
-      <w:bookmarkStart w:id="5" w:name="_Toc232720386"/>
+      <w:bookmarkStart w:id="5" w:name="_Toc232782467"/>
       <w:bookmarkEnd w:id="2"/>
       <w:r>
         <w:t>What you’ll do in the beta</w:t>
@@ -978,7 +978,7 @@
         <w:pStyle w:val="2"/>
       </w:pPr>
       <w:bookmarkStart w:id="6" w:name="beta-benefits-limits"/>
-      <w:bookmarkStart w:id="7" w:name="_Toc232720387"/>
+      <w:bookmarkStart w:id="7" w:name="_Toc232782468"/>
       <w:bookmarkEnd w:id="4"/>
       <w:r>
         <w:t>Beta benefits &amp; limits</w:t>
@@ -1202,7 +1202,7 @@
         <w:pStyle w:val="2"/>
       </w:pPr>
       <w:bookmarkStart w:id="8" w:name="whats-included"/>
-      <w:bookmarkStart w:id="9" w:name="_Toc232720388"/>
+      <w:bookmarkStart w:id="9" w:name="_Toc232782469"/>
       <w:bookmarkEnd w:id="6"/>
       <w:r>
         <w:t>What’s included</w:t>
@@ -1264,7 +1264,7 @@
         <w:pStyle w:val="1"/>
       </w:pPr>
       <w:bookmarkStart w:id="10" w:name="getting-started-in-5-minutes"/>
-      <w:bookmarkStart w:id="11" w:name="_Toc232720389"/>
+      <w:bookmarkStart w:id="11" w:name="_Toc232782470"/>
       <w:bookmarkEnd w:id="0"/>
       <w:bookmarkEnd w:id="8"/>
       <w:r>
@@ -1409,7 +1409,7 @@
         </w:rPr>
         <w:lastRenderedPageBreak/>
         <w:drawing>
-          <wp:inline distT="0" distB="0" distL="0" distR="0" wp14:anchorId="38BAA598" wp14:editId="6B6F8FE2">
+          <wp:inline distT="0" distB="0" distL="0" distR="0" wp14:anchorId="45353424" wp14:editId="251E1B0D">
             <wp:extent cx="5334000" cy="2720402"/>
             <wp:effectExtent l="0" t="0" r="0" b="0"/>
             <wp:docPr id="15" name="Picture" descr="Login screen"/>
@@ -1499,7 +1499,7 @@
           <w:noProof/>
         </w:rPr>
         <w:drawing>
-          <wp:inline distT="0" distB="0" distL="0" distR="0" wp14:anchorId="31EFBEDF" wp14:editId="557A4EE5">
+          <wp:inline distT="0" distB="0" distL="0" distR="0" wp14:anchorId="0F0090A0" wp14:editId="23B907DE">
             <wp:extent cx="5334000" cy="2343862"/>
             <wp:effectExtent l="0" t="0" r="0" b="0"/>
             <wp:docPr id="18" name="Picture" descr="Dashboard — first-time user (sample demo)"/>
@@ -1600,7 +1600,7 @@
         </w:rPr>
         <w:lastRenderedPageBreak/>
         <w:drawing>
-          <wp:inline distT="0" distB="0" distL="0" distR="0" wp14:anchorId="503197E2" wp14:editId="199C9A23">
+          <wp:inline distT="0" distB="0" distL="0" distR="0" wp14:anchorId="0C6F9CE7" wp14:editId="30E307CF">
             <wp:extent cx="5334000" cy="2325457"/>
             <wp:effectExtent l="0" t="0" r="0" b="0"/>
             <wp:docPr id="21" name="Picture" descr="Projects screen — + New Project"/>
@@ -1655,7 +1655,7 @@
         <w:pStyle w:val="1"/>
       </w:pPr>
       <w:bookmarkStart w:id="12" w:name="creating-your-first-simulation-6-steps"/>
-      <w:bookmarkStart w:id="13" w:name="_Toc232720390"/>
+      <w:bookmarkStart w:id="13" w:name="_Toc232782471"/>
       <w:bookmarkEnd w:id="10"/>
       <w:r>
         <w:t>Creating Your First Simulation (6 steps)</w:t>
@@ -1992,7 +1992,7 @@
         </w:rPr>
         <w:lastRenderedPageBreak/>
         <w:drawing>
-          <wp:inline distT="0" distB="0" distL="0" distR="0" wp14:anchorId="27D1ECCF" wp14:editId="3B768E9A">
+          <wp:inline distT="0" distB="0" distL="0" distR="0" wp14:anchorId="10AF6B64" wp14:editId="34B790FA">
             <wp:extent cx="5334000" cy="2725864"/>
             <wp:effectExtent l="0" t="0" r="0" b="0"/>
             <wp:docPr id="25" name="Picture" descr="Step 1 — product details"/>
@@ -2051,7 +2051,7 @@
           <w:noProof/>
         </w:rPr>
         <w:drawing>
-          <wp:inline distT="0" distB="0" distL="0" distR="0" wp14:anchorId="4E4975C6" wp14:editId="7337FFDF">
+          <wp:inline distT="0" distB="0" distL="0" distR="0" wp14:anchorId="0141A2C3" wp14:editId="4E0DC172">
             <wp:extent cx="5334000" cy="2745125"/>
             <wp:effectExtent l="0" t="0" r="0" b="0"/>
             <wp:docPr id="28" name="Picture" descr="Step 3 — target market selection"/>
@@ -2113,7 +2113,7 @@
           <w:b/>
           <w:bCs/>
         </w:rPr>
-        <w:t>a few minutes</w:t>
+        <w:t>5-6 minutes</w:t>
       </w:r>
       <w:r>
         <w:t>.</w:t>
@@ -2129,7 +2129,7 @@
         </w:rPr>
         <w:lastRenderedPageBreak/>
         <w:drawing>
-          <wp:inline distT="0" distB="0" distL="0" distR="0" wp14:anchorId="46601123" wp14:editId="6E7E40C2">
+          <wp:inline distT="0" distB="0" distL="0" distR="0" wp14:anchorId="00C30B82" wp14:editId="559D380B">
             <wp:extent cx="5334000" cy="2351074"/>
             <wp:effectExtent l="0" t="0" r="0" b="0"/>
             <wp:docPr id="31" name="Picture" descr="Simulation in progress / complete"/>
@@ -2184,7 +2184,7 @@
         <w:pStyle w:val="1"/>
       </w:pPr>
       <w:bookmarkStart w:id="14" w:name="reading-your-results"/>
-      <w:bookmarkStart w:id="15" w:name="_Toc232720391"/>
+      <w:bookmarkStart w:id="15" w:name="_Toc232782472"/>
       <w:bookmarkEnd w:id="12"/>
       <w:r>
         <w:t>Reading Your Results</w:t>
@@ -2250,7 +2250,7 @@
           <w:noProof/>
         </w:rPr>
         <w:drawing>
-          <wp:inline distT="0" distB="0" distL="0" distR="0" wp14:anchorId="7C873288" wp14:editId="69AA8683">
+          <wp:inline distT="0" distB="0" distL="0" distR="0" wp14:anchorId="0B7BD238" wp14:editId="283C7394">
             <wp:extent cx="5334000" cy="2554843"/>
             <wp:effectExtent l="0" t="0" r="0" b="0"/>
             <wp:docPr id="35" name="Picture" descr="Results — persona analysis"/>
@@ -2329,7 +2329,7 @@
         </w:rPr>
         <w:lastRenderedPageBreak/>
         <w:drawing>
-          <wp:inline distT="0" distB="0" distL="0" distR="0" wp14:anchorId="4DF73A36" wp14:editId="208115AB">
+          <wp:inline distT="0" distB="0" distL="0" distR="0" wp14:anchorId="322AC850" wp14:editId="2E536CD8">
             <wp:extent cx="5334000" cy="2617968"/>
             <wp:effectExtent l="0" t="0" r="0" b="0"/>
             <wp:docPr id="38" name="Picture" descr="Results — price optimization"/>
@@ -2417,7 +2417,7 @@
           <w:noProof/>
         </w:rPr>
         <w:drawing>
-          <wp:inline distT="0" distB="0" distL="0" distR="0" wp14:anchorId="1328F1C1" wp14:editId="24CF282C">
+          <wp:inline distT="0" distB="0" distL="0" distR="0" wp14:anchorId="518374C2" wp14:editId="3B230B99">
             <wp:extent cx="5334000" cy="2606952"/>
             <wp:effectExtent l="0" t="0" r="0" b="0"/>
             <wp:docPr id="41" name="Picture" descr="Results — investment / ROI decision"/>
@@ -2509,7 +2509,7 @@
         </w:rPr>
         <w:lastRenderedPageBreak/>
         <w:drawing>
-          <wp:inline distT="0" distB="0" distL="0" distR="0" wp14:anchorId="3A44D629" wp14:editId="7DD8A2E1">
+          <wp:inline distT="0" distB="0" distL="0" distR="0" wp14:anchorId="4A80AD3F" wp14:editId="45831A5C">
             <wp:extent cx="5334000" cy="2566054"/>
             <wp:effectExtent l="0" t="0" r="0" b="0"/>
             <wp:docPr id="44" name="Picture" descr="Results — recommended action matrix"/>
@@ -2582,7 +2582,7 @@
         <w:pStyle w:val="1"/>
       </w:pPr>
       <w:bookmarkStart w:id="16" w:name="beta-feedback-this-matters-most"/>
-      <w:bookmarkStart w:id="17" w:name="_Toc232720392"/>
+      <w:bookmarkStart w:id="17" w:name="_Toc232782473"/>
       <w:bookmarkEnd w:id="14"/>
       <w:r>
         <w:t xml:space="preserve">Beta Feedback — This Matters Most </w:t>
@@ -2816,7 +2816,7 @@
         <w:pStyle w:val="1"/>
       </w:pPr>
       <w:bookmarkStart w:id="18" w:name="things-to-know-during-beta"/>
-      <w:bookmarkStart w:id="19" w:name="_Toc232720393"/>
+      <w:bookmarkStart w:id="19" w:name="_Toc232782474"/>
       <w:bookmarkEnd w:id="16"/>
       <w:r>
         <w:lastRenderedPageBreak/>
@@ -2986,7 +2986,7 @@
         <w:pStyle w:val="1"/>
       </w:pPr>
       <w:bookmarkStart w:id="20" w:name="faq-beta"/>
-      <w:bookmarkStart w:id="21" w:name="_Toc232720394"/>
+      <w:bookmarkStart w:id="21" w:name="_Toc232782475"/>
       <w:bookmarkEnd w:id="18"/>
       <w:r>
         <w:t>FAQ (Beta)</w:t>
@@ -3057,7 +3057,7 @@
         <w:t>Q. How long do results take?</w:t>
       </w:r>
       <w:r>
-        <w:t xml:space="preserve"> The sample demo takes 2–3 minutes; a real product validation usually a few minutes. It keeps running even if you close the screen.</w:t>
+        <w:t xml:space="preserve"> The sample demo takes 2–3 minutes; a real product validation usually 5-6 minutes. It keeps running even if you close the screen.</w:t>
       </w:r>
     </w:p>
     <w:p>
@@ -3110,7 +3110,7 @@
         <w:pStyle w:val="1"/>
       </w:pPr>
       <w:bookmarkStart w:id="22" w:name="contact-support"/>
-      <w:bookmarkStart w:id="23" w:name="_Toc232720395"/>
+      <w:bookmarkStart w:id="23" w:name="_Toc232782476"/>
       <w:bookmarkEnd w:id="20"/>
       <w:r>
         <w:t>Contact &amp; Support</w:t>
@@ -3407,7 +3407,7 @@
   <w:abstractNum w:abstractNumId="0" w15:restartNumberingAfterBreak="0">
     <w:nsid w:val="0000A990"/>
     <w:multiLevelType w:val="multilevel"/>
-    <w:tmpl w:val="8B2A31C4"/>
+    <w:tmpl w:val="486E28C6"/>
     <w:lvl w:ilvl="0">
       <w:numFmt w:val="bullet"/>
       <w:lvlText w:val=" "/>
@@ -3484,7 +3484,7 @@
   <w:abstractNum w:abstractNumId="1" w15:restartNumberingAfterBreak="0">
     <w:nsid w:val="0000A991"/>
     <w:multiLevelType w:val="multilevel"/>
-    <w:tmpl w:val="BA1E8A94"/>
+    <w:tmpl w:val="7FFA21C6"/>
     <w:lvl w:ilvl="0">
       <w:numFmt w:val="bullet"/>
       <w:lvlText w:val=""/>
@@ -3588,7 +3588,7 @@
   <w:abstractNum w:abstractNumId="2" w15:restartNumberingAfterBreak="0">
     <w:nsid w:val="00A99411"/>
     <w:multiLevelType w:val="multilevel"/>
-    <w:tmpl w:val="4DCE527A"/>
+    <w:tmpl w:val="CE728FF4"/>
     <w:lvl w:ilvl="0">
       <w:start w:val="1"/>
       <w:numFmt w:val="decimal"/>
@@ -3671,13 +3671,13 @@
       </w:pPr>
     </w:lvl>
   </w:abstractNum>
-  <w:num w:numId="1" w16cid:durableId="1406024813">
+  <w:num w:numId="1" w16cid:durableId="227687084">
     <w:abstractNumId w:val="0"/>
   </w:num>
-  <w:num w:numId="2" w16cid:durableId="1391030121">
+  <w:num w:numId="2" w16cid:durableId="706107294">
     <w:abstractNumId w:val="1"/>
   </w:num>
-  <w:num w:numId="3" w16cid:durableId="1011107360">
+  <w:num w:numId="3" w16cid:durableId="180361591">
     <w:abstractNumId w:val="2"/>
     <w:lvlOverride w:ilvl="0">
       <w:startOverride w:val="1"/>
@@ -3707,28 +3707,28 @@
       <w:startOverride w:val="1"/>
     </w:lvlOverride>
   </w:num>
-  <w:num w:numId="4" w16cid:durableId="938171973">
+  <w:num w:numId="4" w16cid:durableId="751706582">
     <w:abstractNumId w:val="1"/>
   </w:num>
-  <w:num w:numId="5" w16cid:durableId="1423913891">
+  <w:num w:numId="5" w16cid:durableId="1259411534">
     <w:abstractNumId w:val="1"/>
   </w:num>
-  <w:num w:numId="6" w16cid:durableId="16277656">
+  <w:num w:numId="6" w16cid:durableId="1629315821">
     <w:abstractNumId w:val="1"/>
   </w:num>
-  <w:num w:numId="7" w16cid:durableId="1357847114">
+  <w:num w:numId="7" w16cid:durableId="1596281837">
     <w:abstractNumId w:val="1"/>
   </w:num>
-  <w:num w:numId="8" w16cid:durableId="784622006">
+  <w:num w:numId="8" w16cid:durableId="1869222076">
     <w:abstractNumId w:val="1"/>
   </w:num>
-  <w:num w:numId="9" w16cid:durableId="2068217385">
+  <w:num w:numId="9" w16cid:durableId="518465879">
     <w:abstractNumId w:val="1"/>
   </w:num>
-  <w:num w:numId="10" w16cid:durableId="459492015">
+  <w:num w:numId="10" w16cid:durableId="1130440485">
     <w:abstractNumId w:val="1"/>
   </w:num>
-  <w:num w:numId="11" w16cid:durableId="447817959">
+  <w:num w:numId="11" w16cid:durableId="1297880521">
     <w:abstractNumId w:val="1"/>
   </w:num>
 </w:numbering>
@@ -4950,7 +4950,7 @@
     <w:name w:val="header"/>
     <w:basedOn w:val="a"/>
     <w:link w:val="Char2"/>
-    <w:rsid w:val="00EA01B7"/>
+    <w:rsid w:val="00F10413"/>
     <w:pPr>
       <w:tabs>
         <w:tab w:val="center" w:pos="4513"/>
@@ -4963,13 +4963,13 @@
     <w:name w:val="머리글 Char"/>
     <w:basedOn w:val="a1"/>
     <w:link w:val="ad"/>
-    <w:rsid w:val="00EA01B7"/>
+    <w:rsid w:val="00F10413"/>
   </w:style>
   <w:style w:type="paragraph" w:styleId="ae">
     <w:name w:val="footer"/>
     <w:basedOn w:val="a"/>
     <w:link w:val="Char3"/>
-    <w:rsid w:val="00EA01B7"/>
+    <w:rsid w:val="00F10413"/>
     <w:pPr>
       <w:tabs>
         <w:tab w:val="center" w:pos="4513"/>
@@ -4982,7 +4982,7 @@
     <w:name w:val="바닥글 Char"/>
     <w:basedOn w:val="a1"/>
     <w:link w:val="ae"/>
-    <w:rsid w:val="00EA01B7"/>
+    <w:rsid w:val="00F10413"/>
   </w:style>
   <w:style w:type="paragraph" w:styleId="10">
     <w:name w:val="toc 1"/>
@@ -4990,7 +4990,7 @@
     <w:next w:val="a"/>
     <w:autoRedefine/>
     <w:uiPriority w:val="39"/>
-    <w:rsid w:val="00EA01B7"/>
+    <w:rsid w:val="00F10413"/>
   </w:style>
   <w:style w:type="paragraph" w:styleId="20">
     <w:name w:val="toc 2"/>
@@ -4998,7 +4998,7 @@
     <w:next w:val="a"/>
     <w:autoRedefine/>
     <w:uiPriority w:val="39"/>
-    <w:rsid w:val="00EA01B7"/>
+    <w:rsid w:val="00F10413"/>
     <w:pPr>
       <w:ind w:leftChars="200" w:left="425"/>
     </w:pPr>
@@ -5006,7 +5006,7 @@
   <w:style w:type="character" w:styleId="af">
     <w:name w:val="page number"/>
     <w:basedOn w:val="a1"/>
-    <w:rsid w:val="00EA01B7"/>
+    <w:rsid w:val="00F10413"/>
   </w:style>
 </w:styles>
 </file>
